--- a/docs/report/out/Aystro_Research_Report_EN.docx
+++ b/docs/report/out/Aystro_Research_Report_EN.docx
@@ -2302,7 +2302,7 @@
           <w:sz w:val="23"/>
           <w:szCs w:val="23"/>
         </w:rPr>
-        <w:t>The per-class breakdown of the single-layer approach exposes the mechanism of the statistical constraint the hypothesis predicted.</w:t>
+        <w:t>The per-class breakdown of the single-layer approach exposes the mechanism of the statistical constraint the hypothesis predicted. It is presented here alongside the annotation distribution of the same project, so that the effect can be set against its direct cause.</w:t>
       </w:r>
     </w:p>
     <w:p>
@@ -2333,7 +2333,7 @@
           <w:sz w:val="19"/>
           <w:szCs w:val="19"/>
         </w:rPr>
-        <w:t>Per-class performance of the single-layer detector: a 6.35-point spread across represented classes, and total collapse on an unrepresented one.</w:t>
+        <w:t>Per-class performance of the single-layer detector against each class's share of the annotation budget. Total: 4,879 annotations.</w:t>
       </w:r>
     </w:p>
     <w:tbl>
@@ -2344,15 +2344,17 @@
         <w:tblLook w:firstColumn="1" w:firstRow="1" w:lastColumn="0" w:lastRow="0" w:noHBand="0" w:noVBand="1" w:val="04A0"/>
       </w:tblPr>
       <w:tblGrid>
-        <w:gridCol w:w="2239"/>
-        <w:gridCol w:w="2239"/>
-        <w:gridCol w:w="2239"/>
-        <w:gridCol w:w="2239"/>
+        <w:gridCol w:w="1493"/>
+        <w:gridCol w:w="1493"/>
+        <w:gridCol w:w="1493"/>
+        <w:gridCol w:w="1493"/>
+        <w:gridCol w:w="1493"/>
+        <w:gridCol w:w="1493"/>
       </w:tblGrid>
       <w:tr>
         <w:tc>
           <w:tcPr>
-            <w:tcW w:type="dxa" w:w="2239"/>
+            <w:tcW w:type="dxa" w:w="1493"/>
           </w:tcPr>
           <w:p>
             <w:pPr>
@@ -2376,7 +2378,55 @@
         </w:tc>
         <w:tc>
           <w:tcPr>
-            <w:tcW w:type="dxa" w:w="2239"/>
+            <w:tcW w:type="dxa" w:w="1493"/>
+          </w:tcPr>
+          <w:p>
+            <w:pPr>
+              <w:spacing w:before="60" w:after="60"/>
+              <w:jc w:val="left"/>
+            </w:pPr>
+            <w:r/>
+            <w:r>
+              <w:rPr>
+                <w:rFonts w:ascii="Times New Roman" w:hAnsi="Times New Roman" w:cs="Times New Roman"/>
+                <w:b/>
+                <w:bCs w:val="1"/>
+                <w:i w:val="0"/>
+                <w:color w:val="111111"/>
+                <w:sz w:val="20"/>
+                <w:szCs w:val="20"/>
+              </w:rPr>
+              <w:t>Annotations</w:t>
+            </w:r>
+          </w:p>
+        </w:tc>
+        <w:tc>
+          <w:tcPr>
+            <w:tcW w:type="dxa" w:w="1493"/>
+          </w:tcPr>
+          <w:p>
+            <w:pPr>
+              <w:spacing w:before="60" w:after="60"/>
+              <w:jc w:val="left"/>
+            </w:pPr>
+            <w:r/>
+            <w:r>
+              <w:rPr>
+                <w:rFonts w:ascii="Times New Roman" w:hAnsi="Times New Roman" w:cs="Times New Roman"/>
+                <w:b/>
+                <w:bCs w:val="1"/>
+                <w:i w:val="0"/>
+                <w:color w:val="111111"/>
+                <w:sz w:val="20"/>
+                <w:szCs w:val="20"/>
+              </w:rPr>
+              <w:t>Share</w:t>
+            </w:r>
+          </w:p>
+        </w:tc>
+        <w:tc>
+          <w:tcPr>
+            <w:tcW w:type="dxa" w:w="1493"/>
           </w:tcPr>
           <w:p>
             <w:pPr>
@@ -2400,7 +2450,7 @@
         </w:tc>
         <w:tc>
           <w:tcPr>
-            <w:tcW w:type="dxa" w:w="2239"/>
+            <w:tcW w:type="dxa" w:w="1493"/>
           </w:tcPr>
           <w:p>
             <w:pPr>
@@ -2424,7 +2474,7 @@
         </w:tc>
         <w:tc>
           <w:tcPr>
-            <w:tcW w:type="dxa" w:w="2239"/>
+            <w:tcW w:type="dxa" w:w="1493"/>
           </w:tcPr>
           <w:p>
             <w:pPr>
@@ -2450,7 +2500,287 @@
       <w:tr>
         <w:tc>
           <w:tcPr>
-            <w:tcW w:type="dxa" w:w="2239"/>
+            <w:tcW w:type="dxa" w:w="1493"/>
+          </w:tcPr>
+          <w:p>
+            <w:pPr>
+              <w:spacing w:before="60" w:after="60"/>
+              <w:jc w:val="left"/>
+            </w:pPr>
+            <w:r/>
+            <w:r>
+              <w:rPr>
+                <w:rFonts w:ascii="Times New Roman" w:hAnsi="Times New Roman" w:cs="Times New Roman"/>
+                <w:b w:val="0"/>
+                <w:i w:val="0"/>
+                <w:color w:val="111111"/>
+                <w:sz w:val="20"/>
+                <w:szCs w:val="20"/>
+              </w:rPr>
+              <w:t>coca-cola</w:t>
+            </w:r>
+          </w:p>
+        </w:tc>
+        <w:tc>
+          <w:tcPr>
+            <w:tcW w:type="dxa" w:w="1493"/>
+          </w:tcPr>
+          <w:p>
+            <w:pPr>
+              <w:spacing w:before="60" w:after="60"/>
+              <w:jc w:val="left"/>
+            </w:pPr>
+            <w:r/>
+            <w:r>
+              <w:rPr>
+                <w:rFonts w:ascii="Times New Roman" w:hAnsi="Times New Roman" w:cs="Times New Roman"/>
+                <w:b w:val="0"/>
+                <w:i w:val="0"/>
+                <w:color w:val="111111"/>
+                <w:sz w:val="20"/>
+                <w:szCs w:val="20"/>
+              </w:rPr>
+              <w:t>2,079</w:t>
+            </w:r>
+          </w:p>
+        </w:tc>
+        <w:tc>
+          <w:tcPr>
+            <w:tcW w:type="dxa" w:w="1493"/>
+          </w:tcPr>
+          <w:p>
+            <w:pPr>
+              <w:spacing w:before="60" w:after="60"/>
+              <w:jc w:val="left"/>
+            </w:pPr>
+            <w:r/>
+            <w:r>
+              <w:rPr>
+                <w:rFonts w:ascii="Times New Roman" w:hAnsi="Times New Roman" w:cs="Times New Roman"/>
+                <w:b w:val="0"/>
+                <w:i w:val="0"/>
+                <w:color w:val="111111"/>
+                <w:sz w:val="20"/>
+                <w:szCs w:val="20"/>
+              </w:rPr>
+              <w:t>42.6%</w:t>
+            </w:r>
+          </w:p>
+        </w:tc>
+        <w:tc>
+          <w:tcPr>
+            <w:tcW w:type="dxa" w:w="1493"/>
+          </w:tcPr>
+          <w:p>
+            <w:pPr>
+              <w:spacing w:before="60" w:after="60"/>
+              <w:jc w:val="left"/>
+            </w:pPr>
+            <w:r/>
+            <w:r>
+              <w:rPr>
+                <w:rFonts w:ascii="Times New Roman" w:hAnsi="Times New Roman" w:cs="Times New Roman"/>
+                <w:b w:val="0"/>
+                <w:i w:val="0"/>
+                <w:color w:val="111111"/>
+                <w:sz w:val="20"/>
+                <w:szCs w:val="20"/>
+              </w:rPr>
+              <w:t>89.27%</w:t>
+            </w:r>
+          </w:p>
+        </w:tc>
+        <w:tc>
+          <w:tcPr>
+            <w:tcW w:type="dxa" w:w="1493"/>
+          </w:tcPr>
+          <w:p>
+            <w:pPr>
+              <w:spacing w:before="60" w:after="60"/>
+              <w:jc w:val="left"/>
+            </w:pPr>
+            <w:r/>
+            <w:r>
+              <w:rPr>
+                <w:rFonts w:ascii="Times New Roman" w:hAnsi="Times New Roman" w:cs="Times New Roman"/>
+                <w:b w:val="0"/>
+                <w:i w:val="0"/>
+                <w:color w:val="111111"/>
+                <w:sz w:val="20"/>
+                <w:szCs w:val="20"/>
+              </w:rPr>
+              <w:t>91.2%</w:t>
+            </w:r>
+          </w:p>
+        </w:tc>
+        <w:tc>
+          <w:tcPr>
+            <w:tcW w:type="dxa" w:w="1493"/>
+          </w:tcPr>
+          <w:p>
+            <w:pPr>
+              <w:spacing w:before="60" w:after="60"/>
+              <w:jc w:val="left"/>
+            </w:pPr>
+            <w:r/>
+            <w:r>
+              <w:rPr>
+                <w:rFonts w:ascii="Times New Roman" w:hAnsi="Times New Roman" w:cs="Times New Roman"/>
+                <w:b w:val="0"/>
+                <w:i w:val="0"/>
+                <w:color w:val="111111"/>
+                <w:sz w:val="20"/>
+                <w:szCs w:val="20"/>
+              </w:rPr>
+              <w:t>85.4%</w:t>
+            </w:r>
+          </w:p>
+        </w:tc>
+      </w:tr>
+      <w:tr>
+        <w:tc>
+          <w:tcPr>
+            <w:tcW w:type="dxa" w:w="1493"/>
+          </w:tcPr>
+          <w:p>
+            <w:pPr>
+              <w:spacing w:before="60" w:after="60"/>
+              <w:jc w:val="left"/>
+            </w:pPr>
+            <w:r/>
+            <w:r>
+              <w:rPr>
+                <w:rFonts w:ascii="Times New Roman" w:hAnsi="Times New Roman" w:cs="Times New Roman"/>
+                <w:b w:val="0"/>
+                <w:i w:val="0"/>
+                <w:color w:val="111111"/>
+                <w:sz w:val="20"/>
+                <w:szCs w:val="20"/>
+              </w:rPr>
+              <w:t>cappy</w:t>
+            </w:r>
+          </w:p>
+        </w:tc>
+        <w:tc>
+          <w:tcPr>
+            <w:tcW w:type="dxa" w:w="1493"/>
+          </w:tcPr>
+          <w:p>
+            <w:pPr>
+              <w:spacing w:before="60" w:after="60"/>
+              <w:jc w:val="left"/>
+            </w:pPr>
+            <w:r/>
+            <w:r>
+              <w:rPr>
+                <w:rFonts w:ascii="Times New Roman" w:hAnsi="Times New Roman" w:cs="Times New Roman"/>
+                <w:b w:val="0"/>
+                <w:i w:val="0"/>
+                <w:color w:val="111111"/>
+                <w:sz w:val="20"/>
+                <w:szCs w:val="20"/>
+              </w:rPr>
+              <w:t>948</w:t>
+            </w:r>
+          </w:p>
+        </w:tc>
+        <w:tc>
+          <w:tcPr>
+            <w:tcW w:type="dxa" w:w="1493"/>
+          </w:tcPr>
+          <w:p>
+            <w:pPr>
+              <w:spacing w:before="60" w:after="60"/>
+              <w:jc w:val="left"/>
+            </w:pPr>
+            <w:r/>
+            <w:r>
+              <w:rPr>
+                <w:rFonts w:ascii="Times New Roman" w:hAnsi="Times New Roman" w:cs="Times New Roman"/>
+                <w:b w:val="0"/>
+                <w:i w:val="0"/>
+                <w:color w:val="111111"/>
+                <w:sz w:val="20"/>
+                <w:szCs w:val="20"/>
+              </w:rPr>
+              <w:t>19.4%</w:t>
+            </w:r>
+          </w:p>
+        </w:tc>
+        <w:tc>
+          <w:tcPr>
+            <w:tcW w:type="dxa" w:w="1493"/>
+          </w:tcPr>
+          <w:p>
+            <w:pPr>
+              <w:spacing w:before="60" w:after="60"/>
+              <w:jc w:val="left"/>
+            </w:pPr>
+            <w:r/>
+            <w:r>
+              <w:rPr>
+                <w:rFonts w:ascii="Times New Roman" w:hAnsi="Times New Roman" w:cs="Times New Roman"/>
+                <w:b w:val="0"/>
+                <w:i w:val="0"/>
+                <w:color w:val="111111"/>
+                <w:sz w:val="20"/>
+                <w:szCs w:val="20"/>
+              </w:rPr>
+              <w:t>85.62%</w:t>
+            </w:r>
+          </w:p>
+        </w:tc>
+        <w:tc>
+          <w:tcPr>
+            <w:tcW w:type="dxa" w:w="1493"/>
+          </w:tcPr>
+          <w:p>
+            <w:pPr>
+              <w:spacing w:before="60" w:after="60"/>
+              <w:jc w:val="left"/>
+            </w:pPr>
+            <w:r/>
+            <w:r>
+              <w:rPr>
+                <w:rFonts w:ascii="Times New Roman" w:hAnsi="Times New Roman" w:cs="Times New Roman"/>
+                <w:b w:val="0"/>
+                <w:i w:val="0"/>
+                <w:color w:val="111111"/>
+                <w:sz w:val="20"/>
+                <w:szCs w:val="20"/>
+              </w:rPr>
+              <w:t>87.8%</w:t>
+            </w:r>
+          </w:p>
+        </w:tc>
+        <w:tc>
+          <w:tcPr>
+            <w:tcW w:type="dxa" w:w="1493"/>
+          </w:tcPr>
+          <w:p>
+            <w:pPr>
+              <w:spacing w:before="60" w:after="60"/>
+              <w:jc w:val="left"/>
+            </w:pPr>
+            <w:r/>
+            <w:r>
+              <w:rPr>
+                <w:rFonts w:ascii="Times New Roman" w:hAnsi="Times New Roman" w:cs="Times New Roman"/>
+                <w:b w:val="0"/>
+                <w:i w:val="0"/>
+                <w:color w:val="111111"/>
+                <w:sz w:val="20"/>
+                <w:szCs w:val="20"/>
+              </w:rPr>
+              <w:t>81.5%</w:t>
+            </w:r>
+          </w:p>
+        </w:tc>
+      </w:tr>
+      <w:tr>
+        <w:tc>
+          <w:tcPr>
+            <w:tcW w:type="dxa" w:w="1493"/>
           </w:tcPr>
           <w:p>
             <w:pPr>
@@ -2473,7 +2803,53 @@
         </w:tc>
         <w:tc>
           <w:tcPr>
-            <w:tcW w:type="dxa" w:w="2239"/>
+            <w:tcW w:type="dxa" w:w="1493"/>
+          </w:tcPr>
+          <w:p>
+            <w:pPr>
+              <w:spacing w:before="60" w:after="60"/>
+              <w:jc w:val="left"/>
+            </w:pPr>
+            <w:r/>
+            <w:r>
+              <w:rPr>
+                <w:rFonts w:ascii="Times New Roman" w:hAnsi="Times New Roman" w:cs="Times New Roman"/>
+                <w:b w:val="0"/>
+                <w:i w:val="0"/>
+                <w:color w:val="111111"/>
+                <w:sz w:val="20"/>
+                <w:szCs w:val="20"/>
+              </w:rPr>
+              <w:t>661</w:t>
+            </w:r>
+          </w:p>
+        </w:tc>
+        <w:tc>
+          <w:tcPr>
+            <w:tcW w:type="dxa" w:w="1493"/>
+          </w:tcPr>
+          <w:p>
+            <w:pPr>
+              <w:spacing w:before="60" w:after="60"/>
+              <w:jc w:val="left"/>
+            </w:pPr>
+            <w:r/>
+            <w:r>
+              <w:rPr>
+                <w:rFonts w:ascii="Times New Roman" w:hAnsi="Times New Roman" w:cs="Times New Roman"/>
+                <w:b w:val="0"/>
+                <w:i w:val="0"/>
+                <w:color w:val="111111"/>
+                <w:sz w:val="20"/>
+                <w:szCs w:val="20"/>
+              </w:rPr>
+              <w:t>13.5%</w:t>
+            </w:r>
+          </w:p>
+        </w:tc>
+        <w:tc>
+          <w:tcPr>
+            <w:tcW w:type="dxa" w:w="1493"/>
           </w:tcPr>
           <w:p>
             <w:pPr>
@@ -2496,7 +2872,7 @@
         </w:tc>
         <w:tc>
           <w:tcPr>
-            <w:tcW w:type="dxa" w:w="2239"/>
+            <w:tcW w:type="dxa" w:w="1493"/>
           </w:tcPr>
           <w:p>
             <w:pPr>
@@ -2519,7 +2895,7 @@
         </w:tc>
         <w:tc>
           <w:tcPr>
-            <w:tcW w:type="dxa" w:w="2239"/>
+            <w:tcW w:type="dxa" w:w="1493"/>
           </w:tcPr>
           <w:p>
             <w:pPr>
@@ -2544,101 +2920,7 @@
       <w:tr>
         <w:tc>
           <w:tcPr>
-            <w:tcW w:type="dxa" w:w="2239"/>
-          </w:tcPr>
-          <w:p>
-            <w:pPr>
-              <w:spacing w:before="60" w:after="60"/>
-              <w:jc w:val="left"/>
-            </w:pPr>
-            <w:r/>
-            <w:r>
-              <w:rPr>
-                <w:rFonts w:ascii="Times New Roman" w:hAnsi="Times New Roman" w:cs="Times New Roman"/>
-                <w:b w:val="0"/>
-                <w:i w:val="0"/>
-                <w:color w:val="111111"/>
-                <w:sz w:val="20"/>
-                <w:szCs w:val="20"/>
-              </w:rPr>
-              <w:t>coca-cola</w:t>
-            </w:r>
-          </w:p>
-        </w:tc>
-        <w:tc>
-          <w:tcPr>
-            <w:tcW w:type="dxa" w:w="2239"/>
-          </w:tcPr>
-          <w:p>
-            <w:pPr>
-              <w:spacing w:before="60" w:after="60"/>
-              <w:jc w:val="left"/>
-            </w:pPr>
-            <w:r/>
-            <w:r>
-              <w:rPr>
-                <w:rFonts w:ascii="Times New Roman" w:hAnsi="Times New Roman" w:cs="Times New Roman"/>
-                <w:b w:val="0"/>
-                <w:i w:val="0"/>
-                <w:color w:val="111111"/>
-                <w:sz w:val="20"/>
-                <w:szCs w:val="20"/>
-              </w:rPr>
-              <w:t>89.27%</w:t>
-            </w:r>
-          </w:p>
-        </w:tc>
-        <w:tc>
-          <w:tcPr>
-            <w:tcW w:type="dxa" w:w="2239"/>
-          </w:tcPr>
-          <w:p>
-            <w:pPr>
-              <w:spacing w:before="60" w:after="60"/>
-              <w:jc w:val="left"/>
-            </w:pPr>
-            <w:r/>
-            <w:r>
-              <w:rPr>
-                <w:rFonts w:ascii="Times New Roman" w:hAnsi="Times New Roman" w:cs="Times New Roman"/>
-                <w:b w:val="0"/>
-                <w:i w:val="0"/>
-                <w:color w:val="111111"/>
-                <w:sz w:val="20"/>
-                <w:szCs w:val="20"/>
-              </w:rPr>
-              <w:t>91.2%</w:t>
-            </w:r>
-          </w:p>
-        </w:tc>
-        <w:tc>
-          <w:tcPr>
-            <w:tcW w:type="dxa" w:w="2239"/>
-          </w:tcPr>
-          <w:p>
-            <w:pPr>
-              <w:spacing w:before="60" w:after="60"/>
-              <w:jc w:val="left"/>
-            </w:pPr>
-            <w:r/>
-            <w:r>
-              <w:rPr>
-                <w:rFonts w:ascii="Times New Roman" w:hAnsi="Times New Roman" w:cs="Times New Roman"/>
-                <w:b w:val="0"/>
-                <w:i w:val="0"/>
-                <w:color w:val="111111"/>
-                <w:sz w:val="20"/>
-                <w:szCs w:val="20"/>
-              </w:rPr>
-              <w:t>85.4%</w:t>
-            </w:r>
-          </w:p>
-        </w:tc>
-      </w:tr>
-      <w:tr>
-        <w:tc>
-          <w:tcPr>
-            <w:tcW w:type="dxa" w:w="2239"/>
+            <w:tcW w:type="dxa" w:w="1493"/>
           </w:tcPr>
           <w:p>
             <w:pPr>
@@ -2661,7 +2943,53 @@
         </w:tc>
         <w:tc>
           <w:tcPr>
-            <w:tcW w:type="dxa" w:w="2239"/>
+            <w:tcW w:type="dxa" w:w="1493"/>
+          </w:tcPr>
+          <w:p>
+            <w:pPr>
+              <w:spacing w:before="60" w:after="60"/>
+              <w:jc w:val="left"/>
+            </w:pPr>
+            <w:r/>
+            <w:r>
+              <w:rPr>
+                <w:rFonts w:ascii="Times New Roman" w:hAnsi="Times New Roman" w:cs="Times New Roman"/>
+                <w:b w:val="0"/>
+                <w:i w:val="0"/>
+                <w:color w:val="111111"/>
+                <w:sz w:val="20"/>
+                <w:szCs w:val="20"/>
+              </w:rPr>
+              <w:t>651</w:t>
+            </w:r>
+          </w:p>
+        </w:tc>
+        <w:tc>
+          <w:tcPr>
+            <w:tcW w:type="dxa" w:w="1493"/>
+          </w:tcPr>
+          <w:p>
+            <w:pPr>
+              <w:spacing w:before="60" w:after="60"/>
+              <w:jc w:val="left"/>
+            </w:pPr>
+            <w:r/>
+            <w:r>
+              <w:rPr>
+                <w:rFonts w:ascii="Times New Roman" w:hAnsi="Times New Roman" w:cs="Times New Roman"/>
+                <w:b w:val="0"/>
+                <w:i w:val="0"/>
+                <w:color w:val="111111"/>
+                <w:sz w:val="20"/>
+                <w:szCs w:val="20"/>
+              </w:rPr>
+              <w:t>13.3%</w:t>
+            </w:r>
+          </w:p>
+        </w:tc>
+        <w:tc>
+          <w:tcPr>
+            <w:tcW w:type="dxa" w:w="1493"/>
           </w:tcPr>
           <w:p>
             <w:pPr>
@@ -2684,7 +3012,7 @@
         </w:tc>
         <w:tc>
           <w:tcPr>
-            <w:tcW w:type="dxa" w:w="2239"/>
+            <w:tcW w:type="dxa" w:w="1493"/>
           </w:tcPr>
           <w:p>
             <w:pPr>
@@ -2707,7 +3035,7 @@
         </w:tc>
         <w:tc>
           <w:tcPr>
-            <w:tcW w:type="dxa" w:w="2239"/>
+            <w:tcW w:type="dxa" w:w="1493"/>
           </w:tcPr>
           <w:p>
             <w:pPr>
@@ -2732,7 +3060,7 @@
       <w:tr>
         <w:tc>
           <w:tcPr>
-            <w:tcW w:type="dxa" w:w="2239"/>
+            <w:tcW w:type="dxa" w:w="1493"/>
           </w:tcPr>
           <w:p>
             <w:pPr>
@@ -2755,7 +3083,53 @@
         </w:tc>
         <w:tc>
           <w:tcPr>
-            <w:tcW w:type="dxa" w:w="2239"/>
+            <w:tcW w:type="dxa" w:w="1493"/>
+          </w:tcPr>
+          <w:p>
+            <w:pPr>
+              <w:spacing w:before="60" w:after="60"/>
+              <w:jc w:val="left"/>
+            </w:pPr>
+            <w:r/>
+            <w:r>
+              <w:rPr>
+                <w:rFonts w:ascii="Times New Roman" w:hAnsi="Times New Roman" w:cs="Times New Roman"/>
+                <w:b w:val="0"/>
+                <w:i w:val="0"/>
+                <w:color w:val="111111"/>
+                <w:sz w:val="20"/>
+                <w:szCs w:val="20"/>
+              </w:rPr>
+              <w:t>409</w:t>
+            </w:r>
+          </w:p>
+        </w:tc>
+        <w:tc>
+          <w:tcPr>
+            <w:tcW w:type="dxa" w:w="1493"/>
+          </w:tcPr>
+          <w:p>
+            <w:pPr>
+              <w:spacing w:before="60" w:after="60"/>
+              <w:jc w:val="left"/>
+            </w:pPr>
+            <w:r/>
+            <w:r>
+              <w:rPr>
+                <w:rFonts w:ascii="Times New Roman" w:hAnsi="Times New Roman" w:cs="Times New Roman"/>
+                <w:b w:val="0"/>
+                <w:i w:val="0"/>
+                <w:color w:val="111111"/>
+                <w:sz w:val="20"/>
+                <w:szCs w:val="20"/>
+              </w:rPr>
+              <w:t>8.4%</w:t>
+            </w:r>
+          </w:p>
+        </w:tc>
+        <w:tc>
+          <w:tcPr>
+            <w:tcW w:type="dxa" w:w="1493"/>
           </w:tcPr>
           <w:p>
             <w:pPr>
@@ -2778,7 +3152,7 @@
         </w:tc>
         <w:tc>
           <w:tcPr>
-            <w:tcW w:type="dxa" w:w="2239"/>
+            <w:tcW w:type="dxa" w:w="1493"/>
           </w:tcPr>
           <w:p>
             <w:pPr>
@@ -2801,7 +3175,7 @@
         </w:tc>
         <w:tc>
           <w:tcPr>
-            <w:tcW w:type="dxa" w:w="2239"/>
+            <w:tcW w:type="dxa" w:w="1493"/>
           </w:tcPr>
           <w:p>
             <w:pPr>
@@ -2826,101 +3200,7 @@
       <w:tr>
         <w:tc>
           <w:tcPr>
-            <w:tcW w:type="dxa" w:w="2239"/>
-          </w:tcPr>
-          <w:p>
-            <w:pPr>
-              <w:spacing w:before="60" w:after="60"/>
-              <w:jc w:val="left"/>
-            </w:pPr>
-            <w:r/>
-            <w:r>
-              <w:rPr>
-                <w:rFonts w:ascii="Times New Roman" w:hAnsi="Times New Roman" w:cs="Times New Roman"/>
-                <w:b w:val="0"/>
-                <w:i w:val="0"/>
-                <w:color w:val="111111"/>
-                <w:sz w:val="20"/>
-                <w:szCs w:val="20"/>
-              </w:rPr>
-              <w:t>cappy</w:t>
-            </w:r>
-          </w:p>
-        </w:tc>
-        <w:tc>
-          <w:tcPr>
-            <w:tcW w:type="dxa" w:w="2239"/>
-          </w:tcPr>
-          <w:p>
-            <w:pPr>
-              <w:spacing w:before="60" w:after="60"/>
-              <w:jc w:val="left"/>
-            </w:pPr>
-            <w:r/>
-            <w:r>
-              <w:rPr>
-                <w:rFonts w:ascii="Times New Roman" w:hAnsi="Times New Roman" w:cs="Times New Roman"/>
-                <w:b w:val="0"/>
-                <w:i w:val="0"/>
-                <w:color w:val="111111"/>
-                <w:sz w:val="20"/>
-                <w:szCs w:val="20"/>
-              </w:rPr>
-              <w:t>85.62%</w:t>
-            </w:r>
-          </w:p>
-        </w:tc>
-        <w:tc>
-          <w:tcPr>
-            <w:tcW w:type="dxa" w:w="2239"/>
-          </w:tcPr>
-          <w:p>
-            <w:pPr>
-              <w:spacing w:before="60" w:after="60"/>
-              <w:jc w:val="left"/>
-            </w:pPr>
-            <w:r/>
-            <w:r>
-              <w:rPr>
-                <w:rFonts w:ascii="Times New Roman" w:hAnsi="Times New Roman" w:cs="Times New Roman"/>
-                <w:b w:val="0"/>
-                <w:i w:val="0"/>
-                <w:color w:val="111111"/>
-                <w:sz w:val="20"/>
-                <w:szCs w:val="20"/>
-              </w:rPr>
-              <w:t>87.8%</w:t>
-            </w:r>
-          </w:p>
-        </w:tc>
-        <w:tc>
-          <w:tcPr>
-            <w:tcW w:type="dxa" w:w="2239"/>
-          </w:tcPr>
-          <w:p>
-            <w:pPr>
-              <w:spacing w:before="60" w:after="60"/>
-              <w:jc w:val="left"/>
-            </w:pPr>
-            <w:r/>
-            <w:r>
-              <w:rPr>
-                <w:rFonts w:ascii="Times New Roman" w:hAnsi="Times New Roman" w:cs="Times New Roman"/>
-                <w:b w:val="0"/>
-                <w:i w:val="0"/>
-                <w:color w:val="111111"/>
-                <w:sz w:val="20"/>
-                <w:szCs w:val="20"/>
-              </w:rPr>
-              <w:t>81.5%</w:t>
-            </w:r>
-          </w:p>
-        </w:tc>
-      </w:tr>
-      <w:tr>
-        <w:tc>
-          <w:tcPr>
-            <w:tcW w:type="dxa" w:w="2239"/>
+            <w:tcW w:type="dxa" w:w="1493"/>
           </w:tcPr>
           <w:p>
             <w:pPr>
@@ -2943,7 +3223,53 @@
         </w:tc>
         <w:tc>
           <w:tcPr>
-            <w:tcW w:type="dxa" w:w="2239"/>
+            <w:tcW w:type="dxa" w:w="1493"/>
+          </w:tcPr>
+          <w:p>
+            <w:pPr>
+              <w:spacing w:before="60" w:after="60"/>
+              <w:jc w:val="left"/>
+            </w:pPr>
+            <w:r/>
+            <w:r>
+              <w:rPr>
+                <w:rFonts w:ascii="Times New Roman" w:hAnsi="Times New Roman" w:cs="Times New Roman"/>
+                <w:b w:val="0"/>
+                <w:i w:val="0"/>
+                <w:color w:val="111111"/>
+                <w:sz w:val="20"/>
+                <w:szCs w:val="20"/>
+              </w:rPr>
+              <w:t>131</w:t>
+            </w:r>
+          </w:p>
+        </w:tc>
+        <w:tc>
+          <w:tcPr>
+            <w:tcW w:type="dxa" w:w="1493"/>
+          </w:tcPr>
+          <w:p>
+            <w:pPr>
+              <w:spacing w:before="60" w:after="60"/>
+              <w:jc w:val="left"/>
+            </w:pPr>
+            <w:r/>
+            <w:r>
+              <w:rPr>
+                <w:rFonts w:ascii="Times New Roman" w:hAnsi="Times New Roman" w:cs="Times New Roman"/>
+                <w:b w:val="0"/>
+                <w:i w:val="0"/>
+                <w:color w:val="111111"/>
+                <w:sz w:val="20"/>
+                <w:szCs w:val="20"/>
+              </w:rPr>
+              <w:t>2.7%</w:t>
+            </w:r>
+          </w:p>
+        </w:tc>
+        <w:tc>
+          <w:tcPr>
+            <w:tcW w:type="dxa" w:w="1493"/>
           </w:tcPr>
           <w:p>
             <w:pPr>
@@ -2966,7 +3292,7 @@
         </w:tc>
         <w:tc>
           <w:tcPr>
-            <w:tcW w:type="dxa" w:w="2239"/>
+            <w:tcW w:type="dxa" w:w="1493"/>
           </w:tcPr>
           <w:p>
             <w:pPr>
@@ -2989,7 +3315,7 @@
         </w:tc>
         <w:tc>
           <w:tcPr>
-            <w:tcW w:type="dxa" w:w="2239"/>
+            <w:tcW w:type="dxa" w:w="1493"/>
           </w:tcPr>
           <w:p>
             <w:pPr>
@@ -3033,6 +3359,42 @@
           <w:szCs w:val="23"/>
         </w:rPr>
         <w:t>Performance varies by 6.35 points between the strongest represented class and the weakest, and the pepsi class collapses entirely for lack of any representation in the test split. This is signal starvation exactly: a limited training signal divided six ways produces uneven performance bounded by its weakest class, not its strongest.</w:t>
+      </w:r>
+    </w:p>
+    <w:p>
+      <w:pPr>
+        <w:keepNext w:val="0"/>
+        <w:spacing w:after="160" w:before="0" w:line="348" w:lineRule="auto"/>
+        <w:jc w:val="both"/>
+      </w:pPr>
+      <w:r>
+        <w:rPr>
+          <w:rFonts w:ascii="Times New Roman" w:hAnsi="Times New Roman" w:cs="Times New Roman"/>
+          <w:b w:val="0"/>
+          <w:i w:val="0"/>
+          <w:color w:val="111111"/>
+          <w:sz w:val="23"/>
+          <w:szCs w:val="23"/>
+        </w:rPr>
+        <w:t>The annotation distribution deserves careful reading, because it does not say what it might be assumed to say. Among the represented classes the relationship between annotation count and performance is not monotonic: xl_energy, with 661 annotations, outperforms coca-cola with 2,079 — so tripling the data does not necessarily buy accuracy. The correct reading is that there is a floor of representation: above it, performance settles into a narrow band not governed by volume alone; below it, the class collapses outright. At a 2.7% share, pepsi is the only class beneath that floor — and the only one that collapsed.</w:t>
+      </w:r>
+    </w:p>
+    <w:p>
+      <w:pPr>
+        <w:keepNext w:val="0"/>
+        <w:spacing w:after="160" w:before="0" w:line="348" w:lineRule="auto"/>
+        <w:jc w:val="both"/>
+      </w:pPr>
+      <w:r>
+        <w:rPr>
+          <w:rFonts w:ascii="Times New Roman" w:hAnsi="Times New Roman" w:cs="Times New Roman"/>
+          <w:b w:val="0"/>
+          <w:i w:val="0"/>
+          <w:color w:val="111111"/>
+          <w:sz w:val="23"/>
+          <w:szCs w:val="23"/>
+        </w:rPr>
+        <w:t>The architectural implication is that the problem is not data scarcity in aggregate but its division. Splitting the budget six ways is what pushed the weakest class below the floor of representation; had the same signal been directed entirely at one class, no class would have been beneath the floor at all. That is precisely what the next approach does.</w:t>
       </w:r>
     </w:p>
     <w:p>

--- a/docs/report/out/Aystro_Research_Report_EN.docx
+++ b/docs/report/out/Aystro_Research_Report_EN.docx
@@ -2308,6 +2308,77 @@
     <w:p>
       <w:pPr>
         <w:keepNext/>
+        <w:spacing w:before="240" w:after="80"/>
+        <w:jc w:val="center"/>
+      </w:pPr>
+      <w:r>
+        <w:drawing>
+          <wp:inline xmlns:a="http://schemas.openxmlformats.org/drawingml/2006/main" xmlns:pic="http://schemas.openxmlformats.org/drawingml/2006/picture">
+            <wp:extent cx="3623486" cy="5580000"/>
+            <wp:docPr id="2" name="Picture 2"/>
+            <wp:cNvGraphicFramePr>
+              <a:graphicFrameLocks noChangeAspect="1"/>
+            </wp:cNvGraphicFramePr>
+            <a:graphic>
+              <a:graphicData uri="http://schemas.openxmlformats.org/drawingml/2006/picture">
+                <pic:pic>
+                  <pic:nvPicPr>
+                    <pic:cNvPr id="0" name="fig_app_v1.jpg"/>
+                    <pic:cNvPicPr/>
+                  </pic:nvPicPr>
+                  <pic:blipFill>
+                    <a:blip r:embed="rId10"/>
+                    <a:stretch>
+                      <a:fillRect/>
+                    </a:stretch>
+                  </pic:blipFill>
+                  <pic:spPr>
+                    <a:xfrm>
+                      <a:off x="0" y="0"/>
+                      <a:ext cx="3623486" cy="5580000"/>
+                    </a:xfrm>
+                    <a:prstGeom prst="rect"/>
+                  </pic:spPr>
+                </pic:pic>
+              </a:graphicData>
+            </a:graphic>
+          </wp:inline>
+        </w:drawing>
+      </w:r>
+    </w:p>
+    <w:p>
+      <w:pPr>
+        <w:spacing w:after="280"/>
+        <w:jc w:val="center"/>
+      </w:pPr>
+      <w:r>
+        <w:rPr>
+          <w:rFonts w:ascii="Times New Roman" w:hAnsi="Times New Roman" w:cs="Times New Roman"/>
+          <w:b/>
+          <w:bCs w:val="1"/>
+          <w:i w:val="0"/>
+          <w:color w:val="555555"/>
+          <w:sz w:val="19"/>
+          <w:szCs w:val="19"/>
+        </w:rPr>
+        <w:t xml:space="preserve">Figure 2. </w:t>
+      </w:r>
+      <w:r>
+        <w:rPr>
+          <w:rFonts w:ascii="Times New Roman" w:hAnsi="Times New Roman" w:cs="Times New Roman"/>
+          <w:b w:val="0"/>
+          <w:i/>
+          <w:iCs w:val="1"/>
+          <w:color w:val="555555"/>
+          <w:sz w:val="19"/>
+          <w:szCs w:val="19"/>
+        </w:rPr>
+        <w:t>The single-layer approach on a real shelf: 75 detections, every label at brand level only — this approach's ceiling by construction, since its classes are the brands themselves. The share-of-shelf figures beneath are computed at the same level. The domain conditions described in Section 7 are also visible here: high display density, mutual occlusion, and reflections off the glass.</w:t>
+      </w:r>
+    </w:p>
+    <w:p>
+      <w:pPr>
+        <w:keepNext/>
         <w:spacing w:before="240" w:after="100"/>
         <w:jc w:val="center"/>
       </w:pPr>
@@ -3425,7 +3496,7 @@
         <w:drawing>
           <wp:inline xmlns:a="http://schemas.openxmlformats.org/drawingml/2006/main" xmlns:pic="http://schemas.openxmlformats.org/drawingml/2006/picture">
             <wp:extent cx="5544000" cy="2128369"/>
-            <wp:docPr id="2" name="Picture 2"/>
+            <wp:docPr id="3" name="Picture 3"/>
             <wp:cNvGraphicFramePr>
               <a:graphicFrameLocks noChangeAspect="1"/>
             </wp:cNvGraphicFramePr>
@@ -3437,7 +3508,7 @@
                     <pic:cNvPicPr/>
                   </pic:nvPicPr>
                   <pic:blipFill>
-                    <a:blip r:embed="rId10"/>
+                    <a:blip r:embed="rId11"/>
                     <a:stretch>
                       <a:fillRect/>
                     </a:stretch>
@@ -3471,7 +3542,7 @@
           <w:sz w:val="19"/>
           <w:szCs w:val="19"/>
         </w:rPr>
-        <w:t xml:space="preserve">Figure 2. </w:t>
+        <w:t xml:space="preserve">Figure 3. </w:t>
       </w:r>
       <w:r>
         <w:rPr>
@@ -4570,6 +4641,77 @@
     </w:p>
     <w:p>
       <w:pPr>
+        <w:keepNext/>
+        <w:spacing w:before="240" w:after="80"/>
+        <w:jc w:val="center"/>
+      </w:pPr>
+      <w:r>
+        <w:drawing>
+          <wp:inline xmlns:a="http://schemas.openxmlformats.org/drawingml/2006/main" xmlns:pic="http://schemas.openxmlformats.org/drawingml/2006/picture">
+            <wp:extent cx="5544000" cy="4032000"/>
+            <wp:docPr id="4" name="Picture 4"/>
+            <wp:cNvGraphicFramePr>
+              <a:graphicFrameLocks noChangeAspect="1"/>
+            </wp:cNvGraphicFramePr>
+            <a:graphic>
+              <a:graphicData uri="http://schemas.openxmlformats.org/drawingml/2006/picture">
+                <pic:pic>
+                  <pic:nvPicPr>
+                    <pic:cNvPr id="0" name="fig_app_v2_variants.jpg"/>
+                    <pic:cNvPicPr/>
+                  </pic:nvPicPr>
+                  <pic:blipFill>
+                    <a:blip r:embed="rId12"/>
+                    <a:stretch>
+                      <a:fillRect/>
+                    </a:stretch>
+                  </pic:blipFill>
+                  <pic:spPr>
+                    <a:xfrm>
+                      <a:off x="0" y="0"/>
+                      <a:ext cx="5544000" cy="4032000"/>
+                    </a:xfrm>
+                    <a:prstGeom prst="rect"/>
+                  </pic:spPr>
+                </pic:pic>
+              </a:graphicData>
+            </a:graphic>
+          </wp:inline>
+        </w:drawing>
+      </w:r>
+    </w:p>
+    <w:p>
+      <w:pPr>
+        <w:spacing w:after="280"/>
+        <w:jc w:val="center"/>
+      </w:pPr>
+      <w:r>
+        <w:rPr>
+          <w:rFonts w:ascii="Times New Roman" w:hAnsi="Times New Roman" w:cs="Times New Roman"/>
+          <w:b/>
+          <w:bCs w:val="1"/>
+          <w:i w:val="0"/>
+          <w:color w:val="555555"/>
+          <w:sz w:val="19"/>
+          <w:szCs w:val="19"/>
+        </w:rPr>
+        <w:t xml:space="preserve">Figure 4. </w:t>
+      </w:r>
+      <w:r>
+        <w:rPr>
+          <w:rFonts w:ascii="Times New Roman" w:hAnsi="Times New Roman" w:cs="Times New Roman"/>
+          <w:b w:val="0"/>
+          <w:i/>
+          <w:iCs w:val="1"/>
+          <w:color w:val="555555"/>
+          <w:sz w:val="19"/>
+          <w:szCs w:val="19"/>
+        </w:rPr>
+        <w:t>The multi-stage architecture on a real Cappy shelf: labels here are at flavour level (orange / mango / grape / lemon / strawberry) rather than brand level — this is what the routed variant layer produces, and it is directly comparable with the preceding figure. The low confidences visible (19%–67%) are not a display defect but a faithful reflection of what this section measures: the Cappy classifier is the weakest link in the system at 56.2% precision. This is precisely the case that required lowering the display threshold to 0.4 (Section 7) and directing active learning at this branch (Section 6) — since what is not shown cannot be corrected.</w:t>
+      </w:r>
+    </w:p>
+    <w:p>
+      <w:pPr>
         <w:keepNext w:val="0"/>
         <w:spacing w:after="160" w:before="0" w:line="348" w:lineRule="auto"/>
         <w:jc w:val="both"/>
@@ -5023,7 +5165,7 @@
         <w:drawing>
           <wp:inline xmlns:a="http://schemas.openxmlformats.org/drawingml/2006/main" xmlns:pic="http://schemas.openxmlformats.org/drawingml/2006/picture">
             <wp:extent cx="5544000" cy="2121138"/>
-            <wp:docPr id="3" name="Picture 3"/>
+            <wp:docPr id="5" name="Picture 5"/>
             <wp:cNvGraphicFramePr>
               <a:graphicFrameLocks noChangeAspect="1"/>
             </wp:cNvGraphicFramePr>
@@ -5035,7 +5177,7 @@
                     <pic:cNvPicPr/>
                   </pic:nvPicPr>
                   <pic:blipFill>
-                    <a:blip r:embed="rId11"/>
+                    <a:blip r:embed="rId13"/>
                     <a:stretch>
                       <a:fillRect/>
                     </a:stretch>
@@ -5069,7 +5211,7 @@
           <w:sz w:val="19"/>
           <w:szCs w:val="19"/>
         </w:rPr>
-        <w:t xml:space="preserve">Figure 3. </w:t>
+        <w:t xml:space="preserve">Figure 5. </w:t>
       </w:r>
       <w:r>
         <w:rPr>

--- a/docs/report/out/Aystro_Research_Report_EN.docx
+++ b/docs/report/out/Aystro_Research_Report_EN.docx
@@ -253,7 +253,7 @@
           <w:sz w:val="22"/>
           <w:szCs w:val="22"/>
         </w:rPr>
-        <w:t>The multi-stage approach outperformed the single-layer one on every detection metric: 93.33% mAP@50 against 88.62%, 76.49% mAP@50-95 against 70.09%, and 90.9% recall against 84.9% — and it did so even though the single-layer approach was evaluated on magnified tiles, which is the easier condition for detection. Its per-class breakdown exposes signal starvation directly: a 6.35-point spread across its represented classes, and total collapse on an unrepresented one.</w:t>
+        <w:t>Every accuracy figure in this study is measured at a single fixed confidence threshold of 0.70 — not at each class's own optimal threshold, since one system cannot run a different threshold per class. The multi-stage approach outperformed the single-layer one on all six detection metrics: 93.33% mAP@50 against 88.62%, 76.49% mAP@50-95 against 70.09%, and 80.7% recall against 74.0% — and it did so even though the single-layer approach was evaluated on magnified tiles, which is the easier condition for detection. Its per-class breakdown exposes signal starvation directly: a 6.35-point spread across its represented classes, and total collapse on an unrepresented one.</w:t>
       </w:r>
     </w:p>
     <w:p>
@@ -1580,6 +1580,42 @@
     </w:p>
     <w:p>
       <w:pPr>
+        <w:keepNext w:val="0"/>
+        <w:spacing w:after="160" w:before="0" w:line="348" w:lineRule="auto"/>
+        <w:jc w:val="both"/>
+      </w:pPr>
+      <w:r>
+        <w:rPr>
+          <w:rFonts w:ascii="Times New Roman" w:hAnsi="Times New Roman" w:cs="Times New Roman"/>
+          <w:b w:val="0"/>
+          <w:i w:val="0"/>
+          <w:color w:val="111111"/>
+          <w:sz w:val="23"/>
+          <w:szCs w:val="23"/>
+        </w:rPr>
+        <w:t>The accuracy of any classification system is measured at a declared confidence threshold: the model emits a confidence score with every prediction, and the prediction counts only if that score exceeds an agreed threshold. This study adopts a single fixed threshold of 0.70 for every classification figure it reports — for both detectors and all six classifiers.</w:t>
+      </w:r>
+    </w:p>
+    <w:p>
+      <w:pPr>
+        <w:keepNext w:val="0"/>
+        <w:spacing w:after="160" w:before="0" w:line="348" w:lineRule="auto"/>
+        <w:jc w:val="both"/>
+      </w:pPr>
+      <w:r>
+        <w:rPr>
+          <w:rFonts w:ascii="Times New Roman" w:hAnsi="Times New Roman" w:cs="Times New Roman"/>
+          <w:b w:val="0"/>
+          <w:i w:val="0"/>
+          <w:color w:val="111111"/>
+          <w:sz w:val="23"/>
+          <w:szCs w:val="23"/>
+        </w:rPr>
+        <w:t>This choice is methodological, not cosmetic. The evaluation tool computes for each class its own “optimal threshold”, the point at which that class performs best; here those range from zero to 0.91 depending on the class. Reporting each class at its own threshold yields high numbers but does not describe a single system, because a running system cannot apply a different threshold to each class simultaneously. A single fixed threshold describes what actually happens when the pipeline runs as one unit, and it is the stricter choice — the figures below are lower than their optimal-threshold counterparts, deliberately.</w:t>
+      </w:r>
+    </w:p>
+    <w:p>
+      <w:pPr>
         <w:keepNext/>
         <w:spacing w:before="240" w:after="100"/>
         <w:jc w:val="center"/>
@@ -1606,7 +1642,7 @@
           <w:sz w:val="19"/>
           <w:szCs w:val="19"/>
         </w:rPr>
-        <w:t>Both detectors on a held-out test split, with the same evaluation tool and the same model architecture.</w:t>
+        <w:t>Both detectors on a held-out test split, with the same evaluation tool and the same model architecture. Precision, recall and F1 at a 0.70 threshold for both; the mAP metrics are threshold-independent, being computed across all thresholds.</w:t>
       </w:r>
     </w:p>
     <w:tbl>
@@ -2045,7 +2081,7 @@
                 <w:sz w:val="20"/>
                 <w:szCs w:val="20"/>
               </w:rPr>
-              <w:t>88.9%</w:t>
+              <w:t>91.6%</w:t>
             </w:r>
           </w:p>
         </w:tc>
@@ -2068,7 +2104,7 @@
                 <w:sz w:val="20"/>
                 <w:szCs w:val="20"/>
               </w:rPr>
-              <w:t>87.4%</w:t>
+              <w:t>92.0%</w:t>
             </w:r>
           </w:p>
         </w:tc>
@@ -2091,7 +2127,7 @@
                 <w:sz w:val="20"/>
                 <w:szCs w:val="20"/>
               </w:rPr>
-              <w:t>−1.50</w:t>
+              <w:t>+0.40</w:t>
             </w:r>
           </w:p>
         </w:tc>
@@ -2139,7 +2175,7 @@
                 <w:sz w:val="20"/>
                 <w:szCs w:val="20"/>
               </w:rPr>
-              <w:t>84.9%</w:t>
+              <w:t>74.0%</w:t>
             </w:r>
           </w:p>
         </w:tc>
@@ -2162,7 +2198,7 @@
                 <w:sz w:val="20"/>
                 <w:szCs w:val="20"/>
               </w:rPr>
-              <w:t>90.9%</w:t>
+              <w:t>80.7%</w:t>
             </w:r>
           </w:p>
         </w:tc>
@@ -2185,7 +2221,101 @@
                 <w:sz w:val="20"/>
                 <w:szCs w:val="20"/>
               </w:rPr>
-              <w:t>+6.00</w:t>
+              <w:t>+6.70</w:t>
+            </w:r>
+          </w:p>
+        </w:tc>
+      </w:tr>
+      <w:tr>
+        <w:tc>
+          <w:tcPr>
+            <w:tcW w:type="dxa" w:w="2239"/>
+          </w:tcPr>
+          <w:p>
+            <w:pPr>
+              <w:spacing w:before="60" w:after="60"/>
+              <w:jc w:val="left"/>
+            </w:pPr>
+            <w:r/>
+            <w:r>
+              <w:rPr>
+                <w:rFonts w:ascii="Times New Roman" w:hAnsi="Times New Roman" w:cs="Times New Roman"/>
+                <w:b w:val="0"/>
+                <w:i w:val="0"/>
+                <w:color w:val="111111"/>
+                <w:sz w:val="20"/>
+                <w:szCs w:val="20"/>
+              </w:rPr>
+              <w:t>F1</w:t>
+            </w:r>
+          </w:p>
+        </w:tc>
+        <w:tc>
+          <w:tcPr>
+            <w:tcW w:type="dxa" w:w="2239"/>
+          </w:tcPr>
+          <w:p>
+            <w:pPr>
+              <w:spacing w:before="60" w:after="60"/>
+              <w:jc w:val="left"/>
+            </w:pPr>
+            <w:r/>
+            <w:r>
+              <w:rPr>
+                <w:rFonts w:ascii="Times New Roman" w:hAnsi="Times New Roman" w:cs="Times New Roman"/>
+                <w:b w:val="0"/>
+                <w:i w:val="0"/>
+                <w:color w:val="111111"/>
+                <w:sz w:val="20"/>
+                <w:szCs w:val="20"/>
+              </w:rPr>
+              <w:t>81.6%</w:t>
+            </w:r>
+          </w:p>
+        </w:tc>
+        <w:tc>
+          <w:tcPr>
+            <w:tcW w:type="dxa" w:w="2239"/>
+          </w:tcPr>
+          <w:p>
+            <w:pPr>
+              <w:spacing w:before="60" w:after="60"/>
+              <w:jc w:val="left"/>
+            </w:pPr>
+            <w:r/>
+            <w:r>
+              <w:rPr>
+                <w:rFonts w:ascii="Times New Roman" w:hAnsi="Times New Roman" w:cs="Times New Roman"/>
+                <w:b w:val="0"/>
+                <w:i w:val="0"/>
+                <w:color w:val="111111"/>
+                <w:sz w:val="20"/>
+                <w:szCs w:val="20"/>
+              </w:rPr>
+              <w:t>85.9%</w:t>
+            </w:r>
+          </w:p>
+        </w:tc>
+        <w:tc>
+          <w:tcPr>
+            <w:tcW w:type="dxa" w:w="2239"/>
+          </w:tcPr>
+          <w:p>
+            <w:pPr>
+              <w:spacing w:before="60" w:after="60"/>
+              <w:jc w:val="left"/>
+            </w:pPr>
+            <w:r/>
+            <w:r>
+              <w:rPr>
+                <w:rFonts w:ascii="Times New Roman" w:hAnsi="Times New Roman" w:cs="Times New Roman"/>
+                <w:b w:val="0"/>
+                <w:i w:val="0"/>
+                <w:color w:val="111111"/>
+                <w:sz w:val="20"/>
+                <w:szCs w:val="20"/>
+              </w:rPr>
+              <w:t>+4.30</w:t>
             </w:r>
           </w:p>
         </w:tc>
@@ -2211,7 +2341,7 @@
           <w:sz w:val="23"/>
           <w:szCs w:val="23"/>
         </w:rPr>
-        <w:t>The multi-stage approach leads on every mean-precision metric and on recall, from the same source photographs, and despite the single-layer approach being evaluated on magnified tiles — the easier condition for detection (Section 3.1). The measured gap is therefore most likely a lower bound on the true gap rather than an exaggeration of it.</w:t>
+        <w:t>The multi-stage approach leads on all six metrics, from the same source photographs, and despite the single-layer approach being evaluated on magnified tiles — the easier condition for detection (Section 3.1). The measured gap is therefore most likely a lower bound on the true gap rather than an exaggeration of it.</w:t>
       </w:r>
     </w:p>
     <w:p>
@@ -2229,7 +2359,7 @@
           <w:sz w:val="23"/>
           <w:szCs w:val="23"/>
         </w:rPr>
-        <w:t>The only regression is 1.5 points of precision, a routine trade for a 6-point gain in recall. Recall is the more important metric in this domain: a product that is never detected corrupts the inventory with no way to recover it later, whereas a spurious detection is corrected by the human reviewer at the review step.</w:t>
+        <w:t>The widest margin is in recall: 80.7% against 74.0%, a gap of 6.7 points. This is the more important metric in this domain, because a product that is never detected corrupts the inventory with no way to recover it later, whereas a spurious detection is corrected by the human reviewer. Precision is near-identical (92.0% against 91.6%), meaning the recall gain was not bought by conceding precision, as the usual trade would have it.</w:t>
       </w:r>
     </w:p>
     <w:p>
@@ -2248,24 +2378,6 @@
           <w:szCs w:val="23"/>
         </w:rPr>
         <w:t>As a characterisation of the current system alone — not a comparison, for the reason given in Section 3.1 — its performance across object sizes is 92.31% for small, 94.47% for medium, and 96.98% for large objects. It therefore sustains high performance across the whole size range, a practical requirement in shelf photography where product dimensions vary widely within a single frame.</w:t>
-      </w:r>
-    </w:p>
-    <w:p>
-      <w:pPr>
-        <w:keepNext w:val="0"/>
-        <w:spacing w:after="160" w:before="0" w:line="348" w:lineRule="auto"/>
-        <w:jc w:val="both"/>
-      </w:pPr>
-      <w:r>
-        <w:rPr>
-          <w:rFonts w:ascii="Times New Roman" w:hAnsi="Times New Roman" w:cs="Times New Roman"/>
-          <w:b w:val="0"/>
-          <w:i w:val="0"/>
-          <w:color w:val="111111"/>
-          <w:sz w:val="23"/>
-          <w:szCs w:val="23"/>
-        </w:rPr>
-        <w:t>The evaluation also produced a computed optimal confidence threshold of 0.41, effectively identical to the 0.4 threshold already in use in the running system — a value that had been set empirically before the evaluation was available, and which matched the computed recommendation without knowledge of it.</w:t>
       </w:r>
     </w:p>
     <w:p>
@@ -2404,7 +2516,7 @@
           <w:sz w:val="19"/>
           <w:szCs w:val="19"/>
         </w:rPr>
-        <w:t>Per-class performance of the single-layer detector against each class's share of the annotation budget. Total: 4,879 annotations.</w:t>
+        <w:t>Per-class performance of the single-layer detector (0.70 threshold) against each class's share of the annotation budget. Total: 4,879 annotations.</w:t>
       </w:r>
     </w:p>
     <w:tbl>
@@ -2680,7 +2792,7 @@
                 <w:sz w:val="20"/>
                 <w:szCs w:val="20"/>
               </w:rPr>
-              <w:t>91.2%</w:t>
+              <w:t>96.1%</w:t>
             </w:r>
           </w:p>
         </w:tc>
@@ -2703,7 +2815,7 @@
                 <w:sz w:val="20"/>
                 <w:szCs w:val="20"/>
               </w:rPr>
-              <w:t>85.4%</w:t>
+              <w:t>71.3%</w:t>
             </w:r>
           </w:p>
         </w:tc>
@@ -2820,7 +2932,7 @@
                 <w:sz w:val="20"/>
                 <w:szCs w:val="20"/>
               </w:rPr>
-              <w:t>87.8%</w:t>
+              <w:t>89.4%</w:t>
             </w:r>
           </w:p>
         </w:tc>
@@ -2843,7 +2955,7 @@
                 <w:sz w:val="20"/>
                 <w:szCs w:val="20"/>
               </w:rPr>
-              <w:t>81.5%</w:t>
+              <w:t>75.0%</w:t>
             </w:r>
           </w:p>
         </w:tc>
@@ -2960,7 +3072,7 @@
                 <w:sz w:val="20"/>
                 <w:szCs w:val="20"/>
               </w:rPr>
-              <w:t>90.4%</w:t>
+              <w:t>96.9%</w:t>
             </w:r>
           </w:p>
         </w:tc>
@@ -2983,7 +3095,7 @@
                 <w:sz w:val="20"/>
                 <w:szCs w:val="20"/>
               </w:rPr>
-              <w:t>90.4%</w:t>
+              <w:t>66.0%</w:t>
             </w:r>
           </w:p>
         </w:tc>
@@ -3100,7 +3212,7 @@
                 <w:sz w:val="20"/>
                 <w:szCs w:val="20"/>
               </w:rPr>
-              <w:t>85.1%</w:t>
+              <w:t>87.9%</w:t>
             </w:r>
           </w:p>
         </w:tc>
@@ -3123,7 +3235,7 @@
                 <w:sz w:val="20"/>
                 <w:szCs w:val="20"/>
               </w:rPr>
-              <w:t>87.7%</w:t>
+              <w:t>78.5%</w:t>
             </w:r>
           </w:p>
         </w:tc>
@@ -3240,7 +3352,7 @@
                 <w:sz w:val="20"/>
                 <w:szCs w:val="20"/>
               </w:rPr>
-              <w:t>88.9%</w:t>
+              <w:t>87.5%</w:t>
             </w:r>
           </w:p>
         </w:tc>
@@ -3263,7 +3375,7 @@
                 <w:sz w:val="20"/>
                 <w:szCs w:val="20"/>
               </w:rPr>
-              <w:t>90.3%</w:t>
+              <w:t>79.0%</w:t>
             </w:r>
           </w:p>
         </w:tc>
@@ -3495,7 +3607,7 @@
       <w:r>
         <w:drawing>
           <wp:inline xmlns:a="http://schemas.openxmlformats.org/drawingml/2006/main" xmlns:pic="http://schemas.openxmlformats.org/drawingml/2006/picture">
-            <wp:extent cx="5544000" cy="2128369"/>
+            <wp:extent cx="5544000" cy="2118123"/>
             <wp:docPr id="3" name="Picture 3"/>
             <wp:cNvGraphicFramePr>
               <a:graphicFrameLocks noChangeAspect="1"/>
@@ -3516,7 +3628,7 @@
                   <pic:spPr>
                     <a:xfrm>
                       <a:off x="0" y="0"/>
-                      <a:ext cx="5544000" cy="2128369"/>
+                      <a:ext cx="5544000" cy="2118123"/>
                     </a:xfrm>
                     <a:prstGeom prst="rect"/>
                   </pic:spPr>
@@ -3593,6 +3705,736 @@
           <w:szCs w:val="19"/>
         </w:rPr>
         <w:t xml:space="preserve">Table 4. </w:t>
+      </w:r>
+      <w:r>
+        <w:rPr>
+          <w:rFonts w:ascii="Times New Roman" w:hAnsi="Times New Roman" w:cs="Times New Roman"/>
+          <w:b w:val="0"/>
+          <w:i/>
+          <w:iCs w:val="1"/>
+          <w:color w:val="555555"/>
+          <w:sz w:val="19"/>
+          <w:szCs w:val="19"/>
+        </w:rPr>
+        <w:t>Overall performance of the six classification layers at a 0.70 threshold, in descending order.</w:t>
+      </w:r>
+    </w:p>
+    <w:tbl>
+      <w:tblPr>
+        <w:tblStyle w:val="TableGrid"/>
+        <w:tblW w:type="auto" w:w="0"/>
+        <w:jc w:val="left"/>
+        <w:tblLook w:firstColumn="1" w:firstRow="1" w:lastColumn="0" w:lastRow="0" w:noHBand="0" w:noVBand="1" w:val="04A0"/>
+      </w:tblPr>
+      <w:tblGrid>
+        <w:gridCol w:w="2239"/>
+        <w:gridCol w:w="2239"/>
+        <w:gridCol w:w="2239"/>
+        <w:gridCol w:w="2239"/>
+      </w:tblGrid>
+      <w:tr>
+        <w:tc>
+          <w:tcPr>
+            <w:tcW w:type="dxa" w:w="2239"/>
+          </w:tcPr>
+          <w:p>
+            <w:pPr>
+              <w:spacing w:before="60" w:after="60"/>
+              <w:jc w:val="left"/>
+            </w:pPr>
+            <w:r/>
+            <w:r>
+              <w:rPr>
+                <w:rFonts w:ascii="Times New Roman" w:hAnsi="Times New Roman" w:cs="Times New Roman"/>
+                <w:b/>
+                <w:bCs w:val="1"/>
+                <w:i w:val="0"/>
+                <w:color w:val="111111"/>
+                <w:sz w:val="20"/>
+                <w:szCs w:val="20"/>
+              </w:rPr>
+              <w:t>Classifier</w:t>
+            </w:r>
+          </w:p>
+        </w:tc>
+        <w:tc>
+          <w:tcPr>
+            <w:tcW w:type="dxa" w:w="2239"/>
+          </w:tcPr>
+          <w:p>
+            <w:pPr>
+              <w:spacing w:before="60" w:after="60"/>
+              <w:jc w:val="left"/>
+            </w:pPr>
+            <w:r/>
+            <w:r>
+              <w:rPr>
+                <w:rFonts w:ascii="Times New Roman" w:hAnsi="Times New Roman" w:cs="Times New Roman"/>
+                <w:b/>
+                <w:bCs w:val="1"/>
+                <w:i w:val="0"/>
+                <w:color w:val="111111"/>
+                <w:sz w:val="20"/>
+                <w:szCs w:val="20"/>
+              </w:rPr>
+              <w:t>Precision</w:t>
+            </w:r>
+          </w:p>
+        </w:tc>
+        <w:tc>
+          <w:tcPr>
+            <w:tcW w:type="dxa" w:w="2239"/>
+          </w:tcPr>
+          <w:p>
+            <w:pPr>
+              <w:spacing w:before="60" w:after="60"/>
+              <w:jc w:val="left"/>
+            </w:pPr>
+            <w:r/>
+            <w:r>
+              <w:rPr>
+                <w:rFonts w:ascii="Times New Roman" w:hAnsi="Times New Roman" w:cs="Times New Roman"/>
+                <w:b/>
+                <w:bCs w:val="1"/>
+                <w:i w:val="0"/>
+                <w:color w:val="111111"/>
+                <w:sz w:val="20"/>
+                <w:szCs w:val="20"/>
+              </w:rPr>
+              <w:t>Recall</w:t>
+            </w:r>
+          </w:p>
+        </w:tc>
+        <w:tc>
+          <w:tcPr>
+            <w:tcW w:type="dxa" w:w="2239"/>
+          </w:tcPr>
+          <w:p>
+            <w:pPr>
+              <w:spacing w:before="60" w:after="60"/>
+              <w:jc w:val="left"/>
+            </w:pPr>
+            <w:r/>
+            <w:r>
+              <w:rPr>
+                <w:rFonts w:ascii="Times New Roman" w:hAnsi="Times New Roman" w:cs="Times New Roman"/>
+                <w:b/>
+                <w:bCs w:val="1"/>
+                <w:i w:val="0"/>
+                <w:color w:val="111111"/>
+                <w:sz w:val="20"/>
+                <w:szCs w:val="20"/>
+              </w:rPr>
+              <w:t>F1</w:t>
+            </w:r>
+          </w:p>
+        </w:tc>
+      </w:tr>
+      <w:tr>
+        <w:tc>
+          <w:tcPr>
+            <w:tcW w:type="dxa" w:w="2239"/>
+          </w:tcPr>
+          <w:p>
+            <w:pPr>
+              <w:spacing w:before="60" w:after="60"/>
+              <w:jc w:val="left"/>
+            </w:pPr>
+            <w:r/>
+            <w:r>
+              <w:rPr>
+                <w:rFonts w:ascii="Times New Roman" w:hAnsi="Times New Roman" w:cs="Times New Roman"/>
+                <w:b w:val="0"/>
+                <w:i w:val="0"/>
+                <w:color w:val="111111"/>
+                <w:sz w:val="20"/>
+                <w:szCs w:val="20"/>
+              </w:rPr>
+              <w:t>Brand</w:t>
+            </w:r>
+          </w:p>
+        </w:tc>
+        <w:tc>
+          <w:tcPr>
+            <w:tcW w:type="dxa" w:w="2239"/>
+          </w:tcPr>
+          <w:p>
+            <w:pPr>
+              <w:spacing w:before="60" w:after="60"/>
+              <w:jc w:val="left"/>
+            </w:pPr>
+            <w:r/>
+            <w:r>
+              <w:rPr>
+                <w:rFonts w:ascii="Times New Roman" w:hAnsi="Times New Roman" w:cs="Times New Roman"/>
+                <w:b w:val="0"/>
+                <w:i w:val="0"/>
+                <w:color w:val="111111"/>
+                <w:sz w:val="20"/>
+                <w:szCs w:val="20"/>
+              </w:rPr>
+              <w:t>100%</w:t>
+            </w:r>
+          </w:p>
+        </w:tc>
+        <w:tc>
+          <w:tcPr>
+            <w:tcW w:type="dxa" w:w="2239"/>
+          </w:tcPr>
+          <w:p>
+            <w:pPr>
+              <w:spacing w:before="60" w:after="60"/>
+              <w:jc w:val="left"/>
+            </w:pPr>
+            <w:r/>
+            <w:r>
+              <w:rPr>
+                <w:rFonts w:ascii="Times New Roman" w:hAnsi="Times New Roman" w:cs="Times New Roman"/>
+                <w:b w:val="0"/>
+                <w:i w:val="0"/>
+                <w:color w:val="111111"/>
+                <w:sz w:val="20"/>
+                <w:szCs w:val="20"/>
+              </w:rPr>
+              <w:t>89.1%</w:t>
+            </w:r>
+          </w:p>
+        </w:tc>
+        <w:tc>
+          <w:tcPr>
+            <w:tcW w:type="dxa" w:w="2239"/>
+          </w:tcPr>
+          <w:p>
+            <w:pPr>
+              <w:spacing w:before="60" w:after="60"/>
+              <w:jc w:val="left"/>
+            </w:pPr>
+            <w:r/>
+            <w:r>
+              <w:rPr>
+                <w:rFonts w:ascii="Times New Roman" w:hAnsi="Times New Roman" w:cs="Times New Roman"/>
+                <w:b w:val="0"/>
+                <w:i w:val="0"/>
+                <w:color w:val="111111"/>
+                <w:sz w:val="20"/>
+                <w:szCs w:val="20"/>
+              </w:rPr>
+              <w:t>94.0%</w:t>
+            </w:r>
+          </w:p>
+        </w:tc>
+      </w:tr>
+      <w:tr>
+        <w:tc>
+          <w:tcPr>
+            <w:tcW w:type="dxa" w:w="2239"/>
+          </w:tcPr>
+          <w:p>
+            <w:pPr>
+              <w:spacing w:before="60" w:after="60"/>
+              <w:jc w:val="left"/>
+            </w:pPr>
+            <w:r/>
+            <w:r>
+              <w:rPr>
+                <w:rFonts w:ascii="Times New Roman" w:hAnsi="Times New Roman" w:cs="Times New Roman"/>
+                <w:b w:val="0"/>
+                <w:i w:val="0"/>
+                <w:color w:val="111111"/>
+                <w:sz w:val="20"/>
+                <w:szCs w:val="20"/>
+              </w:rPr>
+              <w:t>Fanta (flavour)</w:t>
+            </w:r>
+          </w:p>
+        </w:tc>
+        <w:tc>
+          <w:tcPr>
+            <w:tcW w:type="dxa" w:w="2239"/>
+          </w:tcPr>
+          <w:p>
+            <w:pPr>
+              <w:spacing w:before="60" w:after="60"/>
+              <w:jc w:val="left"/>
+            </w:pPr>
+            <w:r/>
+            <w:r>
+              <w:rPr>
+                <w:rFonts w:ascii="Times New Roman" w:hAnsi="Times New Roman" w:cs="Times New Roman"/>
+                <w:b w:val="0"/>
+                <w:i w:val="0"/>
+                <w:color w:val="111111"/>
+                <w:sz w:val="20"/>
+                <w:szCs w:val="20"/>
+              </w:rPr>
+              <w:t>100%</w:t>
+            </w:r>
+          </w:p>
+        </w:tc>
+        <w:tc>
+          <w:tcPr>
+            <w:tcW w:type="dxa" w:w="2239"/>
+          </w:tcPr>
+          <w:p>
+            <w:pPr>
+              <w:spacing w:before="60" w:after="60"/>
+              <w:jc w:val="left"/>
+            </w:pPr>
+            <w:r/>
+            <w:r>
+              <w:rPr>
+                <w:rFonts w:ascii="Times New Roman" w:hAnsi="Times New Roman" w:cs="Times New Roman"/>
+                <w:b w:val="0"/>
+                <w:i w:val="0"/>
+                <w:color w:val="111111"/>
+                <w:sz w:val="20"/>
+                <w:szCs w:val="20"/>
+              </w:rPr>
+              <w:t>88.9%</w:t>
+            </w:r>
+          </w:p>
+        </w:tc>
+        <w:tc>
+          <w:tcPr>
+            <w:tcW w:type="dxa" w:w="2239"/>
+          </w:tcPr>
+          <w:p>
+            <w:pPr>
+              <w:spacing w:before="60" w:after="60"/>
+              <w:jc w:val="left"/>
+            </w:pPr>
+            <w:r/>
+            <w:r>
+              <w:rPr>
+                <w:rFonts w:ascii="Times New Roman" w:hAnsi="Times New Roman" w:cs="Times New Roman"/>
+                <w:b w:val="0"/>
+                <w:i w:val="0"/>
+                <w:color w:val="111111"/>
+                <w:sz w:val="20"/>
+                <w:szCs w:val="20"/>
+              </w:rPr>
+              <w:t>93.3%</w:t>
+            </w:r>
+          </w:p>
+        </w:tc>
+      </w:tr>
+      <w:tr>
+        <w:tc>
+          <w:tcPr>
+            <w:tcW w:type="dxa" w:w="2239"/>
+          </w:tcPr>
+          <w:p>
+            <w:pPr>
+              <w:spacing w:before="60" w:after="60"/>
+              <w:jc w:val="left"/>
+            </w:pPr>
+            <w:r/>
+            <w:r>
+              <w:rPr>
+                <w:rFonts w:ascii="Times New Roman" w:hAnsi="Times New Roman" w:cs="Times New Roman"/>
+                <w:b w:val="0"/>
+                <w:i w:val="0"/>
+                <w:color w:val="111111"/>
+                <w:sz w:val="20"/>
+                <w:szCs w:val="20"/>
+              </w:rPr>
+              <w:t>Packaging</w:t>
+            </w:r>
+          </w:p>
+        </w:tc>
+        <w:tc>
+          <w:tcPr>
+            <w:tcW w:type="dxa" w:w="2239"/>
+          </w:tcPr>
+          <w:p>
+            <w:pPr>
+              <w:spacing w:before="60" w:after="60"/>
+              <w:jc w:val="left"/>
+            </w:pPr>
+            <w:r/>
+            <w:r>
+              <w:rPr>
+                <w:rFonts w:ascii="Times New Roman" w:hAnsi="Times New Roman" w:cs="Times New Roman"/>
+                <w:b w:val="0"/>
+                <w:i w:val="0"/>
+                <w:color w:val="111111"/>
+                <w:sz w:val="20"/>
+                <w:szCs w:val="20"/>
+              </w:rPr>
+              <w:t>95.9%</w:t>
+            </w:r>
+          </w:p>
+        </w:tc>
+        <w:tc>
+          <w:tcPr>
+            <w:tcW w:type="dxa" w:w="2239"/>
+          </w:tcPr>
+          <w:p>
+            <w:pPr>
+              <w:spacing w:before="60" w:after="60"/>
+              <w:jc w:val="left"/>
+            </w:pPr>
+            <w:r/>
+            <w:r>
+              <w:rPr>
+                <w:rFonts w:ascii="Times New Roman" w:hAnsi="Times New Roman" w:cs="Times New Roman"/>
+                <w:b w:val="0"/>
+                <w:i w:val="0"/>
+                <w:color w:val="111111"/>
+                <w:sz w:val="20"/>
+                <w:szCs w:val="20"/>
+              </w:rPr>
+              <w:t>74.4%</w:t>
+            </w:r>
+          </w:p>
+        </w:tc>
+        <w:tc>
+          <w:tcPr>
+            <w:tcW w:type="dxa" w:w="2239"/>
+          </w:tcPr>
+          <w:p>
+            <w:pPr>
+              <w:spacing w:before="60" w:after="60"/>
+              <w:jc w:val="left"/>
+            </w:pPr>
+            <w:r/>
+            <w:r>
+              <w:rPr>
+                <w:rFonts w:ascii="Times New Roman" w:hAnsi="Times New Roman" w:cs="Times New Roman"/>
+                <w:b w:val="0"/>
+                <w:i w:val="0"/>
+                <w:color w:val="111111"/>
+                <w:sz w:val="20"/>
+                <w:szCs w:val="20"/>
+              </w:rPr>
+              <w:t>79.6%</w:t>
+            </w:r>
+          </w:p>
+        </w:tc>
+      </w:tr>
+      <w:tr>
+        <w:tc>
+          <w:tcPr>
+            <w:tcW w:type="dxa" w:w="2239"/>
+          </w:tcPr>
+          <w:p>
+            <w:pPr>
+              <w:spacing w:before="60" w:after="60"/>
+              <w:jc w:val="left"/>
+            </w:pPr>
+            <w:r/>
+            <w:r>
+              <w:rPr>
+                <w:rFonts w:ascii="Times New Roman" w:hAnsi="Times New Roman" w:cs="Times New Roman"/>
+                <w:b w:val="0"/>
+                <w:i w:val="0"/>
+                <w:color w:val="111111"/>
+                <w:sz w:val="20"/>
+                <w:szCs w:val="20"/>
+              </w:rPr>
+              <w:t>XL Energy (variant)</w:t>
+            </w:r>
+          </w:p>
+        </w:tc>
+        <w:tc>
+          <w:tcPr>
+            <w:tcW w:type="dxa" w:w="2239"/>
+          </w:tcPr>
+          <w:p>
+            <w:pPr>
+              <w:spacing w:before="60" w:after="60"/>
+              <w:jc w:val="left"/>
+            </w:pPr>
+            <w:r/>
+            <w:r>
+              <w:rPr>
+                <w:rFonts w:ascii="Times New Roman" w:hAnsi="Times New Roman" w:cs="Times New Roman"/>
+                <w:b w:val="0"/>
+                <w:i w:val="0"/>
+                <w:color w:val="111111"/>
+                <w:sz w:val="20"/>
+                <w:szCs w:val="20"/>
+              </w:rPr>
+              <w:t>66.7%</w:t>
+            </w:r>
+          </w:p>
+        </w:tc>
+        <w:tc>
+          <w:tcPr>
+            <w:tcW w:type="dxa" w:w="2239"/>
+          </w:tcPr>
+          <w:p>
+            <w:pPr>
+              <w:spacing w:before="60" w:after="60"/>
+              <w:jc w:val="left"/>
+            </w:pPr>
+            <w:r/>
+            <w:r>
+              <w:rPr>
+                <w:rFonts w:ascii="Times New Roman" w:hAnsi="Times New Roman" w:cs="Times New Roman"/>
+                <w:b w:val="0"/>
+                <w:i w:val="0"/>
+                <w:color w:val="111111"/>
+                <w:sz w:val="20"/>
+                <w:szCs w:val="20"/>
+              </w:rPr>
+              <w:t>66.7%</w:t>
+            </w:r>
+          </w:p>
+        </w:tc>
+        <w:tc>
+          <w:tcPr>
+            <w:tcW w:type="dxa" w:w="2239"/>
+          </w:tcPr>
+          <w:p>
+            <w:pPr>
+              <w:spacing w:before="60" w:after="60"/>
+              <w:jc w:val="left"/>
+            </w:pPr>
+            <w:r/>
+            <w:r>
+              <w:rPr>
+                <w:rFonts w:ascii="Times New Roman" w:hAnsi="Times New Roman" w:cs="Times New Roman"/>
+                <w:b w:val="0"/>
+                <w:i w:val="0"/>
+                <w:color w:val="111111"/>
+                <w:sz w:val="20"/>
+                <w:szCs w:val="20"/>
+              </w:rPr>
+              <w:t>66.7%</w:t>
+            </w:r>
+          </w:p>
+        </w:tc>
+      </w:tr>
+      <w:tr>
+        <w:tc>
+          <w:tcPr>
+            <w:tcW w:type="dxa" w:w="2239"/>
+          </w:tcPr>
+          <w:p>
+            <w:pPr>
+              <w:spacing w:before="60" w:after="60"/>
+              <w:jc w:val="left"/>
+            </w:pPr>
+            <w:r/>
+            <w:r>
+              <w:rPr>
+                <w:rFonts w:ascii="Times New Roman" w:hAnsi="Times New Roman" w:cs="Times New Roman"/>
+                <w:b w:val="0"/>
+                <w:i w:val="0"/>
+                <w:color w:val="111111"/>
+                <w:sz w:val="20"/>
+                <w:szCs w:val="20"/>
+              </w:rPr>
+              <w:t>Coca-Cola (variant)</w:t>
+            </w:r>
+          </w:p>
+        </w:tc>
+        <w:tc>
+          <w:tcPr>
+            <w:tcW w:type="dxa" w:w="2239"/>
+          </w:tcPr>
+          <w:p>
+            <w:pPr>
+              <w:spacing w:before="60" w:after="60"/>
+              <w:jc w:val="left"/>
+            </w:pPr>
+            <w:r/>
+            <w:r>
+              <w:rPr>
+                <w:rFonts w:ascii="Times New Roman" w:hAnsi="Times New Roman" w:cs="Times New Roman"/>
+                <w:b w:val="0"/>
+                <w:i w:val="0"/>
+                <w:color w:val="111111"/>
+                <w:sz w:val="20"/>
+                <w:szCs w:val="20"/>
+              </w:rPr>
+              <w:t>66.7%</w:t>
+            </w:r>
+          </w:p>
+        </w:tc>
+        <w:tc>
+          <w:tcPr>
+            <w:tcW w:type="dxa" w:w="2239"/>
+          </w:tcPr>
+          <w:p>
+            <w:pPr>
+              <w:spacing w:before="60" w:after="60"/>
+              <w:jc w:val="left"/>
+            </w:pPr>
+            <w:r/>
+            <w:r>
+              <w:rPr>
+                <w:rFonts w:ascii="Times New Roman" w:hAnsi="Times New Roman" w:cs="Times New Roman"/>
+                <w:b w:val="0"/>
+                <w:i w:val="0"/>
+                <w:color w:val="111111"/>
+                <w:sz w:val="20"/>
+                <w:szCs w:val="20"/>
+              </w:rPr>
+              <w:t>55.6%</w:t>
+            </w:r>
+          </w:p>
+        </w:tc>
+        <w:tc>
+          <w:tcPr>
+            <w:tcW w:type="dxa" w:w="2239"/>
+          </w:tcPr>
+          <w:p>
+            <w:pPr>
+              <w:spacing w:before="60" w:after="60"/>
+              <w:jc w:val="left"/>
+            </w:pPr>
+            <w:r/>
+            <w:r>
+              <w:rPr>
+                <w:rFonts w:ascii="Times New Roman" w:hAnsi="Times New Roman" w:cs="Times New Roman"/>
+                <w:b w:val="0"/>
+                <w:i w:val="0"/>
+                <w:color w:val="111111"/>
+                <w:sz w:val="20"/>
+                <w:szCs w:val="20"/>
+              </w:rPr>
+              <w:t>60.0%</w:t>
+            </w:r>
+          </w:p>
+        </w:tc>
+      </w:tr>
+      <w:tr>
+        <w:tc>
+          <w:tcPr>
+            <w:tcW w:type="dxa" w:w="2239"/>
+          </w:tcPr>
+          <w:p>
+            <w:pPr>
+              <w:spacing w:before="60" w:after="60"/>
+              <w:jc w:val="left"/>
+            </w:pPr>
+            <w:r/>
+            <w:r>
+              <w:rPr>
+                <w:rFonts w:ascii="Times New Roman" w:hAnsi="Times New Roman" w:cs="Times New Roman"/>
+                <w:b w:val="0"/>
+                <w:i w:val="0"/>
+                <w:color w:val="111111"/>
+                <w:sz w:val="20"/>
+                <w:szCs w:val="20"/>
+              </w:rPr>
+              <w:t>Cappy (flavour)</w:t>
+            </w:r>
+          </w:p>
+        </w:tc>
+        <w:tc>
+          <w:tcPr>
+            <w:tcW w:type="dxa" w:w="2239"/>
+          </w:tcPr>
+          <w:p>
+            <w:pPr>
+              <w:spacing w:before="60" w:after="60"/>
+              <w:jc w:val="left"/>
+            </w:pPr>
+            <w:r/>
+            <w:r>
+              <w:rPr>
+                <w:rFonts w:ascii="Times New Roman" w:hAnsi="Times New Roman" w:cs="Times New Roman"/>
+                <w:b w:val="0"/>
+                <w:i w:val="0"/>
+                <w:color w:val="111111"/>
+                <w:sz w:val="20"/>
+                <w:szCs w:val="20"/>
+              </w:rPr>
+              <w:t>50.0%</w:t>
+            </w:r>
+          </w:p>
+        </w:tc>
+        <w:tc>
+          <w:tcPr>
+            <w:tcW w:type="dxa" w:w="2239"/>
+          </w:tcPr>
+          <w:p>
+            <w:pPr>
+              <w:spacing w:before="60" w:after="60"/>
+              <w:jc w:val="left"/>
+            </w:pPr>
+            <w:r/>
+            <w:r>
+              <w:rPr>
+                <w:rFonts w:ascii="Times New Roman" w:hAnsi="Times New Roman" w:cs="Times New Roman"/>
+                <w:b w:val="0"/>
+                <w:i w:val="0"/>
+                <w:color w:val="111111"/>
+                <w:sz w:val="20"/>
+                <w:szCs w:val="20"/>
+              </w:rPr>
+              <w:t>31.2%</w:t>
+            </w:r>
+          </w:p>
+        </w:tc>
+        <w:tc>
+          <w:tcPr>
+            <w:tcW w:type="dxa" w:w="2239"/>
+          </w:tcPr>
+          <w:p>
+            <w:pPr>
+              <w:spacing w:before="60" w:after="60"/>
+              <w:jc w:val="left"/>
+            </w:pPr>
+            <w:r/>
+            <w:r>
+              <w:rPr>
+                <w:rFonts w:ascii="Times New Roman" w:hAnsi="Times New Roman" w:cs="Times New Roman"/>
+                <w:b w:val="0"/>
+                <w:i w:val="0"/>
+                <w:color w:val="111111"/>
+                <w:sz w:val="20"/>
+                <w:szCs w:val="20"/>
+              </w:rPr>
+              <w:t>36.5%</w:t>
+            </w:r>
+          </w:p>
+        </w:tc>
+      </w:tr>
+    </w:tbl>
+    <w:p>
+      <w:pPr>
+        <w:spacing w:after="200" w:before="0"/>
+      </w:pPr>
+    </w:p>
+    <w:p>
+      <w:pPr>
+        <w:keepNext w:val="0"/>
+        <w:spacing w:after="160" w:before="0" w:line="348" w:lineRule="auto"/>
+        <w:jc w:val="both"/>
+      </w:pPr>
+      <w:r>
+        <w:rPr>
+          <w:rFonts w:ascii="Times New Roman" w:hAnsi="Times New Roman" w:cs="Times New Roman"/>
+          <w:b w:val="0"/>
+          <w:i w:val="0"/>
+          <w:color w:val="111111"/>
+          <w:sz w:val="23"/>
+          <w:szCs w:val="23"/>
+        </w:rPr>
+        <w:t>The ordering reveals a regular gradient: the layers at the top are the oldest and best supplied with data, those at the bottom the newest and most starved. Nothing in this ordering departs from the ordering of data volume — which sets up the diagnosis in the section that follows.</w:t>
+      </w:r>
+    </w:p>
+    <w:p>
+      <w:pPr>
+        <w:keepNext/>
+        <w:spacing w:before="240" w:after="100"/>
+        <w:jc w:val="center"/>
+      </w:pPr>
+      <w:r>
+        <w:rPr>
+          <w:rFonts w:ascii="Times New Roman" w:hAnsi="Times New Roman" w:cs="Times New Roman"/>
+          <w:b/>
+          <w:bCs w:val="1"/>
+          <w:i w:val="0"/>
+          <w:color w:val="555555"/>
+          <w:sz w:val="19"/>
+          <w:szCs w:val="19"/>
+        </w:rPr>
+        <w:t xml:space="preserve">Table 5. </w:t>
       </w:r>
       <w:r>
         <w:rPr>
@@ -3855,77 +4697,6 @@
                 <w:sz w:val="20"/>
                 <w:szCs w:val="20"/>
               </w:rPr>
-              <w:t>xl_energy</w:t>
-            </w:r>
-          </w:p>
-        </w:tc>
-        <w:tc>
-          <w:tcPr>
-            <w:tcW w:type="dxa" w:w="2986"/>
-          </w:tcPr>
-          <w:p>
-            <w:pPr>
-              <w:spacing w:before="60" w:after="60"/>
-              <w:jc w:val="left"/>
-            </w:pPr>
-            <w:r/>
-            <w:r>
-              <w:rPr>
-                <w:rFonts w:ascii="Times New Roman" w:hAnsi="Times New Roman" w:cs="Times New Roman"/>
-                <w:b w:val="0"/>
-                <w:i w:val="0"/>
-                <w:color w:val="111111"/>
-                <w:sz w:val="20"/>
-                <w:szCs w:val="20"/>
-              </w:rPr>
-              <w:t>100%</w:t>
-            </w:r>
-          </w:p>
-        </w:tc>
-        <w:tc>
-          <w:tcPr>
-            <w:tcW w:type="dxa" w:w="2986"/>
-          </w:tcPr>
-          <w:p>
-            <w:pPr>
-              <w:spacing w:before="60" w:after="60"/>
-              <w:jc w:val="left"/>
-            </w:pPr>
-            <w:r/>
-            <w:r>
-              <w:rPr>
-                <w:rFonts w:ascii="Times New Roman" w:hAnsi="Times New Roman" w:cs="Times New Roman"/>
-                <w:b w:val="0"/>
-                <w:i w:val="0"/>
-                <w:color w:val="111111"/>
-                <w:sz w:val="20"/>
-                <w:szCs w:val="20"/>
-              </w:rPr>
-              <w:t>95%</w:t>
-            </w:r>
-          </w:p>
-        </w:tc>
-      </w:tr>
-      <w:tr>
-        <w:tc>
-          <w:tcPr>
-            <w:tcW w:type="dxa" w:w="2986"/>
-          </w:tcPr>
-          <w:p>
-            <w:pPr>
-              <w:spacing w:before="60" w:after="60"/>
-              <w:jc w:val="left"/>
-            </w:pPr>
-            <w:r/>
-            <w:r>
-              <w:rPr>
-                <w:rFonts w:ascii="Times New Roman" w:hAnsi="Times New Roman" w:cs="Times New Roman"/>
-                <w:b w:val="0"/>
-                <w:i w:val="0"/>
-                <w:color w:val="111111"/>
-                <w:sz w:val="20"/>
-                <w:szCs w:val="20"/>
-              </w:rPr>
               <w:t>cappy</w:t>
             </w:r>
           </w:p>
@@ -3972,7 +4743,7 @@
                 <w:sz w:val="20"/>
                 <w:szCs w:val="20"/>
               </w:rPr>
-              <w:t>92.9%</w:t>
+              <w:t>85.7%</w:t>
             </w:r>
           </w:p>
         </w:tc>
@@ -4043,7 +4814,78 @@
                 <w:sz w:val="20"/>
                 <w:szCs w:val="20"/>
               </w:rPr>
-              <w:t>90%</w:t>
+              <w:t>80%</w:t>
+            </w:r>
+          </w:p>
+        </w:tc>
+      </w:tr>
+      <w:tr>
+        <w:tc>
+          <w:tcPr>
+            <w:tcW w:type="dxa" w:w="2986"/>
+          </w:tcPr>
+          <w:p>
+            <w:pPr>
+              <w:spacing w:before="60" w:after="60"/>
+              <w:jc w:val="left"/>
+            </w:pPr>
+            <w:r/>
+            <w:r>
+              <w:rPr>
+                <w:rFonts w:ascii="Times New Roman" w:hAnsi="Times New Roman" w:cs="Times New Roman"/>
+                <w:b w:val="0"/>
+                <w:i w:val="0"/>
+                <w:color w:val="111111"/>
+                <w:sz w:val="20"/>
+                <w:szCs w:val="20"/>
+              </w:rPr>
+              <w:t>xl_energy</w:t>
+            </w:r>
+          </w:p>
+        </w:tc>
+        <w:tc>
+          <w:tcPr>
+            <w:tcW w:type="dxa" w:w="2986"/>
+          </w:tcPr>
+          <w:p>
+            <w:pPr>
+              <w:spacing w:before="60" w:after="60"/>
+              <w:jc w:val="left"/>
+            </w:pPr>
+            <w:r/>
+            <w:r>
+              <w:rPr>
+                <w:rFonts w:ascii="Times New Roman" w:hAnsi="Times New Roman" w:cs="Times New Roman"/>
+                <w:b w:val="0"/>
+                <w:i w:val="0"/>
+                <w:color w:val="111111"/>
+                <w:sz w:val="20"/>
+                <w:szCs w:val="20"/>
+              </w:rPr>
+              <w:t>100%</w:t>
+            </w:r>
+          </w:p>
+        </w:tc>
+        <w:tc>
+          <w:tcPr>
+            <w:tcW w:type="dxa" w:w="2986"/>
+          </w:tcPr>
+          <w:p>
+            <w:pPr>
+              <w:spacing w:before="60" w:after="60"/>
+              <w:jc w:val="left"/>
+            </w:pPr>
+            <w:r/>
+            <w:r>
+              <w:rPr>
+                <w:rFonts w:ascii="Times New Roman" w:hAnsi="Times New Roman" w:cs="Times New Roman"/>
+                <w:b w:val="0"/>
+                <w:i w:val="0"/>
+                <w:color w:val="111111"/>
+                <w:sz w:val="20"/>
+                <w:szCs w:val="20"/>
+              </w:rPr>
+              <w:t>80%</w:t>
             </w:r>
           </w:p>
         </w:tc>
@@ -4140,7 +4982,7 @@
           <w:sz w:val="23"/>
           <w:szCs w:val="23"/>
         </w:rPr>
-        <w:t>Precision reached 100% for every brand with actual field photography behind it. This is an architecturally decisive result: the decision on which everything downstream depends does not, in practice, err — so no error in the later layers can be attributed to misrouting, which is a necessary condition for any conclusion about those layers' performance to be valid.</w:t>
+        <w:t>Precision reached 100% for every brand with actual field photography behind it, even at the strict threshold. This is an architecturally decisive result: the decision on which everything downstream depends does not, in practice, err — when this classifier issues a verdict, it is correct. No error in the later layers can therefore be attributed to misrouting, which is a necessary condition for any conclusion about those layers' performance to be valid.</w:t>
       </w:r>
     </w:p>
     <w:p>
@@ -4159,7 +5001,7 @@
           <w:sz w:val="19"/>
           <w:szCs w:val="19"/>
         </w:rPr>
-        <w:t xml:space="preserve">Table 5. </w:t>
+        <w:t xml:space="preserve">Table 6. </w:t>
       </w:r>
       <w:r>
         <w:rPr>
@@ -4171,7 +5013,7 @@
           <w:sz w:val="19"/>
           <w:szCs w:val="19"/>
         </w:rPr>
-        <w:t>Variant and packaging layers, as (precision/recall).</w:t>
+        <w:t>Variant and packaging layers at a 0.70 threshold, as (precision/recall).</w:t>
       </w:r>
     </w:p>
     <w:tbl>
@@ -4351,6 +5193,77 @@
                 <w:sz w:val="20"/>
                 <w:szCs w:val="20"/>
               </w:rPr>
+              <w:t>Packaging</w:t>
+            </w:r>
+          </w:p>
+        </w:tc>
+        <w:tc>
+          <w:tcPr>
+            <w:tcW w:type="dxa" w:w="2986"/>
+          </w:tcPr>
+          <w:p>
+            <w:pPr>
+              <w:spacing w:before="60" w:after="60"/>
+              <w:jc w:val="left"/>
+            </w:pPr>
+            <w:r/>
+            <w:r>
+              <w:rPr>
+                <w:rFonts w:ascii="Times New Roman" w:hAnsi="Times New Roman" w:cs="Times New Roman"/>
+                <w:b w:val="0"/>
+                <w:i w:val="0"/>
+                <w:color w:val="111111"/>
+                <w:sz w:val="20"/>
+                <w:szCs w:val="20"/>
+              </w:rPr>
+              <w:t>can (94.3/94.3), plastic (93.3/95.5)</w:t>
+            </w:r>
+          </w:p>
+        </w:tc>
+        <w:tc>
+          <w:tcPr>
+            <w:tcW w:type="dxa" w:w="2986"/>
+          </w:tcPr>
+          <w:p>
+            <w:pPr>
+              <w:spacing w:before="60" w:after="60"/>
+              <w:jc w:val="left"/>
+            </w:pPr>
+            <w:r/>
+            <w:r>
+              <w:rPr>
+                <w:rFonts w:ascii="Times New Roman" w:hAnsi="Times New Roman" w:cs="Times New Roman"/>
+                <w:b w:val="0"/>
+                <w:i w:val="0"/>
+                <w:color w:val="111111"/>
+                <w:sz w:val="20"/>
+                <w:szCs w:val="20"/>
+              </w:rPr>
+              <w:t>glass (100/33.3)</w:t>
+            </w:r>
+          </w:p>
+        </w:tc>
+      </w:tr>
+      <w:tr>
+        <w:tc>
+          <w:tcPr>
+            <w:tcW w:type="dxa" w:w="2986"/>
+          </w:tcPr>
+          <w:p>
+            <w:pPr>
+              <w:spacing w:before="60" w:after="60"/>
+              <w:jc w:val="left"/>
+            </w:pPr>
+            <w:r/>
+            <w:r>
+              <w:rPr>
+                <w:rFonts w:ascii="Times New Roman" w:hAnsi="Times New Roman" w:cs="Times New Roman"/>
+                <w:b w:val="0"/>
+                <w:i w:val="0"/>
+                <w:color w:val="111111"/>
+                <w:sz w:val="20"/>
+                <w:szCs w:val="20"/>
+              </w:rPr>
               <w:t>XL Energy</w:t>
             </w:r>
           </w:p>
@@ -4374,7 +5287,7 @@
                 <w:sz w:val="20"/>
                 <w:szCs w:val="20"/>
               </w:rPr>
-              <w:t>three classes (100/100)</w:t>
+              <w:t>classic, red (100/100)</w:t>
             </w:r>
           </w:p>
         </w:tc>
@@ -4397,7 +5310,7 @@
                 <w:sz w:val="20"/>
                 <w:szCs w:val="20"/>
               </w:rPr>
-              <w:t>two with no representation</w:t>
+              <w:t>sugarfree (0/0), two unrepresented</w:t>
             </w:r>
           </w:p>
         </w:tc>
@@ -4493,77 +5406,6 @@
                 <w:sz w:val="20"/>
                 <w:szCs w:val="20"/>
               </w:rPr>
-              <w:t>Packaging</w:t>
-            </w:r>
-          </w:p>
-        </w:tc>
-        <w:tc>
-          <w:tcPr>
-            <w:tcW w:type="dxa" w:w="2986"/>
-          </w:tcPr>
-          <w:p>
-            <w:pPr>
-              <w:spacing w:before="60" w:after="60"/>
-              <w:jc w:val="left"/>
-            </w:pPr>
-            <w:r/>
-            <w:r>
-              <w:rPr>
-                <w:rFonts w:ascii="Times New Roman" w:hAnsi="Times New Roman" w:cs="Times New Roman"/>
-                <w:b w:val="0"/>
-                <w:i w:val="0"/>
-                <w:color w:val="111111"/>
-                <w:sz w:val="20"/>
-                <w:szCs w:val="20"/>
-              </w:rPr>
-              <w:t>can (98.5/92.9), plastic (93.3/95.5)</w:t>
-            </w:r>
-          </w:p>
-        </w:tc>
-        <w:tc>
-          <w:tcPr>
-            <w:tcW w:type="dxa" w:w="2986"/>
-          </w:tcPr>
-          <w:p>
-            <w:pPr>
-              <w:spacing w:before="60" w:after="60"/>
-              <w:jc w:val="left"/>
-            </w:pPr>
-            <w:r/>
-            <w:r>
-              <w:rPr>
-                <w:rFonts w:ascii="Times New Roman" w:hAnsi="Times New Roman" w:cs="Times New Roman"/>
-                <w:b w:val="0"/>
-                <w:i w:val="0"/>
-                <w:color w:val="111111"/>
-                <w:sz w:val="20"/>
-                <w:szCs w:val="20"/>
-              </w:rPr>
-              <w:t>glass (100/33.3)</w:t>
-            </w:r>
-          </w:p>
-        </w:tc>
-      </w:tr>
-      <w:tr>
-        <w:tc>
-          <w:tcPr>
-            <w:tcW w:type="dxa" w:w="2986"/>
-          </w:tcPr>
-          <w:p>
-            <w:pPr>
-              <w:spacing w:before="60" w:after="60"/>
-              <w:jc w:val="left"/>
-            </w:pPr>
-            <w:r/>
-            <w:r>
-              <w:rPr>
-                <w:rFonts w:ascii="Times New Roman" w:hAnsi="Times New Roman" w:cs="Times New Roman"/>
-                <w:b w:val="0"/>
-                <w:i w:val="0"/>
-                <w:color w:val="111111"/>
-                <w:sz w:val="20"/>
-                <w:szCs w:val="20"/>
-              </w:rPr>
               <w:t>Cappy</w:t>
             </w:r>
           </w:p>
@@ -4587,7 +5429,7 @@
                 <w:sz w:val="20"/>
                 <w:szCs w:val="20"/>
               </w:rPr>
-              <w:t>grape, mango, strawberry (100/100)</w:t>
+              <w:t>mango (100/100)</w:t>
             </w:r>
           </w:p>
         </w:tc>
@@ -4610,7 +5452,7 @@
                 <w:sz w:val="20"/>
                 <w:szCs w:val="20"/>
               </w:rPr>
-              <w:t>6 of 12 with no representation</w:t>
+              <w:t>grape (100/75), orange (100/50), lemon (100/25), 8 at (0/0)</w:t>
             </w:r>
           </w:p>
         </w:tc>
@@ -4620,6 +5462,42 @@
       <w:pPr>
         <w:spacing w:after="200" w:before="0"/>
       </w:pPr>
+    </w:p>
+    <w:p>
+      <w:pPr>
+        <w:keepNext w:val="0"/>
+        <w:spacing w:after="160" w:before="0" w:line="348" w:lineRule="auto"/>
+        <w:jc w:val="both"/>
+      </w:pPr>
+      <w:r>
+        <w:rPr>
+          <w:rFonts w:ascii="Times New Roman" w:hAnsi="Times New Roman" w:cs="Times New Roman"/>
+          <w:b w:val="0"/>
+          <w:i w:val="0"/>
+          <w:color w:val="111111"/>
+          <w:sz w:val="23"/>
+          <w:szCs w:val="23"/>
+        </w:rPr>
+        <w:t>The fixed threshold exposes a distinction invisible at optimal thresholds, and it is among the most useful things this analysis produced: some weak classes are not wrong but merely unconfident. The xl-sugarfree class scores 100% precision and 100% recall at a 0.40 threshold, then falls to zero at 0.70 — the model knows it and gets it right, but at a confidence lying between the two thresholds. The same holds for cappy-strawberry and cappy-apple, and partially for cappy-lemon (50% recall at 0.40 against 25% at 0.70).</w:t>
+      </w:r>
+    </w:p>
+    <w:p>
+      <w:pPr>
+        <w:keepNext w:val="0"/>
+        <w:spacing w:after="160" w:before="0" w:line="348" w:lineRule="auto"/>
+        <w:jc w:val="both"/>
+      </w:pPr>
+      <w:r>
+        <w:rPr>
+          <w:rFonts w:ascii="Times New Roman" w:hAnsi="Times New Roman" w:cs="Times New Roman"/>
+          <w:b w:val="0"/>
+          <w:i w:val="0"/>
+          <w:color w:val="111111"/>
+          <w:sz w:val="23"/>
+          <w:szCs w:val="23"/>
+        </w:rPr>
+        <w:t>This is fundamentally different from coca-diet and glass, which fail at every threshold without exception. The former case is “learned but not trustworthy for automatic decisions” and is addressed by more examples to consolidate confidence; the latter is “not learned at all” and needs data simply to exist. A single table at each class's own optimal threshold cannot separate the two — it shows both as succeeding or failing depending on the class — whereas reading performance across two thresholds can.</w:t>
+      </w:r>
     </w:p>
     <w:p>
       <w:pPr>
@@ -4707,7 +5585,7 @@
           <w:sz w:val="19"/>
           <w:szCs w:val="19"/>
         </w:rPr>
-        <w:t>The multi-stage architecture on a real Cappy shelf: labels here are at flavour level (orange / mango / grape / lemon / strawberry) rather than brand level — this is what the routed variant layer produces, and it is directly comparable with the preceding figure. The low confidences visible (19%–67%) are not a display defect but a faithful reflection of what this section measures: the Cappy classifier is the weakest link in the system at 56.2% precision. This is precisely the case that required lowering the display threshold to 0.4 (Section 7) and directing active learning at this branch (Section 6) — since what is not shown cannot be corrected.</w:t>
+        <w:t>The multi-stage architecture on a real Cappy shelf: labels here are at flavour level (orange / mango / grape / lemon / strawberry) rather than brand level — this is what the routed variant layer produces, and it is directly comparable with the preceding figure. What matters most in it is that the confidences shown range from 19% to 67% — most of them below the 0.70 threshold this study adopts. This is exactly the case the section quantifies: the flavour is visually distinguished and usually correct, but below the confidence that would license an automatic decision — which is why the classifier scores 50% precision and 31.2% recall at that threshold, and why active learning was directed at it (Section 6).</w:t>
       </w:r>
     </w:p>
     <w:p>
@@ -4781,7 +5659,7 @@
           <w:sz w:val="19"/>
           <w:szCs w:val="19"/>
         </w:rPr>
-        <w:t xml:space="preserve">Table 6. </w:t>
+        <w:t xml:space="preserve">Table 7. </w:t>
       </w:r>
       <w:r>
         <w:rPr>
@@ -5261,7 +6139,7 @@
           <w:sz w:val="19"/>
           <w:szCs w:val="19"/>
         </w:rPr>
-        <w:t xml:space="preserve">Table 7. </w:t>
+        <w:t xml:space="preserve">Table 8. </w:t>
       </w:r>
       <w:r>
         <w:rPr>
@@ -6223,7 +7101,7 @@
           <w:sz w:val="23"/>
           <w:szCs w:val="23"/>
         </w:rPr>
-        <w:t>The default display threshold was lowered from 0.7 to 0.4 on the basis of this third function: the higher threshold was hiding correct but lower-confidence detections from the reviewer, which is untenable in a phase where that reviewer is being asked to correct — since what is never seen cannot be corrected.</w:t>
+        <w:t>An operational decision follows from this third function: what is shown to the reviewer is not necessarily what is counted in the report. The 0.70 threshold used for measurement defines what qualifies as a trustworthy automatic verdict, but hiding everything below it from the reviewer's screen would deny them sight of precisely the cases they are meant to correct — the cases the system most needs (Section 5.3). Predictions below the threshold are therefore shown for review but not counted automatically, since what is never seen cannot be corrected.</w:t>
       </w:r>
     </w:p>
     <w:p>
@@ -6423,7 +7301,61 @@
           <w:sz w:val="23"/>
           <w:szCs w:val="23"/>
         </w:rPr>
-        <w:t>5. The system was not evaluated end to end. Each layer was measured separately; error accumulation across the full chain was not measured on a unified, manually labelled test set. This is the most important missing measurement in the study, since chain accuracy is a product rather than an average.</w:t>
+        <w:t>5. The system was not evaluated end to end — the most important missing measurement in the study.</w:t>
+      </w:r>
+    </w:p>
+    <w:p>
+      <w:pPr>
+        <w:keepNext w:val="0"/>
+        <w:spacing w:after="160" w:before="0" w:line="348" w:lineRule="auto"/>
+        <w:jc w:val="both"/>
+      </w:pPr>
+      <w:r>
+        <w:rPr>
+          <w:rFonts w:ascii="Times New Roman" w:hAnsi="Times New Roman" w:cs="Times New Roman"/>
+          <w:b w:val="0"/>
+          <w:i w:val="0"/>
+          <w:color w:val="111111"/>
+          <w:sz w:val="23"/>
+          <w:szCs w:val="23"/>
+        </w:rPr>
+        <w:t>“End to end” means treating the whole system as a single black box: it is given a shelf photograph it has never seen, and its final output — the complete compound label for every product — is compared against a human labelling of that same photograph. What Section 5 measured is the performance of each layer in isolation, which is a different thing.</w:t>
+      </w:r>
+    </w:p>
+    <w:p>
+      <w:pPr>
+        <w:keepNext w:val="0"/>
+        <w:spacing w:after="160" w:before="0" w:line="348" w:lineRule="auto"/>
+        <w:jc w:val="both"/>
+      </w:pPr>
+      <w:r>
+        <w:rPr>
+          <w:rFonts w:ascii="Times New Roman" w:hAnsi="Times New Roman" w:cs="Times New Roman"/>
+          <w:b w:val="0"/>
+          <w:i w:val="0"/>
+          <w:color w:val="111111"/>
+          <w:sz w:val="23"/>
+          <w:szCs w:val="23"/>
+        </w:rPr>
+        <w:t>The difference matters for two reasons. First, the accuracy of a chain is a product rather than an average: for a bottle to reach its correct label the detector must find it, then the brand layer must be right, then the variant classifier must be right — and three steps at 90% each yield roughly 73%, not 90%. Second, and more subtly, each layer was measured on clean, manually labelled input, whereas in production it receives the previous layer's output: a crop that may be shifted, clipped at the edge, or partly occluded. The brand layer's 100% answers the question “how often is it right on ideal crops?”, not “how often is it right on our detector's crops?”.</w:t>
+      </w:r>
+    </w:p>
+    <w:p>
+      <w:pPr>
+        <w:keepNext w:val="0"/>
+        <w:spacing w:after="160" w:before="0" w:line="348" w:lineRule="auto"/>
+        <w:jc w:val="both"/>
+      </w:pPr>
+      <w:r>
+        <w:rPr>
+          <w:rFonts w:ascii="Times New Roman" w:hAnsi="Times New Roman" w:cs="Times New Roman"/>
+          <w:b w:val="0"/>
+          <w:i w:val="0"/>
+          <w:color w:val="111111"/>
+          <w:sz w:val="23"/>
+          <w:szCs w:val="23"/>
+        </w:rPr>
+        <w:t>The distinction is practical rather than theoretical: the only figure that may honestly be given to a client is the end-to-end one, and it will necessarily be lower than every figure in Section 5. The cost of closing this gap is not computational but human — fully labelling thirty to fifty shelf photographs by hand, with no training and no credits required.</w:t>
       </w:r>
     </w:p>
     <w:p>
@@ -6608,7 +7540,7 @@
           <w:sz w:val="19"/>
           <w:szCs w:val="19"/>
         </w:rPr>
-        <w:t xml:space="preserve">Table 8. </w:t>
+        <w:t xml:space="preserve">Table 9. </w:t>
       </w:r>
       <w:r>
         <w:rPr>

--- a/docs/report/out/Aystro_Research_Report_EN.docx
+++ b/docs/report/out/Aystro_Research_Report_EN.docx
@@ -1448,7 +1448,7 @@
           <w:sz w:val="23"/>
           <w:szCs w:val="23"/>
         </w:rPr>
-        <w:t>A merge step then selects the most specific label available (the variant if present, otherwise the plain brand) and combines it with the packaging material. The essential architectural property is that the routing in Stage 3 decouples a classifier's execution from the mere availability of its input — which is what makes growth independent of K, as Section 5.4 shows.</w:t>
+        <w:t>A merge step then selects the most specific label available (the variant if present, otherwise the plain brand) and combines it with the packaging material. The essential architectural property is that the routing in Stage 3 decouples a classifier's execution from the mere availability of its input — which is what makes growth independent of K, as Section 5.5 shows.</w:t>
       </w:r>
     </w:p>
     <w:p>
@@ -1537,7 +1537,7 @@
           <w:sz w:val="19"/>
           <w:szCs w:val="19"/>
         </w:rPr>
-        <w:t>The architecture as actually deployed, read from the live workflow specification. The essential difference from conventional staged architectures is the routing steps (in orange): they decouple the execution of the variant classifiers from the mere availability of their input, which is what Section 5.4 measures.</w:t>
+        <w:t>The architecture as actually deployed, read from the live workflow specification. The essential difference from conventional staged architectures is the routing steps (in orange): they decouple the execution of the variant classifiers from the mere availability of their input, which is what Section 5.5 measures.</w:t>
       </w:r>
     </w:p>
     <w:p>
@@ -4446,7 +4446,7 @@
           <w:sz w:val="19"/>
           <w:szCs w:val="19"/>
         </w:rPr>
-        <w:t>The brand layer — the decision on which the routing of everything downstream depends.</w:t>
+        <w:t>The brand layer at a 0.70 threshold. Precision is 100% for every represented class. Total: 47 instances.</w:t>
       </w:r>
     </w:p>
     <w:tbl>
@@ -4457,14 +4457,15 @@
         <w:tblLook w:firstColumn="1" w:firstRow="1" w:lastColumn="0" w:lastRow="0" w:noHBand="0" w:noVBand="1" w:val="04A0"/>
       </w:tblPr>
       <w:tblGrid>
-        <w:gridCol w:w="2986"/>
-        <w:gridCol w:w="2986"/>
-        <w:gridCol w:w="2986"/>
+        <w:gridCol w:w="2239"/>
+        <w:gridCol w:w="2239"/>
+        <w:gridCol w:w="2239"/>
+        <w:gridCol w:w="2239"/>
       </w:tblGrid>
       <w:tr>
         <w:tc>
           <w:tcPr>
-            <w:tcW w:type="dxa" w:w="2986"/>
+            <w:tcW w:type="dxa" w:w="2239"/>
           </w:tcPr>
           <w:p>
             <w:pPr>
@@ -4488,7 +4489,7 @@
         </w:tc>
         <w:tc>
           <w:tcPr>
-            <w:tcW w:type="dxa" w:w="2986"/>
+            <w:tcW w:type="dxa" w:w="2239"/>
           </w:tcPr>
           <w:p>
             <w:pPr>
@@ -4506,13 +4507,37 @@
                 <w:sz w:val="20"/>
                 <w:szCs w:val="20"/>
               </w:rPr>
-              <w:t>Precision</w:t>
+              <w:t>Test instances</w:t>
             </w:r>
           </w:p>
         </w:tc>
         <w:tc>
           <w:tcPr>
-            <w:tcW w:type="dxa" w:w="2986"/>
+            <w:tcW w:type="dxa" w:w="2239"/>
+          </w:tcPr>
+          <w:p>
+            <w:pPr>
+              <w:spacing w:before="60" w:after="60"/>
+              <w:jc w:val="left"/>
+            </w:pPr>
+            <w:r/>
+            <w:r>
+              <w:rPr>
+                <w:rFonts w:ascii="Times New Roman" w:hAnsi="Times New Roman" w:cs="Times New Roman"/>
+                <w:b/>
+                <w:bCs w:val="1"/>
+                <w:i w:val="0"/>
+                <w:color w:val="111111"/>
+                <w:sz w:val="20"/>
+                <w:szCs w:val="20"/>
+              </w:rPr>
+              <w:t>Correct</w:t>
+            </w:r>
+          </w:p>
+        </w:tc>
+        <w:tc>
+          <w:tcPr>
+            <w:tcW w:type="dxa" w:w="2239"/>
           </w:tcPr>
           <w:p>
             <w:pPr>
@@ -4538,7 +4563,289 @@
       <w:tr>
         <w:tc>
           <w:tcPr>
-            <w:tcW w:type="dxa" w:w="2986"/>
+            <w:tcW w:type="dxa" w:w="2239"/>
+          </w:tcPr>
+          <w:p>
+            <w:pPr>
+              <w:spacing w:before="60" w:after="60"/>
+              <w:jc w:val="left"/>
+            </w:pPr>
+            <w:r/>
+            <w:r>
+              <w:rPr>
+                <w:rFonts w:ascii="Times New Roman" w:hAnsi="Times New Roman" w:cs="Times New Roman"/>
+                <w:b w:val="0"/>
+                <w:i w:val="0"/>
+                <w:color w:val="111111"/>
+                <w:sz w:val="20"/>
+                <w:szCs w:val="20"/>
+              </w:rPr>
+              <w:t>xl_energy</w:t>
+            </w:r>
+          </w:p>
+        </w:tc>
+        <w:tc>
+          <w:tcPr>
+            <w:tcW w:type="dxa" w:w="2239"/>
+          </w:tcPr>
+          <w:p>
+            <w:pPr>
+              <w:spacing w:before="60" w:after="60"/>
+              <w:jc w:val="left"/>
+            </w:pPr>
+            <w:r/>
+            <w:r>
+              <w:rPr>
+                <w:rFonts w:ascii="Times New Roman" w:hAnsi="Times New Roman" w:cs="Times New Roman"/>
+                <w:b w:val="0"/>
+                <w:i w:val="0"/>
+                <w:color w:val="111111"/>
+                <w:sz w:val="20"/>
+                <w:szCs w:val="20"/>
+              </w:rPr>
+              <w:t>20</w:t>
+            </w:r>
+          </w:p>
+        </w:tc>
+        <w:tc>
+          <w:tcPr>
+            <w:tcW w:type="dxa" w:w="2239"/>
+          </w:tcPr>
+          <w:p>
+            <w:pPr>
+              <w:spacing w:before="60" w:after="60"/>
+              <w:jc w:val="left"/>
+            </w:pPr>
+            <w:r/>
+            <w:r>
+              <w:rPr>
+                <w:rFonts w:ascii="Times New Roman" w:hAnsi="Times New Roman" w:cs="Times New Roman"/>
+                <w:b w:val="0"/>
+                <w:i w:val="0"/>
+                <w:color w:val="111111"/>
+                <w:sz w:val="20"/>
+                <w:szCs w:val="20"/>
+              </w:rPr>
+              <w:t>16</w:t>
+            </w:r>
+          </w:p>
+        </w:tc>
+        <w:tc>
+          <w:tcPr>
+            <w:tcW w:type="dxa" w:w="2239"/>
+          </w:tcPr>
+          <w:p>
+            <w:pPr>
+              <w:spacing w:before="60" w:after="60"/>
+              <w:jc w:val="left"/>
+            </w:pPr>
+            <w:r/>
+            <w:r>
+              <w:rPr>
+                <w:rFonts w:ascii="Times New Roman" w:hAnsi="Times New Roman" w:cs="Times New Roman"/>
+                <w:b w:val="0"/>
+                <w:i w:val="0"/>
+                <w:color w:val="111111"/>
+                <w:sz w:val="20"/>
+                <w:szCs w:val="20"/>
+              </w:rPr>
+              <w:t>80.0%</w:t>
+            </w:r>
+          </w:p>
+        </w:tc>
+      </w:tr>
+      <w:tr>
+        <w:tc>
+          <w:tcPr>
+            <w:tcW w:type="dxa" w:w="2239"/>
+          </w:tcPr>
+          <w:p>
+            <w:pPr>
+              <w:spacing w:before="60" w:after="60"/>
+              <w:jc w:val="left"/>
+            </w:pPr>
+            <w:r/>
+            <w:r>
+              <w:rPr>
+                <w:rFonts w:ascii="Times New Roman" w:hAnsi="Times New Roman" w:cs="Times New Roman"/>
+                <w:b w:val="0"/>
+                <w:i w:val="0"/>
+                <w:color w:val="111111"/>
+                <w:sz w:val="20"/>
+                <w:szCs w:val="20"/>
+              </w:rPr>
+              <w:t>cappy</w:t>
+            </w:r>
+          </w:p>
+        </w:tc>
+        <w:tc>
+          <w:tcPr>
+            <w:tcW w:type="dxa" w:w="2239"/>
+          </w:tcPr>
+          <w:p>
+            <w:pPr>
+              <w:spacing w:before="60" w:after="60"/>
+              <w:jc w:val="left"/>
+            </w:pPr>
+            <w:r/>
+            <w:r>
+              <w:rPr>
+                <w:rFonts w:ascii="Times New Roman" w:hAnsi="Times New Roman" w:cs="Times New Roman"/>
+                <w:b w:val="0"/>
+                <w:i w:val="0"/>
+                <w:color w:val="111111"/>
+                <w:sz w:val="20"/>
+                <w:szCs w:val="20"/>
+              </w:rPr>
+              <w:t>14</w:t>
+            </w:r>
+          </w:p>
+        </w:tc>
+        <w:tc>
+          <w:tcPr>
+            <w:tcW w:type="dxa" w:w="2239"/>
+          </w:tcPr>
+          <w:p>
+            <w:pPr>
+              <w:spacing w:before="60" w:after="60"/>
+              <w:jc w:val="left"/>
+            </w:pPr>
+            <w:r/>
+            <w:r>
+              <w:rPr>
+                <w:rFonts w:ascii="Times New Roman" w:hAnsi="Times New Roman" w:cs="Times New Roman"/>
+                <w:b w:val="0"/>
+                <w:i w:val="0"/>
+                <w:color w:val="111111"/>
+                <w:sz w:val="20"/>
+                <w:szCs w:val="20"/>
+              </w:rPr>
+              <w:t>12</w:t>
+            </w:r>
+          </w:p>
+        </w:tc>
+        <w:tc>
+          <w:tcPr>
+            <w:tcW w:type="dxa" w:w="2239"/>
+          </w:tcPr>
+          <w:p>
+            <w:pPr>
+              <w:spacing w:before="60" w:after="60"/>
+              <w:jc w:val="left"/>
+            </w:pPr>
+            <w:r/>
+            <w:r>
+              <w:rPr>
+                <w:rFonts w:ascii="Times New Roman" w:hAnsi="Times New Roman" w:cs="Times New Roman"/>
+                <w:b w:val="0"/>
+                <w:i w:val="0"/>
+                <w:color w:val="111111"/>
+                <w:sz w:val="20"/>
+                <w:szCs w:val="20"/>
+              </w:rPr>
+              <w:t>85.7%</w:t>
+            </w:r>
+          </w:p>
+        </w:tc>
+      </w:tr>
+      <w:tr>
+        <w:tc>
+          <w:tcPr>
+            <w:tcW w:type="dxa" w:w="2239"/>
+          </w:tcPr>
+          <w:p>
+            <w:pPr>
+              <w:spacing w:before="60" w:after="60"/>
+              <w:jc w:val="left"/>
+            </w:pPr>
+            <w:r/>
+            <w:r>
+              <w:rPr>
+                <w:rFonts w:ascii="Times New Roman" w:hAnsi="Times New Roman" w:cs="Times New Roman"/>
+                <w:b w:val="0"/>
+                <w:i w:val="0"/>
+                <w:color w:val="111111"/>
+                <w:sz w:val="20"/>
+                <w:szCs w:val="20"/>
+              </w:rPr>
+              <w:t>coca-cola</w:t>
+            </w:r>
+          </w:p>
+        </w:tc>
+        <w:tc>
+          <w:tcPr>
+            <w:tcW w:type="dxa" w:w="2239"/>
+          </w:tcPr>
+          <w:p>
+            <w:pPr>
+              <w:spacing w:before="60" w:after="60"/>
+              <w:jc w:val="left"/>
+            </w:pPr>
+            <w:r/>
+            <w:r>
+              <w:rPr>
+                <w:rFonts w:ascii="Times New Roman" w:hAnsi="Times New Roman" w:cs="Times New Roman"/>
+                <w:b w:val="0"/>
+                <w:i w:val="0"/>
+                <w:color w:val="111111"/>
+                <w:sz w:val="20"/>
+                <w:szCs w:val="20"/>
+              </w:rPr>
+              <w:t>10</w:t>
+            </w:r>
+          </w:p>
+        </w:tc>
+        <w:tc>
+          <w:tcPr>
+            <w:tcW w:type="dxa" w:w="2239"/>
+          </w:tcPr>
+          <w:p>
+            <w:pPr>
+              <w:spacing w:before="60" w:after="60"/>
+              <w:jc w:val="left"/>
+            </w:pPr>
+            <w:r/>
+            <w:r>
+              <w:rPr>
+                <w:rFonts w:ascii="Times New Roman" w:hAnsi="Times New Roman" w:cs="Times New Roman"/>
+                <w:b w:val="0"/>
+                <w:i w:val="0"/>
+                <w:color w:val="111111"/>
+                <w:sz w:val="20"/>
+                <w:szCs w:val="20"/>
+              </w:rPr>
+              <w:t>8</w:t>
+            </w:r>
+          </w:p>
+        </w:tc>
+        <w:tc>
+          <w:tcPr>
+            <w:tcW w:type="dxa" w:w="2239"/>
+          </w:tcPr>
+          <w:p>
+            <w:pPr>
+              <w:spacing w:before="60" w:after="60"/>
+              <w:jc w:val="left"/>
+            </w:pPr>
+            <w:r/>
+            <w:r>
+              <w:rPr>
+                <w:rFonts w:ascii="Times New Roman" w:hAnsi="Times New Roman" w:cs="Times New Roman"/>
+                <w:b w:val="0"/>
+                <w:i w:val="0"/>
+                <w:color w:val="111111"/>
+                <w:sz w:val="20"/>
+                <w:szCs w:val="20"/>
+              </w:rPr>
+              <w:t>80.0%</w:t>
+            </w:r>
+          </w:p>
+        </w:tc>
+      </w:tr>
+      <w:tr>
+        <w:tc>
+          <w:tcPr>
+            <w:tcW w:type="dxa" w:w="2239"/>
           </w:tcPr>
           <w:p>
             <w:pPr>
@@ -4561,7 +4868,7 @@
         </w:tc>
         <w:tc>
           <w:tcPr>
-            <w:tcW w:type="dxa" w:w="2986"/>
+            <w:tcW w:type="dxa" w:w="2239"/>
           </w:tcPr>
           <w:p>
             <w:pPr>
@@ -4578,13 +4885,36 @@
                 <w:sz w:val="20"/>
                 <w:szCs w:val="20"/>
               </w:rPr>
-              <w:t>100%</w:t>
+              <w:t>2</w:t>
             </w:r>
           </w:p>
         </w:tc>
         <w:tc>
           <w:tcPr>
-            <w:tcW w:type="dxa" w:w="2986"/>
+            <w:tcW w:type="dxa" w:w="2239"/>
+          </w:tcPr>
+          <w:p>
+            <w:pPr>
+              <w:spacing w:before="60" w:after="60"/>
+              <w:jc w:val="left"/>
+            </w:pPr>
+            <w:r/>
+            <w:r>
+              <w:rPr>
+                <w:rFonts w:ascii="Times New Roman" w:hAnsi="Times New Roman" w:cs="Times New Roman"/>
+                <w:b w:val="0"/>
+                <w:i w:val="0"/>
+                <w:color w:val="111111"/>
+                <w:sz w:val="20"/>
+                <w:szCs w:val="20"/>
+              </w:rPr>
+              <w:t>2</w:t>
+            </w:r>
+          </w:p>
+        </w:tc>
+        <w:tc>
+          <w:tcPr>
+            <w:tcW w:type="dxa" w:w="2239"/>
           </w:tcPr>
           <w:p>
             <w:pPr>
@@ -4609,7 +4939,7 @@
       <w:tr>
         <w:tc>
           <w:tcPr>
-            <w:tcW w:type="dxa" w:w="2986"/>
+            <w:tcW w:type="dxa" w:w="2239"/>
           </w:tcPr>
           <w:p>
             <w:pPr>
@@ -4632,7 +4962,7 @@
         </w:tc>
         <w:tc>
           <w:tcPr>
-            <w:tcW w:type="dxa" w:w="2986"/>
+            <w:tcW w:type="dxa" w:w="2239"/>
           </w:tcPr>
           <w:p>
             <w:pPr>
@@ -4649,13 +4979,36 @@
                 <w:sz w:val="20"/>
                 <w:szCs w:val="20"/>
               </w:rPr>
-              <w:t>100%</w:t>
+              <w:t>1</w:t>
             </w:r>
           </w:p>
         </w:tc>
         <w:tc>
           <w:tcPr>
-            <w:tcW w:type="dxa" w:w="2986"/>
+            <w:tcW w:type="dxa" w:w="2239"/>
+          </w:tcPr>
+          <w:p>
+            <w:pPr>
+              <w:spacing w:before="60" w:after="60"/>
+              <w:jc w:val="left"/>
+            </w:pPr>
+            <w:r/>
+            <w:r>
+              <w:rPr>
+                <w:rFonts w:ascii="Times New Roman" w:hAnsi="Times New Roman" w:cs="Times New Roman"/>
+                <w:b w:val="0"/>
+                <w:i w:val="0"/>
+                <w:color w:val="111111"/>
+                <w:sz w:val="20"/>
+                <w:szCs w:val="20"/>
+              </w:rPr>
+              <w:t>1</w:t>
+            </w:r>
+          </w:p>
+        </w:tc>
+        <w:tc>
+          <w:tcPr>
+            <w:tcW w:type="dxa" w:w="2239"/>
           </w:tcPr>
           <w:p>
             <w:pPr>
@@ -4680,220 +5033,7 @@
       <w:tr>
         <w:tc>
           <w:tcPr>
-            <w:tcW w:type="dxa" w:w="2986"/>
-          </w:tcPr>
-          <w:p>
-            <w:pPr>
-              <w:spacing w:before="60" w:after="60"/>
-              <w:jc w:val="left"/>
-            </w:pPr>
-            <w:r/>
-            <w:r>
-              <w:rPr>
-                <w:rFonts w:ascii="Times New Roman" w:hAnsi="Times New Roman" w:cs="Times New Roman"/>
-                <w:b w:val="0"/>
-                <w:i w:val="0"/>
-                <w:color w:val="111111"/>
-                <w:sz w:val="20"/>
-                <w:szCs w:val="20"/>
-              </w:rPr>
-              <w:t>cappy</w:t>
-            </w:r>
-          </w:p>
-        </w:tc>
-        <w:tc>
-          <w:tcPr>
-            <w:tcW w:type="dxa" w:w="2986"/>
-          </w:tcPr>
-          <w:p>
-            <w:pPr>
-              <w:spacing w:before="60" w:after="60"/>
-              <w:jc w:val="left"/>
-            </w:pPr>
-            <w:r/>
-            <w:r>
-              <w:rPr>
-                <w:rFonts w:ascii="Times New Roman" w:hAnsi="Times New Roman" w:cs="Times New Roman"/>
-                <w:b w:val="0"/>
-                <w:i w:val="0"/>
-                <w:color w:val="111111"/>
-                <w:sz w:val="20"/>
-                <w:szCs w:val="20"/>
-              </w:rPr>
-              <w:t>100%</w:t>
-            </w:r>
-          </w:p>
-        </w:tc>
-        <w:tc>
-          <w:tcPr>
-            <w:tcW w:type="dxa" w:w="2986"/>
-          </w:tcPr>
-          <w:p>
-            <w:pPr>
-              <w:spacing w:before="60" w:after="60"/>
-              <w:jc w:val="left"/>
-            </w:pPr>
-            <w:r/>
-            <w:r>
-              <w:rPr>
-                <w:rFonts w:ascii="Times New Roman" w:hAnsi="Times New Roman" w:cs="Times New Roman"/>
-                <w:b w:val="0"/>
-                <w:i w:val="0"/>
-                <w:color w:val="111111"/>
-                <w:sz w:val="20"/>
-                <w:szCs w:val="20"/>
-              </w:rPr>
-              <w:t>85.7%</w:t>
-            </w:r>
-          </w:p>
-        </w:tc>
-      </w:tr>
-      <w:tr>
-        <w:tc>
-          <w:tcPr>
-            <w:tcW w:type="dxa" w:w="2986"/>
-          </w:tcPr>
-          <w:p>
-            <w:pPr>
-              <w:spacing w:before="60" w:after="60"/>
-              <w:jc w:val="left"/>
-            </w:pPr>
-            <w:r/>
-            <w:r>
-              <w:rPr>
-                <w:rFonts w:ascii="Times New Roman" w:hAnsi="Times New Roman" w:cs="Times New Roman"/>
-                <w:b w:val="0"/>
-                <w:i w:val="0"/>
-                <w:color w:val="111111"/>
-                <w:sz w:val="20"/>
-                <w:szCs w:val="20"/>
-              </w:rPr>
-              <w:t>coca-cola</w:t>
-            </w:r>
-          </w:p>
-        </w:tc>
-        <w:tc>
-          <w:tcPr>
-            <w:tcW w:type="dxa" w:w="2986"/>
-          </w:tcPr>
-          <w:p>
-            <w:pPr>
-              <w:spacing w:before="60" w:after="60"/>
-              <w:jc w:val="left"/>
-            </w:pPr>
-            <w:r/>
-            <w:r>
-              <w:rPr>
-                <w:rFonts w:ascii="Times New Roman" w:hAnsi="Times New Roman" w:cs="Times New Roman"/>
-                <w:b w:val="0"/>
-                <w:i w:val="0"/>
-                <w:color w:val="111111"/>
-                <w:sz w:val="20"/>
-                <w:szCs w:val="20"/>
-              </w:rPr>
-              <w:t>100%</w:t>
-            </w:r>
-          </w:p>
-        </w:tc>
-        <w:tc>
-          <w:tcPr>
-            <w:tcW w:type="dxa" w:w="2986"/>
-          </w:tcPr>
-          <w:p>
-            <w:pPr>
-              <w:spacing w:before="60" w:after="60"/>
-              <w:jc w:val="left"/>
-            </w:pPr>
-            <w:r/>
-            <w:r>
-              <w:rPr>
-                <w:rFonts w:ascii="Times New Roman" w:hAnsi="Times New Roman" w:cs="Times New Roman"/>
-                <w:b w:val="0"/>
-                <w:i w:val="0"/>
-                <w:color w:val="111111"/>
-                <w:sz w:val="20"/>
-                <w:szCs w:val="20"/>
-              </w:rPr>
-              <w:t>80%</w:t>
-            </w:r>
-          </w:p>
-        </w:tc>
-      </w:tr>
-      <w:tr>
-        <w:tc>
-          <w:tcPr>
-            <w:tcW w:type="dxa" w:w="2986"/>
-          </w:tcPr>
-          <w:p>
-            <w:pPr>
-              <w:spacing w:before="60" w:after="60"/>
-              <w:jc w:val="left"/>
-            </w:pPr>
-            <w:r/>
-            <w:r>
-              <w:rPr>
-                <w:rFonts w:ascii="Times New Roman" w:hAnsi="Times New Roman" w:cs="Times New Roman"/>
-                <w:b w:val="0"/>
-                <w:i w:val="0"/>
-                <w:color w:val="111111"/>
-                <w:sz w:val="20"/>
-                <w:szCs w:val="20"/>
-              </w:rPr>
-              <w:t>xl_energy</w:t>
-            </w:r>
-          </w:p>
-        </w:tc>
-        <w:tc>
-          <w:tcPr>
-            <w:tcW w:type="dxa" w:w="2986"/>
-          </w:tcPr>
-          <w:p>
-            <w:pPr>
-              <w:spacing w:before="60" w:after="60"/>
-              <w:jc w:val="left"/>
-            </w:pPr>
-            <w:r/>
-            <w:r>
-              <w:rPr>
-                <w:rFonts w:ascii="Times New Roman" w:hAnsi="Times New Roman" w:cs="Times New Roman"/>
-                <w:b w:val="0"/>
-                <w:i w:val="0"/>
-                <w:color w:val="111111"/>
-                <w:sz w:val="20"/>
-                <w:szCs w:val="20"/>
-              </w:rPr>
-              <w:t>100%</w:t>
-            </w:r>
-          </w:p>
-        </w:tc>
-        <w:tc>
-          <w:tcPr>
-            <w:tcW w:type="dxa" w:w="2986"/>
-          </w:tcPr>
-          <w:p>
-            <w:pPr>
-              <w:spacing w:before="60" w:after="60"/>
-              <w:jc w:val="left"/>
-            </w:pPr>
-            <w:r/>
-            <w:r>
-              <w:rPr>
-                <w:rFonts w:ascii="Times New Roman" w:hAnsi="Times New Roman" w:cs="Times New Roman"/>
-                <w:b w:val="0"/>
-                <w:i w:val="0"/>
-                <w:color w:val="111111"/>
-                <w:sz w:val="20"/>
-                <w:szCs w:val="20"/>
-              </w:rPr>
-              <w:t>80%</w:t>
-            </w:r>
-          </w:p>
-        </w:tc>
-      </w:tr>
-      <w:tr>
-        <w:tc>
-          <w:tcPr>
-            <w:tcW w:type="dxa" w:w="2986"/>
+            <w:tcW w:type="dxa" w:w="2239"/>
           </w:tcPr>
           <w:p>
             <w:pPr>
@@ -4916,7 +5056,7 @@
         </w:tc>
         <w:tc>
           <w:tcPr>
-            <w:tcW w:type="dxa" w:w="2986"/>
+            <w:tcW w:type="dxa" w:w="2239"/>
           </w:tcPr>
           <w:p>
             <w:pPr>
@@ -4933,13 +5073,36 @@
                 <w:sz w:val="20"/>
                 <w:szCs w:val="20"/>
               </w:rPr>
-              <w:t>no test representation</w:t>
+              <w:t>0</w:t>
             </w:r>
           </w:p>
         </w:tc>
         <w:tc>
           <w:tcPr>
-            <w:tcW w:type="dxa" w:w="2986"/>
+            <w:tcW w:type="dxa" w:w="2239"/>
+          </w:tcPr>
+          <w:p>
+            <w:pPr>
+              <w:spacing w:before="60" w:after="60"/>
+              <w:jc w:val="left"/>
+            </w:pPr>
+            <w:r/>
+            <w:r>
+              <w:rPr>
+                <w:rFonts w:ascii="Times New Roman" w:hAnsi="Times New Roman" w:cs="Times New Roman"/>
+                <w:b w:val="0"/>
+                <w:i w:val="0"/>
+                <w:color w:val="111111"/>
+                <w:sz w:val="20"/>
+                <w:szCs w:val="20"/>
+              </w:rPr>
+              <w:t>—</w:t>
+            </w:r>
+          </w:p>
+        </w:tc>
+        <w:tc>
+          <w:tcPr>
+            <w:tcW w:type="dxa" w:w="2239"/>
           </w:tcPr>
           <w:p>
             <w:pPr>
@@ -5013,7 +5176,7 @@
           <w:sz w:val="19"/>
           <w:szCs w:val="19"/>
         </w:rPr>
-        <w:t>Variant and packaging layers at a 0.70 threshold, as (precision/recall).</w:t>
+        <w:t>Variant and packaging layers at a 0.70 threshold. Classes with no test representation are omitted.</w:t>
       </w:r>
     </w:p>
     <w:tbl>
@@ -5073,7 +5236,7 @@
                 <w:sz w:val="20"/>
                 <w:szCs w:val="20"/>
               </w:rPr>
-              <w:t>Strong classes</w:t>
+              <w:t>Classes (instances: correct)</w:t>
             </w:r>
           </w:p>
         </w:tc>
@@ -5097,7 +5260,7 @@
                 <w:sz w:val="20"/>
                 <w:szCs w:val="20"/>
               </w:rPr>
-              <w:t>Weak classes</w:t>
+              <w:t>Test total</w:t>
             </w:r>
           </w:p>
         </w:tc>
@@ -5145,7 +5308,7 @@
                 <w:sz w:val="20"/>
                 <w:szCs w:val="20"/>
               </w:rPr>
-              <w:t>orange, redapple (100/100)</w:t>
+              <w:t>orange (12:12), redapple (3:3), grape (3:2)</w:t>
             </w:r>
           </w:p>
         </w:tc>
@@ -5168,7 +5331,7 @@
                 <w:sz w:val="20"/>
                 <w:szCs w:val="20"/>
               </w:rPr>
-              <w:t>grape (100/66.7)</w:t>
+              <w:t>18</w:t>
             </w:r>
           </w:p>
         </w:tc>
@@ -5216,7 +5379,7 @@
                 <w:sz w:val="20"/>
                 <w:szCs w:val="20"/>
               </w:rPr>
-              <w:t>can (94.3/94.3), plastic (93.3/95.5)</w:t>
+              <w:t>plastic (88:84), can (70:66), glass (3:1)</w:t>
             </w:r>
           </w:p>
         </w:tc>
@@ -5239,7 +5402,7 @@
                 <w:sz w:val="20"/>
                 <w:szCs w:val="20"/>
               </w:rPr>
-              <w:t>glass (100/33.3)</w:t>
+              <w:t>161</w:t>
             </w:r>
           </w:p>
         </w:tc>
@@ -5287,7 +5450,7 @@
                 <w:sz w:val="20"/>
                 <w:szCs w:val="20"/>
               </w:rPr>
-              <w:t>classic, red (100/100)</w:t>
+              <w:t>classic (24:24), red (4:4), sugarfree (1:0)</w:t>
             </w:r>
           </w:p>
         </w:tc>
@@ -5310,7 +5473,7 @@
                 <w:sz w:val="20"/>
                 <w:szCs w:val="20"/>
               </w:rPr>
-              <w:t>sugarfree (0/0), two unrepresented</w:t>
+              <w:t>29</w:t>
             </w:r>
           </w:p>
         </w:tc>
@@ -5358,7 +5521,7 @@
                 <w:sz w:val="20"/>
                 <w:szCs w:val="20"/>
               </w:rPr>
-              <w:t>classic (100/100)</w:t>
+              <w:t>classic (26:26), zero (3:2), diet (1:0)</w:t>
             </w:r>
           </w:p>
         </w:tc>
@@ -5381,7 +5544,7 @@
                 <w:sz w:val="20"/>
                 <w:szCs w:val="20"/>
               </w:rPr>
-              <w:t>zero (100/66.7), diet (0/0)</w:t>
+              <w:t>30</w:t>
             </w:r>
           </w:p>
         </w:tc>
@@ -5429,7 +5592,7 @@
                 <w:sz w:val="20"/>
                 <w:szCs w:val="20"/>
               </w:rPr>
-              <w:t>mango (100/100)</w:t>
+              <w:t>orange (6:3), grape (4:3), lemon (4:1), mix (3:0), apple (2:0), mango (2:2), peach (1:0), strawberry (1:0)</w:t>
             </w:r>
           </w:p>
         </w:tc>
@@ -5452,7 +5615,7 @@
                 <w:sz w:val="20"/>
                 <w:szCs w:val="20"/>
               </w:rPr>
-              <w:t>grape (100/75), orange (100/50), lemon (100/25), 8 at (0/0)</w:t>
+              <w:t>23</w:t>
             </w:r>
           </w:p>
         </w:tc>
@@ -5501,6 +5664,25 @@
     </w:p>
     <w:p>
       <w:pPr>
+        <w:keepNext/>
+        <w:spacing w:before="240" w:after="140"/>
+        <w:jc w:val="left"/>
+      </w:pPr>
+      <w:r>
+        <w:rPr>
+          <w:rFonts w:ascii="Times New Roman" w:hAnsi="Times New Roman" w:cs="Times New Roman"/>
+          <w:b/>
+          <w:bCs w:val="1"/>
+          <w:i w:val="0"/>
+          <w:color w:val="1A3A5C"/>
+          <w:sz w:val="24"/>
+          <w:szCs w:val="24"/>
+        </w:rPr>
+        <w:t>5.4 How statistically reliable these figures are</w:t>
+      </w:r>
+    </w:p>
+    <w:p>
+      <w:pPr>
         <w:keepNext w:val="0"/>
         <w:spacing w:after="160" w:before="0" w:line="348" w:lineRule="auto"/>
         <w:jc w:val="both"/>
@@ -5514,7 +5696,1727 @@
           <w:sz w:val="23"/>
           <w:szCs w:val="23"/>
         </w:rPr>
-        <w:t>Analysis of these results reveals one consistent pattern: every weak class corresponds to a small, countable number of samples — three test instances for glass, five source images for coca-diet, and between one and six instances for each of the weak Cappy classes. The confusion matrices show the errors to be plausible confusions between visually adjacent categories (lemon with mango, diet with classic) rather than random scatter — which is what distinguishes a data shortfall from a modelling deficiency, in a way that can be checked.</w:t>
+        <w:t>The figures above require an explicit caveat, and omitting it would make the report misleading however carefully each number was measured: the test splits are very small, and many of the 100% figures rest on single instances.</w:t>
+      </w:r>
+    </w:p>
+    <w:p>
+      <w:pPr>
+        <w:keepNext/>
+        <w:spacing w:before="240" w:after="100"/>
+        <w:jc w:val="center"/>
+      </w:pPr>
+      <w:r>
+        <w:rPr>
+          <w:rFonts w:ascii="Times New Roman" w:hAnsi="Times New Roman" w:cs="Times New Roman"/>
+          <w:b/>
+          <w:bCs w:val="1"/>
+          <w:i w:val="0"/>
+          <w:color w:val="555555"/>
+          <w:sz w:val="19"/>
+          <w:szCs w:val="19"/>
+        </w:rPr>
+        <w:t xml:space="preserve">Table 7. </w:t>
+      </w:r>
+      <w:r>
+        <w:rPr>
+          <w:rFonts w:ascii="Times New Roman" w:hAnsi="Times New Roman" w:cs="Times New Roman"/>
+          <w:b w:val="0"/>
+          <w:i/>
+          <w:iCs w:val="1"/>
+          <w:color w:val="555555"/>
+          <w:sz w:val="19"/>
+          <w:szCs w:val="19"/>
+        </w:rPr>
+        <w:t>Wilson 95% confidence intervals for classes scoring 100%. The same number, carrying entirely different meanings.</w:t>
+      </w:r>
+    </w:p>
+    <w:tbl>
+      <w:tblPr>
+        <w:tblStyle w:val="TableGrid"/>
+        <w:tblW w:type="auto" w:w="0"/>
+        <w:jc w:val="left"/>
+        <w:tblLook w:firstColumn="1" w:firstRow="1" w:lastColumn="0" w:lastRow="0" w:noHBand="0" w:noVBand="1" w:val="04A0"/>
+      </w:tblPr>
+      <w:tblGrid>
+        <w:gridCol w:w="2239"/>
+        <w:gridCol w:w="2239"/>
+        <w:gridCol w:w="2239"/>
+        <w:gridCol w:w="2239"/>
+      </w:tblGrid>
+      <w:tr>
+        <w:tc>
+          <w:tcPr>
+            <w:tcW w:type="dxa" w:w="2239"/>
+          </w:tcPr>
+          <w:p>
+            <w:pPr>
+              <w:spacing w:before="60" w:after="60"/>
+              <w:jc w:val="left"/>
+            </w:pPr>
+            <w:r/>
+            <w:r>
+              <w:rPr>
+                <w:rFonts w:ascii="Times New Roman" w:hAnsi="Times New Roman" w:cs="Times New Roman"/>
+                <w:b/>
+                <w:bCs w:val="1"/>
+                <w:i w:val="0"/>
+                <w:color w:val="111111"/>
+                <w:sz w:val="20"/>
+                <w:szCs w:val="20"/>
+              </w:rPr>
+              <w:t>Class</w:t>
+            </w:r>
+          </w:p>
+        </w:tc>
+        <w:tc>
+          <w:tcPr>
+            <w:tcW w:type="dxa" w:w="2239"/>
+          </w:tcPr>
+          <w:p>
+            <w:pPr>
+              <w:spacing w:before="60" w:after="60"/>
+              <w:jc w:val="left"/>
+            </w:pPr>
+            <w:r/>
+            <w:r>
+              <w:rPr>
+                <w:rFonts w:ascii="Times New Roman" w:hAnsi="Times New Roman" w:cs="Times New Roman"/>
+                <w:b/>
+                <w:bCs w:val="1"/>
+                <w:i w:val="0"/>
+                <w:color w:val="111111"/>
+                <w:sz w:val="20"/>
+                <w:szCs w:val="20"/>
+              </w:rPr>
+              <w:t>Correct/instances</w:t>
+            </w:r>
+          </w:p>
+        </w:tc>
+        <w:tc>
+          <w:tcPr>
+            <w:tcW w:type="dxa" w:w="2239"/>
+          </w:tcPr>
+          <w:p>
+            <w:pPr>
+              <w:spacing w:before="60" w:after="60"/>
+              <w:jc w:val="left"/>
+            </w:pPr>
+            <w:r/>
+            <w:r>
+              <w:rPr>
+                <w:rFonts w:ascii="Times New Roman" w:hAnsi="Times New Roman" w:cs="Times New Roman"/>
+                <w:b/>
+                <w:bCs w:val="1"/>
+                <w:i w:val="0"/>
+                <w:color w:val="111111"/>
+                <w:sz w:val="20"/>
+                <w:szCs w:val="20"/>
+              </w:rPr>
+              <w:t>Recall</w:t>
+            </w:r>
+          </w:p>
+        </w:tc>
+        <w:tc>
+          <w:tcPr>
+            <w:tcW w:type="dxa" w:w="2239"/>
+          </w:tcPr>
+          <w:p>
+            <w:pPr>
+              <w:spacing w:before="60" w:after="60"/>
+              <w:jc w:val="left"/>
+            </w:pPr>
+            <w:r/>
+            <w:r>
+              <w:rPr>
+                <w:rFonts w:ascii="Times New Roman" w:hAnsi="Times New Roman" w:cs="Times New Roman"/>
+                <w:b/>
+                <w:bCs w:val="1"/>
+                <w:i w:val="0"/>
+                <w:color w:val="111111"/>
+                <w:sz w:val="20"/>
+                <w:szCs w:val="20"/>
+              </w:rPr>
+              <w:t>95% interval</w:t>
+            </w:r>
+          </w:p>
+        </w:tc>
+      </w:tr>
+      <w:tr>
+        <w:tc>
+          <w:tcPr>
+            <w:tcW w:type="dxa" w:w="2239"/>
+          </w:tcPr>
+          <w:p>
+            <w:pPr>
+              <w:spacing w:before="60" w:after="60"/>
+              <w:jc w:val="left"/>
+            </w:pPr>
+            <w:r/>
+            <w:r>
+              <w:rPr>
+                <w:rFonts w:ascii="Times New Roman" w:hAnsi="Times New Roman" w:cs="Times New Roman"/>
+                <w:b w:val="0"/>
+                <w:i w:val="0"/>
+                <w:color w:val="111111"/>
+                <w:sz w:val="20"/>
+                <w:szCs w:val="20"/>
+              </w:rPr>
+              <w:t>sprite (brand)</w:t>
+            </w:r>
+          </w:p>
+        </w:tc>
+        <w:tc>
+          <w:tcPr>
+            <w:tcW w:type="dxa" w:w="2239"/>
+          </w:tcPr>
+          <w:p>
+            <w:pPr>
+              <w:spacing w:before="60" w:after="60"/>
+              <w:jc w:val="left"/>
+            </w:pPr>
+            <w:r/>
+            <w:r>
+              <w:rPr>
+                <w:rFonts w:ascii="Times New Roman" w:hAnsi="Times New Roman" w:cs="Times New Roman"/>
+                <w:b w:val="0"/>
+                <w:i w:val="0"/>
+                <w:color w:val="111111"/>
+                <w:sz w:val="20"/>
+                <w:szCs w:val="20"/>
+              </w:rPr>
+              <w:t>1/1</w:t>
+            </w:r>
+          </w:p>
+        </w:tc>
+        <w:tc>
+          <w:tcPr>
+            <w:tcW w:type="dxa" w:w="2239"/>
+          </w:tcPr>
+          <w:p>
+            <w:pPr>
+              <w:spacing w:before="60" w:after="60"/>
+              <w:jc w:val="left"/>
+            </w:pPr>
+            <w:r/>
+            <w:r>
+              <w:rPr>
+                <w:rFonts w:ascii="Times New Roman" w:hAnsi="Times New Roman" w:cs="Times New Roman"/>
+                <w:b w:val="0"/>
+                <w:i w:val="0"/>
+                <w:color w:val="111111"/>
+                <w:sz w:val="20"/>
+                <w:szCs w:val="20"/>
+              </w:rPr>
+              <w:t>100%</w:t>
+            </w:r>
+          </w:p>
+        </w:tc>
+        <w:tc>
+          <w:tcPr>
+            <w:tcW w:type="dxa" w:w="2239"/>
+          </w:tcPr>
+          <w:p>
+            <w:pPr>
+              <w:spacing w:before="60" w:after="60"/>
+              <w:jc w:val="left"/>
+            </w:pPr>
+            <w:r/>
+            <w:r>
+              <w:rPr>
+                <w:rFonts w:ascii="Times New Roman" w:hAnsi="Times New Roman" w:cs="Times New Roman"/>
+                <w:b w:val="0"/>
+                <w:i w:val="0"/>
+                <w:color w:val="111111"/>
+                <w:sz w:val="20"/>
+                <w:szCs w:val="20"/>
+              </w:rPr>
+              <w:t>20.7% – 100%</w:t>
+            </w:r>
+          </w:p>
+        </w:tc>
+      </w:tr>
+      <w:tr>
+        <w:tc>
+          <w:tcPr>
+            <w:tcW w:type="dxa" w:w="2239"/>
+          </w:tcPr>
+          <w:p>
+            <w:pPr>
+              <w:spacing w:before="60" w:after="60"/>
+              <w:jc w:val="left"/>
+            </w:pPr>
+            <w:r/>
+            <w:r>
+              <w:rPr>
+                <w:rFonts w:ascii="Times New Roman" w:hAnsi="Times New Roman" w:cs="Times New Roman"/>
+                <w:b w:val="0"/>
+                <w:i w:val="0"/>
+                <w:color w:val="111111"/>
+                <w:sz w:val="20"/>
+                <w:szCs w:val="20"/>
+              </w:rPr>
+              <w:t>fanta (brand)</w:t>
+            </w:r>
+          </w:p>
+        </w:tc>
+        <w:tc>
+          <w:tcPr>
+            <w:tcW w:type="dxa" w:w="2239"/>
+          </w:tcPr>
+          <w:p>
+            <w:pPr>
+              <w:spacing w:before="60" w:after="60"/>
+              <w:jc w:val="left"/>
+            </w:pPr>
+            <w:r/>
+            <w:r>
+              <w:rPr>
+                <w:rFonts w:ascii="Times New Roman" w:hAnsi="Times New Roman" w:cs="Times New Roman"/>
+                <w:b w:val="0"/>
+                <w:i w:val="0"/>
+                <w:color w:val="111111"/>
+                <w:sz w:val="20"/>
+                <w:szCs w:val="20"/>
+              </w:rPr>
+              <w:t>2/2</w:t>
+            </w:r>
+          </w:p>
+        </w:tc>
+        <w:tc>
+          <w:tcPr>
+            <w:tcW w:type="dxa" w:w="2239"/>
+          </w:tcPr>
+          <w:p>
+            <w:pPr>
+              <w:spacing w:before="60" w:after="60"/>
+              <w:jc w:val="left"/>
+            </w:pPr>
+            <w:r/>
+            <w:r>
+              <w:rPr>
+                <w:rFonts w:ascii="Times New Roman" w:hAnsi="Times New Roman" w:cs="Times New Roman"/>
+                <w:b w:val="0"/>
+                <w:i w:val="0"/>
+                <w:color w:val="111111"/>
+                <w:sz w:val="20"/>
+                <w:szCs w:val="20"/>
+              </w:rPr>
+              <w:t>100%</w:t>
+            </w:r>
+          </w:p>
+        </w:tc>
+        <w:tc>
+          <w:tcPr>
+            <w:tcW w:type="dxa" w:w="2239"/>
+          </w:tcPr>
+          <w:p>
+            <w:pPr>
+              <w:spacing w:before="60" w:after="60"/>
+              <w:jc w:val="left"/>
+            </w:pPr>
+            <w:r/>
+            <w:r>
+              <w:rPr>
+                <w:rFonts w:ascii="Times New Roman" w:hAnsi="Times New Roman" w:cs="Times New Roman"/>
+                <w:b w:val="0"/>
+                <w:i w:val="0"/>
+                <w:color w:val="111111"/>
+                <w:sz w:val="20"/>
+                <w:szCs w:val="20"/>
+              </w:rPr>
+              <w:t>34.2% – 100%</w:t>
+            </w:r>
+          </w:p>
+        </w:tc>
+      </w:tr>
+      <w:tr>
+        <w:tc>
+          <w:tcPr>
+            <w:tcW w:type="dxa" w:w="2239"/>
+          </w:tcPr>
+          <w:p>
+            <w:pPr>
+              <w:spacing w:before="60" w:after="60"/>
+              <w:jc w:val="left"/>
+            </w:pPr>
+            <w:r/>
+            <w:r>
+              <w:rPr>
+                <w:rFonts w:ascii="Times New Roman" w:hAnsi="Times New Roman" w:cs="Times New Roman"/>
+                <w:b w:val="0"/>
+                <w:i w:val="0"/>
+                <w:color w:val="111111"/>
+                <w:sz w:val="20"/>
+                <w:szCs w:val="20"/>
+              </w:rPr>
+              <w:t>cappy-mango</w:t>
+            </w:r>
+          </w:p>
+        </w:tc>
+        <w:tc>
+          <w:tcPr>
+            <w:tcW w:type="dxa" w:w="2239"/>
+          </w:tcPr>
+          <w:p>
+            <w:pPr>
+              <w:spacing w:before="60" w:after="60"/>
+              <w:jc w:val="left"/>
+            </w:pPr>
+            <w:r/>
+            <w:r>
+              <w:rPr>
+                <w:rFonts w:ascii="Times New Roman" w:hAnsi="Times New Roman" w:cs="Times New Roman"/>
+                <w:b w:val="0"/>
+                <w:i w:val="0"/>
+                <w:color w:val="111111"/>
+                <w:sz w:val="20"/>
+                <w:szCs w:val="20"/>
+              </w:rPr>
+              <w:t>2/2</w:t>
+            </w:r>
+          </w:p>
+        </w:tc>
+        <w:tc>
+          <w:tcPr>
+            <w:tcW w:type="dxa" w:w="2239"/>
+          </w:tcPr>
+          <w:p>
+            <w:pPr>
+              <w:spacing w:before="60" w:after="60"/>
+              <w:jc w:val="left"/>
+            </w:pPr>
+            <w:r/>
+            <w:r>
+              <w:rPr>
+                <w:rFonts w:ascii="Times New Roman" w:hAnsi="Times New Roman" w:cs="Times New Roman"/>
+                <w:b w:val="0"/>
+                <w:i w:val="0"/>
+                <w:color w:val="111111"/>
+                <w:sz w:val="20"/>
+                <w:szCs w:val="20"/>
+              </w:rPr>
+              <w:t>100%</w:t>
+            </w:r>
+          </w:p>
+        </w:tc>
+        <w:tc>
+          <w:tcPr>
+            <w:tcW w:type="dxa" w:w="2239"/>
+          </w:tcPr>
+          <w:p>
+            <w:pPr>
+              <w:spacing w:before="60" w:after="60"/>
+              <w:jc w:val="left"/>
+            </w:pPr>
+            <w:r/>
+            <w:r>
+              <w:rPr>
+                <w:rFonts w:ascii="Times New Roman" w:hAnsi="Times New Roman" w:cs="Times New Roman"/>
+                <w:b w:val="0"/>
+                <w:i w:val="0"/>
+                <w:color w:val="111111"/>
+                <w:sz w:val="20"/>
+                <w:szCs w:val="20"/>
+              </w:rPr>
+              <w:t>34.2% – 100%</w:t>
+            </w:r>
+          </w:p>
+        </w:tc>
+      </w:tr>
+      <w:tr>
+        <w:tc>
+          <w:tcPr>
+            <w:tcW w:type="dxa" w:w="2239"/>
+          </w:tcPr>
+          <w:p>
+            <w:pPr>
+              <w:spacing w:before="60" w:after="60"/>
+              <w:jc w:val="left"/>
+            </w:pPr>
+            <w:r/>
+            <w:r>
+              <w:rPr>
+                <w:rFonts w:ascii="Times New Roman" w:hAnsi="Times New Roman" w:cs="Times New Roman"/>
+                <w:b w:val="0"/>
+                <w:i w:val="0"/>
+                <w:color w:val="111111"/>
+                <w:sz w:val="20"/>
+                <w:szCs w:val="20"/>
+              </w:rPr>
+              <w:t>fanta-redapple</w:t>
+            </w:r>
+          </w:p>
+        </w:tc>
+        <w:tc>
+          <w:tcPr>
+            <w:tcW w:type="dxa" w:w="2239"/>
+          </w:tcPr>
+          <w:p>
+            <w:pPr>
+              <w:spacing w:before="60" w:after="60"/>
+              <w:jc w:val="left"/>
+            </w:pPr>
+            <w:r/>
+            <w:r>
+              <w:rPr>
+                <w:rFonts w:ascii="Times New Roman" w:hAnsi="Times New Roman" w:cs="Times New Roman"/>
+                <w:b w:val="0"/>
+                <w:i w:val="0"/>
+                <w:color w:val="111111"/>
+                <w:sz w:val="20"/>
+                <w:szCs w:val="20"/>
+              </w:rPr>
+              <w:t>3/3</w:t>
+            </w:r>
+          </w:p>
+        </w:tc>
+        <w:tc>
+          <w:tcPr>
+            <w:tcW w:type="dxa" w:w="2239"/>
+          </w:tcPr>
+          <w:p>
+            <w:pPr>
+              <w:spacing w:before="60" w:after="60"/>
+              <w:jc w:val="left"/>
+            </w:pPr>
+            <w:r/>
+            <w:r>
+              <w:rPr>
+                <w:rFonts w:ascii="Times New Roman" w:hAnsi="Times New Roman" w:cs="Times New Roman"/>
+                <w:b w:val="0"/>
+                <w:i w:val="0"/>
+                <w:color w:val="111111"/>
+                <w:sz w:val="20"/>
+                <w:szCs w:val="20"/>
+              </w:rPr>
+              <w:t>100%</w:t>
+            </w:r>
+          </w:p>
+        </w:tc>
+        <w:tc>
+          <w:tcPr>
+            <w:tcW w:type="dxa" w:w="2239"/>
+          </w:tcPr>
+          <w:p>
+            <w:pPr>
+              <w:spacing w:before="60" w:after="60"/>
+              <w:jc w:val="left"/>
+            </w:pPr>
+            <w:r/>
+            <w:r>
+              <w:rPr>
+                <w:rFonts w:ascii="Times New Roman" w:hAnsi="Times New Roman" w:cs="Times New Roman"/>
+                <w:b w:val="0"/>
+                <w:i w:val="0"/>
+                <w:color w:val="111111"/>
+                <w:sz w:val="20"/>
+                <w:szCs w:val="20"/>
+              </w:rPr>
+              <w:t>43.8% – 100%</w:t>
+            </w:r>
+          </w:p>
+        </w:tc>
+      </w:tr>
+      <w:tr>
+        <w:tc>
+          <w:tcPr>
+            <w:tcW w:type="dxa" w:w="2239"/>
+          </w:tcPr>
+          <w:p>
+            <w:pPr>
+              <w:spacing w:before="60" w:after="60"/>
+              <w:jc w:val="left"/>
+            </w:pPr>
+            <w:r/>
+            <w:r>
+              <w:rPr>
+                <w:rFonts w:ascii="Times New Roman" w:hAnsi="Times New Roman" w:cs="Times New Roman"/>
+                <w:b w:val="0"/>
+                <w:i w:val="0"/>
+                <w:color w:val="111111"/>
+                <w:sz w:val="20"/>
+                <w:szCs w:val="20"/>
+              </w:rPr>
+              <w:t>xl-red</w:t>
+            </w:r>
+          </w:p>
+        </w:tc>
+        <w:tc>
+          <w:tcPr>
+            <w:tcW w:type="dxa" w:w="2239"/>
+          </w:tcPr>
+          <w:p>
+            <w:pPr>
+              <w:spacing w:before="60" w:after="60"/>
+              <w:jc w:val="left"/>
+            </w:pPr>
+            <w:r/>
+            <w:r>
+              <w:rPr>
+                <w:rFonts w:ascii="Times New Roman" w:hAnsi="Times New Roman" w:cs="Times New Roman"/>
+                <w:b w:val="0"/>
+                <w:i w:val="0"/>
+                <w:color w:val="111111"/>
+                <w:sz w:val="20"/>
+                <w:szCs w:val="20"/>
+              </w:rPr>
+              <w:t>4/4</w:t>
+            </w:r>
+          </w:p>
+        </w:tc>
+        <w:tc>
+          <w:tcPr>
+            <w:tcW w:type="dxa" w:w="2239"/>
+          </w:tcPr>
+          <w:p>
+            <w:pPr>
+              <w:spacing w:before="60" w:after="60"/>
+              <w:jc w:val="left"/>
+            </w:pPr>
+            <w:r/>
+            <w:r>
+              <w:rPr>
+                <w:rFonts w:ascii="Times New Roman" w:hAnsi="Times New Roman" w:cs="Times New Roman"/>
+                <w:b w:val="0"/>
+                <w:i w:val="0"/>
+                <w:color w:val="111111"/>
+                <w:sz w:val="20"/>
+                <w:szCs w:val="20"/>
+              </w:rPr>
+              <w:t>100%</w:t>
+            </w:r>
+          </w:p>
+        </w:tc>
+        <w:tc>
+          <w:tcPr>
+            <w:tcW w:type="dxa" w:w="2239"/>
+          </w:tcPr>
+          <w:p>
+            <w:pPr>
+              <w:spacing w:before="60" w:after="60"/>
+              <w:jc w:val="left"/>
+            </w:pPr>
+            <w:r/>
+            <w:r>
+              <w:rPr>
+                <w:rFonts w:ascii="Times New Roman" w:hAnsi="Times New Roman" w:cs="Times New Roman"/>
+                <w:b w:val="0"/>
+                <w:i w:val="0"/>
+                <w:color w:val="111111"/>
+                <w:sz w:val="20"/>
+                <w:szCs w:val="20"/>
+              </w:rPr>
+              <w:t>51.0% – 100%</w:t>
+            </w:r>
+          </w:p>
+        </w:tc>
+      </w:tr>
+      <w:tr>
+        <w:tc>
+          <w:tcPr>
+            <w:tcW w:type="dxa" w:w="2239"/>
+          </w:tcPr>
+          <w:p>
+            <w:pPr>
+              <w:spacing w:before="60" w:after="60"/>
+              <w:jc w:val="left"/>
+            </w:pPr>
+            <w:r/>
+            <w:r>
+              <w:rPr>
+                <w:rFonts w:ascii="Times New Roman" w:hAnsi="Times New Roman" w:cs="Times New Roman"/>
+                <w:b w:val="0"/>
+                <w:i w:val="0"/>
+                <w:color w:val="111111"/>
+                <w:sz w:val="20"/>
+                <w:szCs w:val="20"/>
+              </w:rPr>
+              <w:t>fanta-orange</w:t>
+            </w:r>
+          </w:p>
+        </w:tc>
+        <w:tc>
+          <w:tcPr>
+            <w:tcW w:type="dxa" w:w="2239"/>
+          </w:tcPr>
+          <w:p>
+            <w:pPr>
+              <w:spacing w:before="60" w:after="60"/>
+              <w:jc w:val="left"/>
+            </w:pPr>
+            <w:r/>
+            <w:r>
+              <w:rPr>
+                <w:rFonts w:ascii="Times New Roman" w:hAnsi="Times New Roman" w:cs="Times New Roman"/>
+                <w:b w:val="0"/>
+                <w:i w:val="0"/>
+                <w:color w:val="111111"/>
+                <w:sz w:val="20"/>
+                <w:szCs w:val="20"/>
+              </w:rPr>
+              <w:t>12/12</w:t>
+            </w:r>
+          </w:p>
+        </w:tc>
+        <w:tc>
+          <w:tcPr>
+            <w:tcW w:type="dxa" w:w="2239"/>
+          </w:tcPr>
+          <w:p>
+            <w:pPr>
+              <w:spacing w:before="60" w:after="60"/>
+              <w:jc w:val="left"/>
+            </w:pPr>
+            <w:r/>
+            <w:r>
+              <w:rPr>
+                <w:rFonts w:ascii="Times New Roman" w:hAnsi="Times New Roman" w:cs="Times New Roman"/>
+                <w:b w:val="0"/>
+                <w:i w:val="0"/>
+                <w:color w:val="111111"/>
+                <w:sz w:val="20"/>
+                <w:szCs w:val="20"/>
+              </w:rPr>
+              <w:t>100%</w:t>
+            </w:r>
+          </w:p>
+        </w:tc>
+        <w:tc>
+          <w:tcPr>
+            <w:tcW w:type="dxa" w:w="2239"/>
+          </w:tcPr>
+          <w:p>
+            <w:pPr>
+              <w:spacing w:before="60" w:after="60"/>
+              <w:jc w:val="left"/>
+            </w:pPr>
+            <w:r/>
+            <w:r>
+              <w:rPr>
+                <w:rFonts w:ascii="Times New Roman" w:hAnsi="Times New Roman" w:cs="Times New Roman"/>
+                <w:b w:val="0"/>
+                <w:i w:val="0"/>
+                <w:color w:val="111111"/>
+                <w:sz w:val="20"/>
+                <w:szCs w:val="20"/>
+              </w:rPr>
+              <w:t>75.7% – 100%</w:t>
+            </w:r>
+          </w:p>
+        </w:tc>
+      </w:tr>
+      <w:tr>
+        <w:tc>
+          <w:tcPr>
+            <w:tcW w:type="dxa" w:w="2239"/>
+          </w:tcPr>
+          <w:p>
+            <w:pPr>
+              <w:spacing w:before="60" w:after="60"/>
+              <w:jc w:val="left"/>
+            </w:pPr>
+            <w:r/>
+            <w:r>
+              <w:rPr>
+                <w:rFonts w:ascii="Times New Roman" w:hAnsi="Times New Roman" w:cs="Times New Roman"/>
+                <w:b w:val="0"/>
+                <w:i w:val="0"/>
+                <w:color w:val="111111"/>
+                <w:sz w:val="20"/>
+                <w:szCs w:val="20"/>
+              </w:rPr>
+              <w:t>xl-classic</w:t>
+            </w:r>
+          </w:p>
+        </w:tc>
+        <w:tc>
+          <w:tcPr>
+            <w:tcW w:type="dxa" w:w="2239"/>
+          </w:tcPr>
+          <w:p>
+            <w:pPr>
+              <w:spacing w:before="60" w:after="60"/>
+              <w:jc w:val="left"/>
+            </w:pPr>
+            <w:r/>
+            <w:r>
+              <w:rPr>
+                <w:rFonts w:ascii="Times New Roman" w:hAnsi="Times New Roman" w:cs="Times New Roman"/>
+                <w:b w:val="0"/>
+                <w:i w:val="0"/>
+                <w:color w:val="111111"/>
+                <w:sz w:val="20"/>
+                <w:szCs w:val="20"/>
+              </w:rPr>
+              <w:t>24/24</w:t>
+            </w:r>
+          </w:p>
+        </w:tc>
+        <w:tc>
+          <w:tcPr>
+            <w:tcW w:type="dxa" w:w="2239"/>
+          </w:tcPr>
+          <w:p>
+            <w:pPr>
+              <w:spacing w:before="60" w:after="60"/>
+              <w:jc w:val="left"/>
+            </w:pPr>
+            <w:r/>
+            <w:r>
+              <w:rPr>
+                <w:rFonts w:ascii="Times New Roman" w:hAnsi="Times New Roman" w:cs="Times New Roman"/>
+                <w:b w:val="0"/>
+                <w:i w:val="0"/>
+                <w:color w:val="111111"/>
+                <w:sz w:val="20"/>
+                <w:szCs w:val="20"/>
+              </w:rPr>
+              <w:t>100%</w:t>
+            </w:r>
+          </w:p>
+        </w:tc>
+        <w:tc>
+          <w:tcPr>
+            <w:tcW w:type="dxa" w:w="2239"/>
+          </w:tcPr>
+          <w:p>
+            <w:pPr>
+              <w:spacing w:before="60" w:after="60"/>
+              <w:jc w:val="left"/>
+            </w:pPr>
+            <w:r/>
+            <w:r>
+              <w:rPr>
+                <w:rFonts w:ascii="Times New Roman" w:hAnsi="Times New Roman" w:cs="Times New Roman"/>
+                <w:b w:val="0"/>
+                <w:i w:val="0"/>
+                <w:color w:val="111111"/>
+                <w:sz w:val="20"/>
+                <w:szCs w:val="20"/>
+              </w:rPr>
+              <w:t>86.2% – 100%</w:t>
+            </w:r>
+          </w:p>
+        </w:tc>
+      </w:tr>
+      <w:tr>
+        <w:tc>
+          <w:tcPr>
+            <w:tcW w:type="dxa" w:w="2239"/>
+          </w:tcPr>
+          <w:p>
+            <w:pPr>
+              <w:spacing w:before="60" w:after="60"/>
+              <w:jc w:val="left"/>
+            </w:pPr>
+            <w:r/>
+            <w:r>
+              <w:rPr>
+                <w:rFonts w:ascii="Times New Roman" w:hAnsi="Times New Roman" w:cs="Times New Roman"/>
+                <w:b w:val="0"/>
+                <w:i w:val="0"/>
+                <w:color w:val="111111"/>
+                <w:sz w:val="20"/>
+                <w:szCs w:val="20"/>
+              </w:rPr>
+              <w:t>coca-classic</w:t>
+            </w:r>
+          </w:p>
+        </w:tc>
+        <w:tc>
+          <w:tcPr>
+            <w:tcW w:type="dxa" w:w="2239"/>
+          </w:tcPr>
+          <w:p>
+            <w:pPr>
+              <w:spacing w:before="60" w:after="60"/>
+              <w:jc w:val="left"/>
+            </w:pPr>
+            <w:r/>
+            <w:r>
+              <w:rPr>
+                <w:rFonts w:ascii="Times New Roman" w:hAnsi="Times New Roman" w:cs="Times New Roman"/>
+                <w:b w:val="0"/>
+                <w:i w:val="0"/>
+                <w:color w:val="111111"/>
+                <w:sz w:val="20"/>
+                <w:szCs w:val="20"/>
+              </w:rPr>
+              <w:t>26/26</w:t>
+            </w:r>
+          </w:p>
+        </w:tc>
+        <w:tc>
+          <w:tcPr>
+            <w:tcW w:type="dxa" w:w="2239"/>
+          </w:tcPr>
+          <w:p>
+            <w:pPr>
+              <w:spacing w:before="60" w:after="60"/>
+              <w:jc w:val="left"/>
+            </w:pPr>
+            <w:r/>
+            <w:r>
+              <w:rPr>
+                <w:rFonts w:ascii="Times New Roman" w:hAnsi="Times New Roman" w:cs="Times New Roman"/>
+                <w:b w:val="0"/>
+                <w:i w:val="0"/>
+                <w:color w:val="111111"/>
+                <w:sz w:val="20"/>
+                <w:szCs w:val="20"/>
+              </w:rPr>
+              <w:t>100%</w:t>
+            </w:r>
+          </w:p>
+        </w:tc>
+        <w:tc>
+          <w:tcPr>
+            <w:tcW w:type="dxa" w:w="2239"/>
+          </w:tcPr>
+          <w:p>
+            <w:pPr>
+              <w:spacing w:before="60" w:after="60"/>
+              <w:jc w:val="left"/>
+            </w:pPr>
+            <w:r/>
+            <w:r>
+              <w:rPr>
+                <w:rFonts w:ascii="Times New Roman" w:hAnsi="Times New Roman" w:cs="Times New Roman"/>
+                <w:b w:val="0"/>
+                <w:i w:val="0"/>
+                <w:color w:val="111111"/>
+                <w:sz w:val="20"/>
+                <w:szCs w:val="20"/>
+              </w:rPr>
+              <w:t>87.1% – 100%</w:t>
+            </w:r>
+          </w:p>
+        </w:tc>
+      </w:tr>
+    </w:tbl>
+    <w:p>
+      <w:pPr>
+        <w:spacing w:after="200" w:before="0"/>
+      </w:pPr>
+    </w:p>
+    <w:p>
+      <w:pPr>
+        <w:keepNext w:val="0"/>
+        <w:spacing w:after="160" w:before="0" w:line="348" w:lineRule="auto"/>
+        <w:jc w:val="both"/>
+      </w:pPr>
+      <w:r>
+        <w:rPr>
+          <w:rFonts w:ascii="Times New Roman" w:hAnsi="Times New Roman" w:cs="Times New Roman"/>
+          <w:b w:val="0"/>
+          <w:i w:val="0"/>
+          <w:color w:val="111111"/>
+          <w:sz w:val="23"/>
+          <w:szCs w:val="23"/>
+        </w:rPr>
+        <w:t>The sprite class scores 100% on a single test image, and the true interval for its performance runs from 20.7% to 100% — that is, the number carries almost no information. By contrast xl-classic, on 24 instances, has an interval of 86.2%–100%, which is a statement with content. The two figures are identical on the page and fundamentally different in substance, and nothing distinguishes them except the instance count — which is why it is stated in every table above.</w:t>
+      </w:r>
+    </w:p>
+    <w:p>
+      <w:pPr>
+        <w:keepNext w:val="0"/>
+        <w:spacing w:after="160" w:before="0" w:line="348" w:lineRule="auto"/>
+        <w:jc w:val="both"/>
+      </w:pPr>
+      <w:r>
+        <w:rPr>
+          <w:rFonts w:ascii="Times New Roman" w:hAnsi="Times New Roman" w:cs="Times New Roman"/>
+          <w:b w:val="0"/>
+          <w:i w:val="0"/>
+          <w:color w:val="111111"/>
+          <w:sz w:val="23"/>
+          <w:szCs w:val="23"/>
+        </w:rPr>
+        <w:t>Small samples have a second effect, on the aggregate figures. The platform computes a per-class average, so a class with 24 instances counts equally with a class holding one. Weighting by instance count gives a markedly different picture.</w:t>
+      </w:r>
+    </w:p>
+    <w:p>
+      <w:pPr>
+        <w:keepNext/>
+        <w:spacing w:before="240" w:after="100"/>
+        <w:jc w:val="center"/>
+      </w:pPr>
+      <w:r>
+        <w:rPr>
+          <w:rFonts w:ascii="Times New Roman" w:hAnsi="Times New Roman" w:cs="Times New Roman"/>
+          <w:b/>
+          <w:bCs w:val="1"/>
+          <w:i w:val="0"/>
+          <w:color w:val="555555"/>
+          <w:sz w:val="19"/>
+          <w:szCs w:val="19"/>
+        </w:rPr>
+        <w:t xml:space="preserve">Table 8. </w:t>
+      </w:r>
+      <w:r>
+        <w:rPr>
+          <w:rFonts w:ascii="Times New Roman" w:hAnsi="Times New Roman" w:cs="Times New Roman"/>
+          <w:b w:val="0"/>
+          <w:i/>
+          <w:iCs w:val="1"/>
+          <w:color w:val="555555"/>
+          <w:sz w:val="19"/>
+          <w:szCs w:val="19"/>
+        </w:rPr>
+        <w:t>Recall computed both ways. The figures reported throughout this study are the per-class average, which is the more conservative of the two.</w:t>
+      </w:r>
+    </w:p>
+    <w:tbl>
+      <w:tblPr>
+        <w:tblStyle w:val="TableGrid"/>
+        <w:tblW w:type="auto" w:w="0"/>
+        <w:jc w:val="left"/>
+        <w:tblLook w:firstColumn="1" w:firstRow="1" w:lastColumn="0" w:lastRow="0" w:noHBand="0" w:noVBand="1" w:val="04A0"/>
+      </w:tblPr>
+      <w:tblGrid>
+        <w:gridCol w:w="2239"/>
+        <w:gridCol w:w="2239"/>
+        <w:gridCol w:w="2239"/>
+        <w:gridCol w:w="2239"/>
+      </w:tblGrid>
+      <w:tr>
+        <w:tc>
+          <w:tcPr>
+            <w:tcW w:type="dxa" w:w="2239"/>
+          </w:tcPr>
+          <w:p>
+            <w:pPr>
+              <w:spacing w:before="60" w:after="60"/>
+              <w:jc w:val="left"/>
+            </w:pPr>
+            <w:r/>
+            <w:r>
+              <w:rPr>
+                <w:rFonts w:ascii="Times New Roman" w:hAnsi="Times New Roman" w:cs="Times New Roman"/>
+                <w:b/>
+                <w:bCs w:val="1"/>
+                <w:i w:val="0"/>
+                <w:color w:val="111111"/>
+                <w:sz w:val="20"/>
+                <w:szCs w:val="20"/>
+              </w:rPr>
+              <w:t>Classifier</w:t>
+            </w:r>
+          </w:p>
+        </w:tc>
+        <w:tc>
+          <w:tcPr>
+            <w:tcW w:type="dxa" w:w="2239"/>
+          </w:tcPr>
+          <w:p>
+            <w:pPr>
+              <w:spacing w:before="60" w:after="60"/>
+              <w:jc w:val="left"/>
+            </w:pPr>
+            <w:r/>
+            <w:r>
+              <w:rPr>
+                <w:rFonts w:ascii="Times New Roman" w:hAnsi="Times New Roman" w:cs="Times New Roman"/>
+                <w:b/>
+                <w:bCs w:val="1"/>
+                <w:i w:val="0"/>
+                <w:color w:val="111111"/>
+                <w:sz w:val="20"/>
+                <w:szCs w:val="20"/>
+              </w:rPr>
+              <w:t>Per-class average</w:t>
+            </w:r>
+          </w:p>
+        </w:tc>
+        <w:tc>
+          <w:tcPr>
+            <w:tcW w:type="dxa" w:w="2239"/>
+          </w:tcPr>
+          <w:p>
+            <w:pPr>
+              <w:spacing w:before="60" w:after="60"/>
+              <w:jc w:val="left"/>
+            </w:pPr>
+            <w:r/>
+            <w:r>
+              <w:rPr>
+                <w:rFonts w:ascii="Times New Roman" w:hAnsi="Times New Roman" w:cs="Times New Roman"/>
+                <w:b/>
+                <w:bCs w:val="1"/>
+                <w:i w:val="0"/>
+                <w:color w:val="111111"/>
+                <w:sz w:val="20"/>
+                <w:szCs w:val="20"/>
+              </w:rPr>
+              <w:t>Per-instance average</w:t>
+            </w:r>
+          </w:p>
+        </w:tc>
+        <w:tc>
+          <w:tcPr>
+            <w:tcW w:type="dxa" w:w="2239"/>
+          </w:tcPr>
+          <w:p>
+            <w:pPr>
+              <w:spacing w:before="60" w:after="60"/>
+              <w:jc w:val="left"/>
+            </w:pPr>
+            <w:r/>
+            <w:r>
+              <w:rPr>
+                <w:rFonts w:ascii="Times New Roman" w:hAnsi="Times New Roman" w:cs="Times New Roman"/>
+                <w:b/>
+                <w:bCs w:val="1"/>
+                <w:i w:val="0"/>
+                <w:color w:val="111111"/>
+                <w:sz w:val="20"/>
+                <w:szCs w:val="20"/>
+              </w:rPr>
+              <w:t>Difference</w:t>
+            </w:r>
+          </w:p>
+        </w:tc>
+      </w:tr>
+      <w:tr>
+        <w:tc>
+          <w:tcPr>
+            <w:tcW w:type="dxa" w:w="2239"/>
+          </w:tcPr>
+          <w:p>
+            <w:pPr>
+              <w:spacing w:before="60" w:after="60"/>
+              <w:jc w:val="left"/>
+            </w:pPr>
+            <w:r/>
+            <w:r>
+              <w:rPr>
+                <w:rFonts w:ascii="Times New Roman" w:hAnsi="Times New Roman" w:cs="Times New Roman"/>
+                <w:b w:val="0"/>
+                <w:i w:val="0"/>
+                <w:color w:val="111111"/>
+                <w:sz w:val="20"/>
+                <w:szCs w:val="20"/>
+              </w:rPr>
+              <w:t>XL Energy</w:t>
+            </w:r>
+          </w:p>
+        </w:tc>
+        <w:tc>
+          <w:tcPr>
+            <w:tcW w:type="dxa" w:w="2239"/>
+          </w:tcPr>
+          <w:p>
+            <w:pPr>
+              <w:spacing w:before="60" w:after="60"/>
+              <w:jc w:val="left"/>
+            </w:pPr>
+            <w:r/>
+            <w:r>
+              <w:rPr>
+                <w:rFonts w:ascii="Times New Roman" w:hAnsi="Times New Roman" w:cs="Times New Roman"/>
+                <w:b w:val="0"/>
+                <w:i w:val="0"/>
+                <w:color w:val="111111"/>
+                <w:sz w:val="20"/>
+                <w:szCs w:val="20"/>
+              </w:rPr>
+              <w:t>66.7%</w:t>
+            </w:r>
+          </w:p>
+        </w:tc>
+        <w:tc>
+          <w:tcPr>
+            <w:tcW w:type="dxa" w:w="2239"/>
+          </w:tcPr>
+          <w:p>
+            <w:pPr>
+              <w:spacing w:before="60" w:after="60"/>
+              <w:jc w:val="left"/>
+            </w:pPr>
+            <w:r/>
+            <w:r>
+              <w:rPr>
+                <w:rFonts w:ascii="Times New Roman" w:hAnsi="Times New Roman" w:cs="Times New Roman"/>
+                <w:b w:val="0"/>
+                <w:i w:val="0"/>
+                <w:color w:val="111111"/>
+                <w:sz w:val="20"/>
+                <w:szCs w:val="20"/>
+              </w:rPr>
+              <w:t>96.6% (28/29)</w:t>
+            </w:r>
+          </w:p>
+        </w:tc>
+        <w:tc>
+          <w:tcPr>
+            <w:tcW w:type="dxa" w:w="2239"/>
+          </w:tcPr>
+          <w:p>
+            <w:pPr>
+              <w:spacing w:before="60" w:after="60"/>
+              <w:jc w:val="left"/>
+            </w:pPr>
+            <w:r/>
+            <w:r>
+              <w:rPr>
+                <w:rFonts w:ascii="Times New Roman" w:hAnsi="Times New Roman" w:cs="Times New Roman"/>
+                <w:b w:val="0"/>
+                <w:i w:val="0"/>
+                <w:color w:val="111111"/>
+                <w:sz w:val="20"/>
+                <w:szCs w:val="20"/>
+              </w:rPr>
+              <w:t>+29.9</w:t>
+            </w:r>
+          </w:p>
+        </w:tc>
+      </w:tr>
+      <w:tr>
+        <w:tc>
+          <w:tcPr>
+            <w:tcW w:type="dxa" w:w="2239"/>
+          </w:tcPr>
+          <w:p>
+            <w:pPr>
+              <w:spacing w:before="60" w:after="60"/>
+              <w:jc w:val="left"/>
+            </w:pPr>
+            <w:r/>
+            <w:r>
+              <w:rPr>
+                <w:rFonts w:ascii="Times New Roman" w:hAnsi="Times New Roman" w:cs="Times New Roman"/>
+                <w:b w:val="0"/>
+                <w:i w:val="0"/>
+                <w:color w:val="111111"/>
+                <w:sz w:val="20"/>
+                <w:szCs w:val="20"/>
+              </w:rPr>
+              <w:t>Coca-Cola</w:t>
+            </w:r>
+          </w:p>
+        </w:tc>
+        <w:tc>
+          <w:tcPr>
+            <w:tcW w:type="dxa" w:w="2239"/>
+          </w:tcPr>
+          <w:p>
+            <w:pPr>
+              <w:spacing w:before="60" w:after="60"/>
+              <w:jc w:val="left"/>
+            </w:pPr>
+            <w:r/>
+            <w:r>
+              <w:rPr>
+                <w:rFonts w:ascii="Times New Roman" w:hAnsi="Times New Roman" w:cs="Times New Roman"/>
+                <w:b w:val="0"/>
+                <w:i w:val="0"/>
+                <w:color w:val="111111"/>
+                <w:sz w:val="20"/>
+                <w:szCs w:val="20"/>
+              </w:rPr>
+              <w:t>55.6%</w:t>
+            </w:r>
+          </w:p>
+        </w:tc>
+        <w:tc>
+          <w:tcPr>
+            <w:tcW w:type="dxa" w:w="2239"/>
+          </w:tcPr>
+          <w:p>
+            <w:pPr>
+              <w:spacing w:before="60" w:after="60"/>
+              <w:jc w:val="left"/>
+            </w:pPr>
+            <w:r/>
+            <w:r>
+              <w:rPr>
+                <w:rFonts w:ascii="Times New Roman" w:hAnsi="Times New Roman" w:cs="Times New Roman"/>
+                <w:b w:val="0"/>
+                <w:i w:val="0"/>
+                <w:color w:val="111111"/>
+                <w:sz w:val="20"/>
+                <w:szCs w:val="20"/>
+              </w:rPr>
+              <w:t>93.3% (28/30)</w:t>
+            </w:r>
+          </w:p>
+        </w:tc>
+        <w:tc>
+          <w:tcPr>
+            <w:tcW w:type="dxa" w:w="2239"/>
+          </w:tcPr>
+          <w:p>
+            <w:pPr>
+              <w:spacing w:before="60" w:after="60"/>
+              <w:jc w:val="left"/>
+            </w:pPr>
+            <w:r/>
+            <w:r>
+              <w:rPr>
+                <w:rFonts w:ascii="Times New Roman" w:hAnsi="Times New Roman" w:cs="Times New Roman"/>
+                <w:b w:val="0"/>
+                <w:i w:val="0"/>
+                <w:color w:val="111111"/>
+                <w:sz w:val="20"/>
+                <w:szCs w:val="20"/>
+              </w:rPr>
+              <w:t>+37.7</w:t>
+            </w:r>
+          </w:p>
+        </w:tc>
+      </w:tr>
+      <w:tr>
+        <w:tc>
+          <w:tcPr>
+            <w:tcW w:type="dxa" w:w="2239"/>
+          </w:tcPr>
+          <w:p>
+            <w:pPr>
+              <w:spacing w:before="60" w:after="60"/>
+              <w:jc w:val="left"/>
+            </w:pPr>
+            <w:r/>
+            <w:r>
+              <w:rPr>
+                <w:rFonts w:ascii="Times New Roman" w:hAnsi="Times New Roman" w:cs="Times New Roman"/>
+                <w:b w:val="0"/>
+                <w:i w:val="0"/>
+                <w:color w:val="111111"/>
+                <w:sz w:val="20"/>
+                <w:szCs w:val="20"/>
+              </w:rPr>
+              <w:t>Packaging</w:t>
+            </w:r>
+          </w:p>
+        </w:tc>
+        <w:tc>
+          <w:tcPr>
+            <w:tcW w:type="dxa" w:w="2239"/>
+          </w:tcPr>
+          <w:p>
+            <w:pPr>
+              <w:spacing w:before="60" w:after="60"/>
+              <w:jc w:val="left"/>
+            </w:pPr>
+            <w:r/>
+            <w:r>
+              <w:rPr>
+                <w:rFonts w:ascii="Times New Roman" w:hAnsi="Times New Roman" w:cs="Times New Roman"/>
+                <w:b w:val="0"/>
+                <w:i w:val="0"/>
+                <w:color w:val="111111"/>
+                <w:sz w:val="20"/>
+                <w:szCs w:val="20"/>
+              </w:rPr>
+              <w:t>74.4%</w:t>
+            </w:r>
+          </w:p>
+        </w:tc>
+        <w:tc>
+          <w:tcPr>
+            <w:tcW w:type="dxa" w:w="2239"/>
+          </w:tcPr>
+          <w:p>
+            <w:pPr>
+              <w:spacing w:before="60" w:after="60"/>
+              <w:jc w:val="left"/>
+            </w:pPr>
+            <w:r/>
+            <w:r>
+              <w:rPr>
+                <w:rFonts w:ascii="Times New Roman" w:hAnsi="Times New Roman" w:cs="Times New Roman"/>
+                <w:b w:val="0"/>
+                <w:i w:val="0"/>
+                <w:color w:val="111111"/>
+                <w:sz w:val="20"/>
+                <w:szCs w:val="20"/>
+              </w:rPr>
+              <w:t>93.8% (151/161)</w:t>
+            </w:r>
+          </w:p>
+        </w:tc>
+        <w:tc>
+          <w:tcPr>
+            <w:tcW w:type="dxa" w:w="2239"/>
+          </w:tcPr>
+          <w:p>
+            <w:pPr>
+              <w:spacing w:before="60" w:after="60"/>
+              <w:jc w:val="left"/>
+            </w:pPr>
+            <w:r/>
+            <w:r>
+              <w:rPr>
+                <w:rFonts w:ascii="Times New Roman" w:hAnsi="Times New Roman" w:cs="Times New Roman"/>
+                <w:b w:val="0"/>
+                <w:i w:val="0"/>
+                <w:color w:val="111111"/>
+                <w:sz w:val="20"/>
+                <w:szCs w:val="20"/>
+              </w:rPr>
+              <w:t>+19.4</w:t>
+            </w:r>
+          </w:p>
+        </w:tc>
+      </w:tr>
+      <w:tr>
+        <w:tc>
+          <w:tcPr>
+            <w:tcW w:type="dxa" w:w="2239"/>
+          </w:tcPr>
+          <w:p>
+            <w:pPr>
+              <w:spacing w:before="60" w:after="60"/>
+              <w:jc w:val="left"/>
+            </w:pPr>
+            <w:r/>
+            <w:r>
+              <w:rPr>
+                <w:rFonts w:ascii="Times New Roman" w:hAnsi="Times New Roman" w:cs="Times New Roman"/>
+                <w:b w:val="0"/>
+                <w:i w:val="0"/>
+                <w:color w:val="111111"/>
+                <w:sz w:val="20"/>
+                <w:szCs w:val="20"/>
+              </w:rPr>
+              <w:t>Fanta</w:t>
+            </w:r>
+          </w:p>
+        </w:tc>
+        <w:tc>
+          <w:tcPr>
+            <w:tcW w:type="dxa" w:w="2239"/>
+          </w:tcPr>
+          <w:p>
+            <w:pPr>
+              <w:spacing w:before="60" w:after="60"/>
+              <w:jc w:val="left"/>
+            </w:pPr>
+            <w:r/>
+            <w:r>
+              <w:rPr>
+                <w:rFonts w:ascii="Times New Roman" w:hAnsi="Times New Roman" w:cs="Times New Roman"/>
+                <w:b w:val="0"/>
+                <w:i w:val="0"/>
+                <w:color w:val="111111"/>
+                <w:sz w:val="20"/>
+                <w:szCs w:val="20"/>
+              </w:rPr>
+              <w:t>88.9%</w:t>
+            </w:r>
+          </w:p>
+        </w:tc>
+        <w:tc>
+          <w:tcPr>
+            <w:tcW w:type="dxa" w:w="2239"/>
+          </w:tcPr>
+          <w:p>
+            <w:pPr>
+              <w:spacing w:before="60" w:after="60"/>
+              <w:jc w:val="left"/>
+            </w:pPr>
+            <w:r/>
+            <w:r>
+              <w:rPr>
+                <w:rFonts w:ascii="Times New Roman" w:hAnsi="Times New Roman" w:cs="Times New Roman"/>
+                <w:b w:val="0"/>
+                <w:i w:val="0"/>
+                <w:color w:val="111111"/>
+                <w:sz w:val="20"/>
+                <w:szCs w:val="20"/>
+              </w:rPr>
+              <w:t>94.4% (17/18)</w:t>
+            </w:r>
+          </w:p>
+        </w:tc>
+        <w:tc>
+          <w:tcPr>
+            <w:tcW w:type="dxa" w:w="2239"/>
+          </w:tcPr>
+          <w:p>
+            <w:pPr>
+              <w:spacing w:before="60" w:after="60"/>
+              <w:jc w:val="left"/>
+            </w:pPr>
+            <w:r/>
+            <w:r>
+              <w:rPr>
+                <w:rFonts w:ascii="Times New Roman" w:hAnsi="Times New Roman" w:cs="Times New Roman"/>
+                <w:b w:val="0"/>
+                <w:i w:val="0"/>
+                <w:color w:val="111111"/>
+                <w:sz w:val="20"/>
+                <w:szCs w:val="20"/>
+              </w:rPr>
+              <w:t>+5.5</w:t>
+            </w:r>
+          </w:p>
+        </w:tc>
+      </w:tr>
+      <w:tr>
+        <w:tc>
+          <w:tcPr>
+            <w:tcW w:type="dxa" w:w="2239"/>
+          </w:tcPr>
+          <w:p>
+            <w:pPr>
+              <w:spacing w:before="60" w:after="60"/>
+              <w:jc w:val="left"/>
+            </w:pPr>
+            <w:r/>
+            <w:r>
+              <w:rPr>
+                <w:rFonts w:ascii="Times New Roman" w:hAnsi="Times New Roman" w:cs="Times New Roman"/>
+                <w:b w:val="0"/>
+                <w:i w:val="0"/>
+                <w:color w:val="111111"/>
+                <w:sz w:val="20"/>
+                <w:szCs w:val="20"/>
+              </w:rPr>
+              <w:t>Cappy</w:t>
+            </w:r>
+          </w:p>
+        </w:tc>
+        <w:tc>
+          <w:tcPr>
+            <w:tcW w:type="dxa" w:w="2239"/>
+          </w:tcPr>
+          <w:p>
+            <w:pPr>
+              <w:spacing w:before="60" w:after="60"/>
+              <w:jc w:val="left"/>
+            </w:pPr>
+            <w:r/>
+            <w:r>
+              <w:rPr>
+                <w:rFonts w:ascii="Times New Roman" w:hAnsi="Times New Roman" w:cs="Times New Roman"/>
+                <w:b w:val="0"/>
+                <w:i w:val="0"/>
+                <w:color w:val="111111"/>
+                <w:sz w:val="20"/>
+                <w:szCs w:val="20"/>
+              </w:rPr>
+              <w:t>31.2%</w:t>
+            </w:r>
+          </w:p>
+        </w:tc>
+        <w:tc>
+          <w:tcPr>
+            <w:tcW w:type="dxa" w:w="2239"/>
+          </w:tcPr>
+          <w:p>
+            <w:pPr>
+              <w:spacing w:before="60" w:after="60"/>
+              <w:jc w:val="left"/>
+            </w:pPr>
+            <w:r/>
+            <w:r>
+              <w:rPr>
+                <w:rFonts w:ascii="Times New Roman" w:hAnsi="Times New Roman" w:cs="Times New Roman"/>
+                <w:b w:val="0"/>
+                <w:i w:val="0"/>
+                <w:color w:val="111111"/>
+                <w:sz w:val="20"/>
+                <w:szCs w:val="20"/>
+              </w:rPr>
+              <w:t>39.1% (9/23)</w:t>
+            </w:r>
+          </w:p>
+        </w:tc>
+        <w:tc>
+          <w:tcPr>
+            <w:tcW w:type="dxa" w:w="2239"/>
+          </w:tcPr>
+          <w:p>
+            <w:pPr>
+              <w:spacing w:before="60" w:after="60"/>
+              <w:jc w:val="left"/>
+            </w:pPr>
+            <w:r/>
+            <w:r>
+              <w:rPr>
+                <w:rFonts w:ascii="Times New Roman" w:hAnsi="Times New Roman" w:cs="Times New Roman"/>
+                <w:b w:val="0"/>
+                <w:i w:val="0"/>
+                <w:color w:val="111111"/>
+                <w:sz w:val="20"/>
+                <w:szCs w:val="20"/>
+              </w:rPr>
+              <w:t>+7.9</w:t>
+            </w:r>
+          </w:p>
+        </w:tc>
+      </w:tr>
+      <w:tr>
+        <w:tc>
+          <w:tcPr>
+            <w:tcW w:type="dxa" w:w="2239"/>
+          </w:tcPr>
+          <w:p>
+            <w:pPr>
+              <w:spacing w:before="60" w:after="60"/>
+              <w:jc w:val="left"/>
+            </w:pPr>
+            <w:r/>
+            <w:r>
+              <w:rPr>
+                <w:rFonts w:ascii="Times New Roman" w:hAnsi="Times New Roman" w:cs="Times New Roman"/>
+                <w:b w:val="0"/>
+                <w:i w:val="0"/>
+                <w:color w:val="111111"/>
+                <w:sz w:val="20"/>
+                <w:szCs w:val="20"/>
+              </w:rPr>
+              <w:t>Brand</w:t>
+            </w:r>
+          </w:p>
+        </w:tc>
+        <w:tc>
+          <w:tcPr>
+            <w:tcW w:type="dxa" w:w="2239"/>
+          </w:tcPr>
+          <w:p>
+            <w:pPr>
+              <w:spacing w:before="60" w:after="60"/>
+              <w:jc w:val="left"/>
+            </w:pPr>
+            <w:r/>
+            <w:r>
+              <w:rPr>
+                <w:rFonts w:ascii="Times New Roman" w:hAnsi="Times New Roman" w:cs="Times New Roman"/>
+                <w:b w:val="0"/>
+                <w:i w:val="0"/>
+                <w:color w:val="111111"/>
+                <w:sz w:val="20"/>
+                <w:szCs w:val="20"/>
+              </w:rPr>
+              <w:t>89.1%</w:t>
+            </w:r>
+          </w:p>
+        </w:tc>
+        <w:tc>
+          <w:tcPr>
+            <w:tcW w:type="dxa" w:w="2239"/>
+          </w:tcPr>
+          <w:p>
+            <w:pPr>
+              <w:spacing w:before="60" w:after="60"/>
+              <w:jc w:val="left"/>
+            </w:pPr>
+            <w:r/>
+            <w:r>
+              <w:rPr>
+                <w:rFonts w:ascii="Times New Roman" w:hAnsi="Times New Roman" w:cs="Times New Roman"/>
+                <w:b w:val="0"/>
+                <w:i w:val="0"/>
+                <w:color w:val="111111"/>
+                <w:sz w:val="20"/>
+                <w:szCs w:val="20"/>
+              </w:rPr>
+              <w:t>83.0% (39/47)</w:t>
+            </w:r>
+          </w:p>
+        </w:tc>
+        <w:tc>
+          <w:tcPr>
+            <w:tcW w:type="dxa" w:w="2239"/>
+          </w:tcPr>
+          <w:p>
+            <w:pPr>
+              <w:spacing w:before="60" w:after="60"/>
+              <w:jc w:val="left"/>
+            </w:pPr>
+            <w:r/>
+            <w:r>
+              <w:rPr>
+                <w:rFonts w:ascii="Times New Roman" w:hAnsi="Times New Roman" w:cs="Times New Roman"/>
+                <w:b w:val="0"/>
+                <w:i w:val="0"/>
+                <w:color w:val="111111"/>
+                <w:sz w:val="20"/>
+                <w:szCs w:val="20"/>
+              </w:rPr>
+              <w:t>−6.1</w:t>
+            </w:r>
+          </w:p>
+        </w:tc>
+      </w:tr>
+    </w:tbl>
+    <w:p>
+      <w:pPr>
+        <w:spacing w:after="200" w:before="0"/>
+      </w:pPr>
+    </w:p>
+    <w:p>
+      <w:pPr>
+        <w:keepNext w:val="0"/>
+        <w:spacing w:after="160" w:before="0" w:line="348" w:lineRule="auto"/>
+        <w:jc w:val="both"/>
+      </w:pPr>
+      <w:r>
+        <w:rPr>
+          <w:rFonts w:ascii="Times New Roman" w:hAnsi="Times New Roman" w:cs="Times New Roman"/>
+          <w:b w:val="0"/>
+          <w:i w:val="0"/>
+          <w:color w:val="111111"/>
+          <w:sz w:val="23"/>
+          <w:szCs w:val="23"/>
+        </w:rPr>
+        <w:t>XL's 66.7% is the clearest illustration of how fragile a per-class average can be: it means “two classes out of three”, and one of the three holds a single instance. Had that one image cleared the threshold, the figure would read 100%. A number that swings by a third on the strength of one image is volatility, not measurement. Set against that, 28 of the 29 actual products in the test set were classified correctly.</w:t>
+      </w:r>
+    </w:p>
+    <w:p>
+      <w:pPr>
+        <w:keepNext w:val="0"/>
+        <w:spacing w:after="160" w:before="0" w:line="348" w:lineRule="auto"/>
+        <w:jc w:val="both"/>
+      </w:pPr>
+      <w:r>
+        <w:rPr>
+          <w:rFonts w:ascii="Times New Roman" w:hAnsi="Times New Roman" w:cs="Times New Roman"/>
+          <w:b w:val="0"/>
+          <w:i w:val="0"/>
+          <w:color w:val="111111"/>
+          <w:sz w:val="23"/>
+          <w:szCs w:val="23"/>
+        </w:rPr>
+        <w:t>Both averages are valid, but they answer different questions. The per-class average asks “how does the system handle the average class?”, exposing and penalising data gaps; the per-instance average asks “how does it handle the average product on a shelf?”, which is what a client actually experiences. This study reports the former because it is the more conservative, and states the latter here so the former is not misread.</w:t>
+      </w:r>
+    </w:p>
+    <w:p>
+      <w:pPr>
+        <w:keepNext w:val="0"/>
+        <w:spacing w:after="160" w:before="0" w:line="348" w:lineRule="auto"/>
+        <w:jc w:val="both"/>
+      </w:pPr>
+      <w:r>
+        <w:rPr>
+          <w:rFonts w:ascii="Times New Roman" w:hAnsi="Times New Roman" w:cs="Times New Roman"/>
+          <w:b w:val="0"/>
+          <w:i w:val="0"/>
+          <w:color w:val="111111"/>
+          <w:sz w:val="23"/>
+          <w:szCs w:val="23"/>
+        </w:rPr>
+        <w:t>Inspecting the confusion matrices at this threshold reveals a striking property: across the brand, Fanta, XL, Coca and Cappy classifiers there is not a single confusion between one class and another in the entire test set. Every error is an abstention — the model failed to reach the threshold and stayed silent — rather than a misclassification. In the brand layer, for instance: 47 instances, 39 correct, 8 abstentions, zero confusions.</w:t>
+      </w:r>
+    </w:p>
+    <w:p>
+      <w:pPr>
+        <w:keepNext w:val="0"/>
+        <w:spacing w:after="160" w:before="0" w:line="348" w:lineRule="auto"/>
+        <w:jc w:val="both"/>
+      </w:pPr>
+      <w:r>
+        <w:rPr>
+          <w:rFonts w:ascii="Times New Roman" w:hAnsi="Times New Roman" w:cs="Times New Roman"/>
+          <w:b w:val="0"/>
+          <w:i w:val="0"/>
+          <w:color w:val="111111"/>
+          <w:sz w:val="23"/>
+          <w:szCs w:val="23"/>
+        </w:rPr>
+        <w:t>This property has direct operational value: the system does not call a Coca-Cola a Sprite; it is either right or silent. An abstention is a tractable error, referred to human review and corrected there, whereas a confident misclassification propagates into the report without arousing suspicion. The sole exception is the packaging classifier, the only one that shows genuine confusion (can with plastic eight times, glass to plastic twice) and never abstains — and also the only one operating on a physical property rather than a commercial identity.</w:t>
       </w:r>
     </w:p>
     <w:p>
@@ -5622,7 +7524,7 @@
           <w:sz w:val="24"/>
           <w:szCs w:val="24"/>
         </w:rPr>
-        <w:t>5.4 Computational complexity</w:t>
+        <w:t>5.5 Computational complexity</w:t>
       </w:r>
     </w:p>
     <w:p>
@@ -5659,7 +7561,7 @@
           <w:sz w:val="19"/>
           <w:szCs w:val="19"/>
         </w:rPr>
-        <w:t xml:space="preserve">Table 7. </w:t>
+        <w:t xml:space="preserve">Table 9. </w:t>
       </w:r>
       <w:r>
         <w:rPr>
@@ -6120,7 +8022,7 @@
           <w:sz w:val="24"/>
           <w:szCs w:val="24"/>
         </w:rPr>
-        <w:t>5.5 Training cost and the marginal cost of growth</w:t>
+        <w:t>5.6 Training cost and the marginal cost of growth</w:t>
       </w:r>
     </w:p>
     <w:p>
@@ -6139,7 +8041,7 @@
           <w:sz w:val="19"/>
           <w:szCs w:val="19"/>
         </w:rPr>
-        <w:t xml:space="preserve">Table 8. </w:t>
+        <w:t xml:space="preserve">Table 10. </w:t>
       </w:r>
       <w:r>
         <w:rPr>
@@ -6883,7 +8785,7 @@
           <w:sz w:val="23"/>
           <w:szCs w:val="23"/>
         </w:rPr>
-        <w:t>It was also established that inference is billed per image submitted to the pipeline rather than per internal model invoked — meaning that shelf density costs time, not money, which is precisely what Section 5.4 measures.</w:t>
+        <w:t>It was also established that inference is billed per image submitted to the pipeline rather than per internal model invoked — meaning that shelf density costs time, not money, which is precisely what Section 5.5 measures.</w:t>
       </w:r>
     </w:p>
     <w:p>
@@ -7229,7 +9131,900 @@
           <w:sz w:val="23"/>
           <w:szCs w:val="23"/>
         </w:rPr>
-        <w:t>1. Measured data scarcity in specific categories. Every weakness in Section 5.3 reduces to: coca-diet (5 source images, 0/0), glass (3 test instances, 33.3% recall), six Cappy flavours, the two thin XL variants, and pepsi (unrepresented in both the detector and the classifier).</w:t>
+        <w:t>1. The test splits are improperly small — the gravest limitation in this study, and the one that precedes all others because it bears on the reliability of every figure in it.</w:t>
+      </w:r>
+    </w:p>
+    <w:p>
+      <w:pPr>
+        <w:keepNext/>
+        <w:spacing w:before="240" w:after="100"/>
+        <w:jc w:val="center"/>
+      </w:pPr>
+      <w:r>
+        <w:rPr>
+          <w:rFonts w:ascii="Times New Roman" w:hAnsi="Times New Roman" w:cs="Times New Roman"/>
+          <w:b/>
+          <w:bCs w:val="1"/>
+          <w:i w:val="0"/>
+          <w:color w:val="555555"/>
+          <w:sz w:val="19"/>
+          <w:szCs w:val="19"/>
+        </w:rPr>
+        <w:t xml:space="preserve">Table 11. </w:t>
+      </w:r>
+      <w:r>
+        <w:rPr>
+          <w:rFonts w:ascii="Times New Roman" w:hAnsi="Times New Roman" w:cs="Times New Roman"/>
+          <w:b w:val="0"/>
+          <w:i/>
+          <w:iCs w:val="1"/>
+          <w:color w:val="555555"/>
+          <w:sz w:val="19"/>
+          <w:szCs w:val="19"/>
+        </w:rPr>
+        <w:t>Actual split proportions. The conventional test share is around 20%.</w:t>
+      </w:r>
+    </w:p>
+    <w:tbl>
+      <w:tblPr>
+        <w:tblStyle w:val="TableGrid"/>
+        <w:tblW w:type="auto" w:w="0"/>
+        <w:jc w:val="left"/>
+        <w:tblLook w:firstColumn="1" w:firstRow="1" w:lastColumn="0" w:lastRow="0" w:noHBand="0" w:noVBand="1" w:val="04A0"/>
+      </w:tblPr>
+      <w:tblGrid>
+        <w:gridCol w:w="1792"/>
+        <w:gridCol w:w="1792"/>
+        <w:gridCol w:w="1792"/>
+        <w:gridCol w:w="1792"/>
+        <w:gridCol w:w="1792"/>
+      </w:tblGrid>
+      <w:tr>
+        <w:tc>
+          <w:tcPr>
+            <w:tcW w:type="dxa" w:w="1792"/>
+          </w:tcPr>
+          <w:p>
+            <w:pPr>
+              <w:spacing w:before="60" w:after="60"/>
+              <w:jc w:val="left"/>
+            </w:pPr>
+            <w:r/>
+            <w:r>
+              <w:rPr>
+                <w:rFonts w:ascii="Times New Roman" w:hAnsi="Times New Roman" w:cs="Times New Roman"/>
+                <w:b/>
+                <w:bCs w:val="1"/>
+                <w:i w:val="0"/>
+                <w:color w:val="111111"/>
+                <w:sz w:val="20"/>
+                <w:szCs w:val="20"/>
+              </w:rPr>
+              <w:t>Project</w:t>
+            </w:r>
+          </w:p>
+        </w:tc>
+        <w:tc>
+          <w:tcPr>
+            <w:tcW w:type="dxa" w:w="1792"/>
+          </w:tcPr>
+          <w:p>
+            <w:pPr>
+              <w:spacing w:before="60" w:after="60"/>
+              <w:jc w:val="left"/>
+            </w:pPr>
+            <w:r/>
+            <w:r>
+              <w:rPr>
+                <w:rFonts w:ascii="Times New Roman" w:hAnsi="Times New Roman" w:cs="Times New Roman"/>
+                <w:b/>
+                <w:bCs w:val="1"/>
+                <w:i w:val="0"/>
+                <w:color w:val="111111"/>
+                <w:sz w:val="20"/>
+                <w:szCs w:val="20"/>
+              </w:rPr>
+              <w:t>Train</w:t>
+            </w:r>
+          </w:p>
+        </w:tc>
+        <w:tc>
+          <w:tcPr>
+            <w:tcW w:type="dxa" w:w="1792"/>
+          </w:tcPr>
+          <w:p>
+            <w:pPr>
+              <w:spacing w:before="60" w:after="60"/>
+              <w:jc w:val="left"/>
+            </w:pPr>
+            <w:r/>
+            <w:r>
+              <w:rPr>
+                <w:rFonts w:ascii="Times New Roman" w:hAnsi="Times New Roman" w:cs="Times New Roman"/>
+                <w:b/>
+                <w:bCs w:val="1"/>
+                <w:i w:val="0"/>
+                <w:color w:val="111111"/>
+                <w:sz w:val="20"/>
+                <w:szCs w:val="20"/>
+              </w:rPr>
+              <w:t>Valid</w:t>
+            </w:r>
+          </w:p>
+        </w:tc>
+        <w:tc>
+          <w:tcPr>
+            <w:tcW w:type="dxa" w:w="1792"/>
+          </w:tcPr>
+          <w:p>
+            <w:pPr>
+              <w:spacing w:before="60" w:after="60"/>
+              <w:jc w:val="left"/>
+            </w:pPr>
+            <w:r/>
+            <w:r>
+              <w:rPr>
+                <w:rFonts w:ascii="Times New Roman" w:hAnsi="Times New Roman" w:cs="Times New Roman"/>
+                <w:b/>
+                <w:bCs w:val="1"/>
+                <w:i w:val="0"/>
+                <w:color w:val="111111"/>
+                <w:sz w:val="20"/>
+                <w:szCs w:val="20"/>
+              </w:rPr>
+              <w:t>Test</w:t>
+            </w:r>
+          </w:p>
+        </w:tc>
+        <w:tc>
+          <w:tcPr>
+            <w:tcW w:type="dxa" w:w="1792"/>
+          </w:tcPr>
+          <w:p>
+            <w:pPr>
+              <w:spacing w:before="60" w:after="60"/>
+              <w:jc w:val="left"/>
+            </w:pPr>
+            <w:r/>
+            <w:r>
+              <w:rPr>
+                <w:rFonts w:ascii="Times New Roman" w:hAnsi="Times New Roman" w:cs="Times New Roman"/>
+                <w:b/>
+                <w:bCs w:val="1"/>
+                <w:i w:val="0"/>
+                <w:color w:val="111111"/>
+                <w:sz w:val="20"/>
+                <w:szCs w:val="20"/>
+              </w:rPr>
+              <w:t>Test share</w:t>
+            </w:r>
+          </w:p>
+        </w:tc>
+      </w:tr>
+      <w:tr>
+        <w:tc>
+          <w:tcPr>
+            <w:tcW w:type="dxa" w:w="1792"/>
+          </w:tcPr>
+          <w:p>
+            <w:pPr>
+              <w:spacing w:before="60" w:after="60"/>
+              <w:jc w:val="left"/>
+            </w:pPr>
+            <w:r/>
+            <w:r>
+              <w:rPr>
+                <w:rFonts w:ascii="Times New Roman" w:hAnsi="Times New Roman" w:cs="Times New Roman"/>
+                <w:b w:val="0"/>
+                <w:i w:val="0"/>
+                <w:color w:val="111111"/>
+                <w:sz w:val="20"/>
+                <w:szCs w:val="20"/>
+              </w:rPr>
+              <w:t>Brand classifier</w:t>
+            </w:r>
+          </w:p>
+        </w:tc>
+        <w:tc>
+          <w:tcPr>
+            <w:tcW w:type="dxa" w:w="1792"/>
+          </w:tcPr>
+          <w:p>
+            <w:pPr>
+              <w:spacing w:before="60" w:after="60"/>
+              <w:jc w:val="left"/>
+            </w:pPr>
+            <w:r/>
+            <w:r>
+              <w:rPr>
+                <w:rFonts w:ascii="Times New Roman" w:hAnsi="Times New Roman" w:cs="Times New Roman"/>
+                <w:b w:val="0"/>
+                <w:i w:val="0"/>
+                <w:color w:val="111111"/>
+                <w:sz w:val="20"/>
+                <w:szCs w:val="20"/>
+              </w:rPr>
+              <w:t>1,534</w:t>
+            </w:r>
+          </w:p>
+        </w:tc>
+        <w:tc>
+          <w:tcPr>
+            <w:tcW w:type="dxa" w:w="1792"/>
+          </w:tcPr>
+          <w:p>
+            <w:pPr>
+              <w:spacing w:before="60" w:after="60"/>
+              <w:jc w:val="left"/>
+            </w:pPr>
+            <w:r/>
+            <w:r>
+              <w:rPr>
+                <w:rFonts w:ascii="Times New Roman" w:hAnsi="Times New Roman" w:cs="Times New Roman"/>
+                <w:b w:val="0"/>
+                <w:i w:val="0"/>
+                <w:color w:val="111111"/>
+                <w:sz w:val="20"/>
+                <w:szCs w:val="20"/>
+              </w:rPr>
+              <w:t>105</w:t>
+            </w:r>
+          </w:p>
+        </w:tc>
+        <w:tc>
+          <w:tcPr>
+            <w:tcW w:type="dxa" w:w="1792"/>
+          </w:tcPr>
+          <w:p>
+            <w:pPr>
+              <w:spacing w:before="60" w:after="60"/>
+              <w:jc w:val="left"/>
+            </w:pPr>
+            <w:r/>
+            <w:r>
+              <w:rPr>
+                <w:rFonts w:ascii="Times New Roman" w:hAnsi="Times New Roman" w:cs="Times New Roman"/>
+                <w:b w:val="0"/>
+                <w:i w:val="0"/>
+                <w:color w:val="111111"/>
+                <w:sz w:val="20"/>
+                <w:szCs w:val="20"/>
+              </w:rPr>
+              <w:t>47</w:t>
+            </w:r>
+          </w:p>
+        </w:tc>
+        <w:tc>
+          <w:tcPr>
+            <w:tcW w:type="dxa" w:w="1792"/>
+          </w:tcPr>
+          <w:p>
+            <w:pPr>
+              <w:spacing w:before="60" w:after="60"/>
+              <w:jc w:val="left"/>
+            </w:pPr>
+            <w:r/>
+            <w:r>
+              <w:rPr>
+                <w:rFonts w:ascii="Times New Roman" w:hAnsi="Times New Roman" w:cs="Times New Roman"/>
+                <w:b w:val="0"/>
+                <w:i w:val="0"/>
+                <w:color w:val="111111"/>
+                <w:sz w:val="20"/>
+                <w:szCs w:val="20"/>
+              </w:rPr>
+              <w:t>2.8%</w:t>
+            </w:r>
+          </w:p>
+        </w:tc>
+      </w:tr>
+      <w:tr>
+        <w:tc>
+          <w:tcPr>
+            <w:tcW w:type="dxa" w:w="1792"/>
+          </w:tcPr>
+          <w:p>
+            <w:pPr>
+              <w:spacing w:before="60" w:after="60"/>
+              <w:jc w:val="left"/>
+            </w:pPr>
+            <w:r/>
+            <w:r>
+              <w:rPr>
+                <w:rFonts w:ascii="Times New Roman" w:hAnsi="Times New Roman" w:cs="Times New Roman"/>
+                <w:b w:val="0"/>
+                <w:i w:val="0"/>
+                <w:color w:val="111111"/>
+                <w:sz w:val="20"/>
+                <w:szCs w:val="20"/>
+              </w:rPr>
+              <w:t>Coca-Cola</w:t>
+            </w:r>
+          </w:p>
+        </w:tc>
+        <w:tc>
+          <w:tcPr>
+            <w:tcW w:type="dxa" w:w="1792"/>
+          </w:tcPr>
+          <w:p>
+            <w:pPr>
+              <w:spacing w:before="60" w:after="60"/>
+              <w:jc w:val="left"/>
+            </w:pPr>
+            <w:r/>
+            <w:r>
+              <w:rPr>
+                <w:rFonts w:ascii="Times New Roman" w:hAnsi="Times New Roman" w:cs="Times New Roman"/>
+                <w:b w:val="0"/>
+                <w:i w:val="0"/>
+                <w:color w:val="111111"/>
+                <w:sz w:val="20"/>
+                <w:szCs w:val="20"/>
+              </w:rPr>
+              <w:t>720</w:t>
+            </w:r>
+          </w:p>
+        </w:tc>
+        <w:tc>
+          <w:tcPr>
+            <w:tcW w:type="dxa" w:w="1792"/>
+          </w:tcPr>
+          <w:p>
+            <w:pPr>
+              <w:spacing w:before="60" w:after="60"/>
+              <w:jc w:val="left"/>
+            </w:pPr>
+            <w:r/>
+            <w:r>
+              <w:rPr>
+                <w:rFonts w:ascii="Times New Roman" w:hAnsi="Times New Roman" w:cs="Times New Roman"/>
+                <w:b w:val="0"/>
+                <w:i w:val="0"/>
+                <w:color w:val="111111"/>
+                <w:sz w:val="20"/>
+                <w:szCs w:val="20"/>
+              </w:rPr>
+              <w:t>30</w:t>
+            </w:r>
+          </w:p>
+        </w:tc>
+        <w:tc>
+          <w:tcPr>
+            <w:tcW w:type="dxa" w:w="1792"/>
+          </w:tcPr>
+          <w:p>
+            <w:pPr>
+              <w:spacing w:before="60" w:after="60"/>
+              <w:jc w:val="left"/>
+            </w:pPr>
+            <w:r/>
+            <w:r>
+              <w:rPr>
+                <w:rFonts w:ascii="Times New Roman" w:hAnsi="Times New Roman" w:cs="Times New Roman"/>
+                <w:b w:val="0"/>
+                <w:i w:val="0"/>
+                <w:color w:val="111111"/>
+                <w:sz w:val="20"/>
+                <w:szCs w:val="20"/>
+              </w:rPr>
+              <w:t>30</w:t>
+            </w:r>
+          </w:p>
+        </w:tc>
+        <w:tc>
+          <w:tcPr>
+            <w:tcW w:type="dxa" w:w="1792"/>
+          </w:tcPr>
+          <w:p>
+            <w:pPr>
+              <w:spacing w:before="60" w:after="60"/>
+              <w:jc w:val="left"/>
+            </w:pPr>
+            <w:r/>
+            <w:r>
+              <w:rPr>
+                <w:rFonts w:ascii="Times New Roman" w:hAnsi="Times New Roman" w:cs="Times New Roman"/>
+                <w:b w:val="0"/>
+                <w:i w:val="0"/>
+                <w:color w:val="111111"/>
+                <w:sz w:val="20"/>
+                <w:szCs w:val="20"/>
+              </w:rPr>
+              <w:t>3.8%</w:t>
+            </w:r>
+          </w:p>
+        </w:tc>
+      </w:tr>
+      <w:tr>
+        <w:tc>
+          <w:tcPr>
+            <w:tcW w:type="dxa" w:w="1792"/>
+          </w:tcPr>
+          <w:p>
+            <w:pPr>
+              <w:spacing w:before="60" w:after="60"/>
+              <w:jc w:val="left"/>
+            </w:pPr>
+            <w:r/>
+            <w:r>
+              <w:rPr>
+                <w:rFonts w:ascii="Times New Roman" w:hAnsi="Times New Roman" w:cs="Times New Roman"/>
+                <w:b w:val="0"/>
+                <w:i w:val="0"/>
+                <w:color w:val="111111"/>
+                <w:sz w:val="20"/>
+                <w:szCs w:val="20"/>
+              </w:rPr>
+              <w:t>XL Energy</w:t>
+            </w:r>
+          </w:p>
+        </w:tc>
+        <w:tc>
+          <w:tcPr>
+            <w:tcW w:type="dxa" w:w="1792"/>
+          </w:tcPr>
+          <w:p>
+            <w:pPr>
+              <w:spacing w:before="60" w:after="60"/>
+              <w:jc w:val="left"/>
+            </w:pPr>
+            <w:r/>
+            <w:r>
+              <w:rPr>
+                <w:rFonts w:ascii="Times New Roman" w:hAnsi="Times New Roman" w:cs="Times New Roman"/>
+                <w:b w:val="0"/>
+                <w:i w:val="0"/>
+                <w:color w:val="111111"/>
+                <w:sz w:val="20"/>
+                <w:szCs w:val="20"/>
+              </w:rPr>
+              <w:t>612</w:t>
+            </w:r>
+          </w:p>
+        </w:tc>
+        <w:tc>
+          <w:tcPr>
+            <w:tcW w:type="dxa" w:w="1792"/>
+          </w:tcPr>
+          <w:p>
+            <w:pPr>
+              <w:spacing w:before="60" w:after="60"/>
+              <w:jc w:val="left"/>
+            </w:pPr>
+            <w:r/>
+            <w:r>
+              <w:rPr>
+                <w:rFonts w:ascii="Times New Roman" w:hAnsi="Times New Roman" w:cs="Times New Roman"/>
+                <w:b w:val="0"/>
+                <w:i w:val="0"/>
+                <w:color w:val="111111"/>
+                <w:sz w:val="20"/>
+                <w:szCs w:val="20"/>
+              </w:rPr>
+              <w:t>58</w:t>
+            </w:r>
+          </w:p>
+        </w:tc>
+        <w:tc>
+          <w:tcPr>
+            <w:tcW w:type="dxa" w:w="1792"/>
+          </w:tcPr>
+          <w:p>
+            <w:pPr>
+              <w:spacing w:before="60" w:after="60"/>
+              <w:jc w:val="left"/>
+            </w:pPr>
+            <w:r/>
+            <w:r>
+              <w:rPr>
+                <w:rFonts w:ascii="Times New Roman" w:hAnsi="Times New Roman" w:cs="Times New Roman"/>
+                <w:b w:val="0"/>
+                <w:i w:val="0"/>
+                <w:color w:val="111111"/>
+                <w:sz w:val="20"/>
+                <w:szCs w:val="20"/>
+              </w:rPr>
+              <w:t>29</w:t>
+            </w:r>
+          </w:p>
+        </w:tc>
+        <w:tc>
+          <w:tcPr>
+            <w:tcW w:type="dxa" w:w="1792"/>
+          </w:tcPr>
+          <w:p>
+            <w:pPr>
+              <w:spacing w:before="60" w:after="60"/>
+              <w:jc w:val="left"/>
+            </w:pPr>
+            <w:r/>
+            <w:r>
+              <w:rPr>
+                <w:rFonts w:ascii="Times New Roman" w:hAnsi="Times New Roman" w:cs="Times New Roman"/>
+                <w:b w:val="0"/>
+                <w:i w:val="0"/>
+                <w:color w:val="111111"/>
+                <w:sz w:val="20"/>
+                <w:szCs w:val="20"/>
+              </w:rPr>
+              <w:t>4.1%</w:t>
+            </w:r>
+          </w:p>
+        </w:tc>
+      </w:tr>
+      <w:tr>
+        <w:tc>
+          <w:tcPr>
+            <w:tcW w:type="dxa" w:w="1792"/>
+          </w:tcPr>
+          <w:p>
+            <w:pPr>
+              <w:spacing w:before="60" w:after="60"/>
+              <w:jc w:val="left"/>
+            </w:pPr>
+            <w:r/>
+            <w:r>
+              <w:rPr>
+                <w:rFonts w:ascii="Times New Roman" w:hAnsi="Times New Roman" w:cs="Times New Roman"/>
+                <w:b w:val="0"/>
+                <w:i w:val="0"/>
+                <w:color w:val="111111"/>
+                <w:sz w:val="20"/>
+                <w:szCs w:val="20"/>
+              </w:rPr>
+              <w:t>Fanta</w:t>
+            </w:r>
+          </w:p>
+        </w:tc>
+        <w:tc>
+          <w:tcPr>
+            <w:tcW w:type="dxa" w:w="1792"/>
+          </w:tcPr>
+          <w:p>
+            <w:pPr>
+              <w:spacing w:before="60" w:after="60"/>
+              <w:jc w:val="left"/>
+            </w:pPr>
+            <w:r/>
+            <w:r>
+              <w:rPr>
+                <w:rFonts w:ascii="Times New Roman" w:hAnsi="Times New Roman" w:cs="Times New Roman"/>
+                <w:b w:val="0"/>
+                <w:i w:val="0"/>
+                <w:color w:val="111111"/>
+                <w:sz w:val="20"/>
+                <w:szCs w:val="20"/>
+              </w:rPr>
+              <w:t>238</w:t>
+            </w:r>
+          </w:p>
+        </w:tc>
+        <w:tc>
+          <w:tcPr>
+            <w:tcW w:type="dxa" w:w="1792"/>
+          </w:tcPr>
+          <w:p>
+            <w:pPr>
+              <w:spacing w:before="60" w:after="60"/>
+              <w:jc w:val="left"/>
+            </w:pPr>
+            <w:r/>
+            <w:r>
+              <w:rPr>
+                <w:rFonts w:ascii="Times New Roman" w:hAnsi="Times New Roman" w:cs="Times New Roman"/>
+                <w:b w:val="0"/>
+                <w:i w:val="0"/>
+                <w:color w:val="111111"/>
+                <w:sz w:val="20"/>
+                <w:szCs w:val="20"/>
+              </w:rPr>
+              <w:t>43</w:t>
+            </w:r>
+          </w:p>
+        </w:tc>
+        <w:tc>
+          <w:tcPr>
+            <w:tcW w:type="dxa" w:w="1792"/>
+          </w:tcPr>
+          <w:p>
+            <w:pPr>
+              <w:spacing w:before="60" w:after="60"/>
+              <w:jc w:val="left"/>
+            </w:pPr>
+            <w:r/>
+            <w:r>
+              <w:rPr>
+                <w:rFonts w:ascii="Times New Roman" w:hAnsi="Times New Roman" w:cs="Times New Roman"/>
+                <w:b w:val="0"/>
+                <w:i w:val="0"/>
+                <w:color w:val="111111"/>
+                <w:sz w:val="20"/>
+                <w:szCs w:val="20"/>
+              </w:rPr>
+              <w:t>18</w:t>
+            </w:r>
+          </w:p>
+        </w:tc>
+        <w:tc>
+          <w:tcPr>
+            <w:tcW w:type="dxa" w:w="1792"/>
+          </w:tcPr>
+          <w:p>
+            <w:pPr>
+              <w:spacing w:before="60" w:after="60"/>
+              <w:jc w:val="left"/>
+            </w:pPr>
+            <w:r/>
+            <w:r>
+              <w:rPr>
+                <w:rFonts w:ascii="Times New Roman" w:hAnsi="Times New Roman" w:cs="Times New Roman"/>
+                <w:b w:val="0"/>
+                <w:i w:val="0"/>
+                <w:color w:val="111111"/>
+                <w:sz w:val="20"/>
+                <w:szCs w:val="20"/>
+              </w:rPr>
+              <w:t>6.0%</w:t>
+            </w:r>
+          </w:p>
+        </w:tc>
+      </w:tr>
+      <w:tr>
+        <w:tc>
+          <w:tcPr>
+            <w:tcW w:type="dxa" w:w="1792"/>
+          </w:tcPr>
+          <w:p>
+            <w:pPr>
+              <w:spacing w:before="60" w:after="60"/>
+              <w:jc w:val="left"/>
+            </w:pPr>
+            <w:r/>
+            <w:r>
+              <w:rPr>
+                <w:rFonts w:ascii="Times New Roman" w:hAnsi="Times New Roman" w:cs="Times New Roman"/>
+                <w:b w:val="0"/>
+                <w:i w:val="0"/>
+                <w:color w:val="111111"/>
+                <w:sz w:val="20"/>
+                <w:szCs w:val="20"/>
+              </w:rPr>
+              <w:t>Detector v2</w:t>
+            </w:r>
+          </w:p>
+        </w:tc>
+        <w:tc>
+          <w:tcPr>
+            <w:tcW w:type="dxa" w:w="1792"/>
+          </w:tcPr>
+          <w:p>
+            <w:pPr>
+              <w:spacing w:before="60" w:after="60"/>
+              <w:jc w:val="left"/>
+            </w:pPr>
+            <w:r/>
+            <w:r>
+              <w:rPr>
+                <w:rFonts w:ascii="Times New Roman" w:hAnsi="Times New Roman" w:cs="Times New Roman"/>
+                <w:b w:val="0"/>
+                <w:i w:val="0"/>
+                <w:color w:val="111111"/>
+                <w:sz w:val="20"/>
+                <w:szCs w:val="20"/>
+              </w:rPr>
+              <w:t>316</w:t>
+            </w:r>
+          </w:p>
+        </w:tc>
+        <w:tc>
+          <w:tcPr>
+            <w:tcW w:type="dxa" w:w="1792"/>
+          </w:tcPr>
+          <w:p>
+            <w:pPr>
+              <w:spacing w:before="60" w:after="60"/>
+              <w:jc w:val="left"/>
+            </w:pPr>
+            <w:r/>
+            <w:r>
+              <w:rPr>
+                <w:rFonts w:ascii="Times New Roman" w:hAnsi="Times New Roman" w:cs="Times New Roman"/>
+                <w:b w:val="0"/>
+                <w:i w:val="0"/>
+                <w:color w:val="111111"/>
+                <w:sz w:val="20"/>
+                <w:szCs w:val="20"/>
+              </w:rPr>
+              <w:t>34</w:t>
+            </w:r>
+          </w:p>
+        </w:tc>
+        <w:tc>
+          <w:tcPr>
+            <w:tcW w:type="dxa" w:w="1792"/>
+          </w:tcPr>
+          <w:p>
+            <w:pPr>
+              <w:spacing w:before="60" w:after="60"/>
+              <w:jc w:val="left"/>
+            </w:pPr>
+            <w:r/>
+            <w:r>
+              <w:rPr>
+                <w:rFonts w:ascii="Times New Roman" w:hAnsi="Times New Roman" w:cs="Times New Roman"/>
+                <w:b w:val="0"/>
+                <w:i w:val="0"/>
+                <w:color w:val="111111"/>
+                <w:sz w:val="20"/>
+                <w:szCs w:val="20"/>
+              </w:rPr>
+              <w:t>34</w:t>
+            </w:r>
+          </w:p>
+        </w:tc>
+        <w:tc>
+          <w:tcPr>
+            <w:tcW w:type="dxa" w:w="1792"/>
+          </w:tcPr>
+          <w:p>
+            <w:pPr>
+              <w:spacing w:before="60" w:after="60"/>
+              <w:jc w:val="left"/>
+            </w:pPr>
+            <w:r/>
+            <w:r>
+              <w:rPr>
+                <w:rFonts w:ascii="Times New Roman" w:hAnsi="Times New Roman" w:cs="Times New Roman"/>
+                <w:b w:val="0"/>
+                <w:i w:val="0"/>
+                <w:color w:val="111111"/>
+                <w:sz w:val="20"/>
+                <w:szCs w:val="20"/>
+              </w:rPr>
+              <w:t>8.9%</w:t>
+            </w:r>
+          </w:p>
+        </w:tc>
+      </w:tr>
+      <w:tr>
+        <w:tc>
+          <w:tcPr>
+            <w:tcW w:type="dxa" w:w="1792"/>
+          </w:tcPr>
+          <w:p>
+            <w:pPr>
+              <w:spacing w:before="60" w:after="60"/>
+              <w:jc w:val="left"/>
+            </w:pPr>
+            <w:r/>
+            <w:r>
+              <w:rPr>
+                <w:rFonts w:ascii="Times New Roman" w:hAnsi="Times New Roman" w:cs="Times New Roman"/>
+                <w:b w:val="0"/>
+                <w:i w:val="0"/>
+                <w:color w:val="111111"/>
+                <w:sz w:val="20"/>
+                <w:szCs w:val="20"/>
+              </w:rPr>
+              <w:t>Cappy</w:t>
+            </w:r>
+          </w:p>
+        </w:tc>
+        <w:tc>
+          <w:tcPr>
+            <w:tcW w:type="dxa" w:w="1792"/>
+          </w:tcPr>
+          <w:p>
+            <w:pPr>
+              <w:spacing w:before="60" w:after="60"/>
+              <w:jc w:val="left"/>
+            </w:pPr>
+            <w:r/>
+            <w:r>
+              <w:rPr>
+                <w:rFonts w:ascii="Times New Roman" w:hAnsi="Times New Roman" w:cs="Times New Roman"/>
+                <w:b w:val="0"/>
+                <w:i w:val="0"/>
+                <w:color w:val="111111"/>
+                <w:sz w:val="20"/>
+                <w:szCs w:val="20"/>
+              </w:rPr>
+              <w:t>161</w:t>
+            </w:r>
+          </w:p>
+        </w:tc>
+        <w:tc>
+          <w:tcPr>
+            <w:tcW w:type="dxa" w:w="1792"/>
+          </w:tcPr>
+          <w:p>
+            <w:pPr>
+              <w:spacing w:before="60" w:after="60"/>
+              <w:jc w:val="left"/>
+            </w:pPr>
+            <w:r/>
+            <w:r>
+              <w:rPr>
+                <w:rFonts w:ascii="Times New Roman" w:hAnsi="Times New Roman" w:cs="Times New Roman"/>
+                <w:b w:val="0"/>
+                <w:i w:val="0"/>
+                <w:color w:val="111111"/>
+                <w:sz w:val="20"/>
+                <w:szCs w:val="20"/>
+              </w:rPr>
+              <w:t>46</w:t>
+            </w:r>
+          </w:p>
+        </w:tc>
+        <w:tc>
+          <w:tcPr>
+            <w:tcW w:type="dxa" w:w="1792"/>
+          </w:tcPr>
+          <w:p>
+            <w:pPr>
+              <w:spacing w:before="60" w:after="60"/>
+              <w:jc w:val="left"/>
+            </w:pPr>
+            <w:r/>
+            <w:r>
+              <w:rPr>
+                <w:rFonts w:ascii="Times New Roman" w:hAnsi="Times New Roman" w:cs="Times New Roman"/>
+                <w:b w:val="0"/>
+                <w:i w:val="0"/>
+                <w:color w:val="111111"/>
+                <w:sz w:val="20"/>
+                <w:szCs w:val="20"/>
+              </w:rPr>
+              <w:t>23</w:t>
+            </w:r>
+          </w:p>
+        </w:tc>
+        <w:tc>
+          <w:tcPr>
+            <w:tcW w:type="dxa" w:w="1792"/>
+          </w:tcPr>
+          <w:p>
+            <w:pPr>
+              <w:spacing w:before="60" w:after="60"/>
+              <w:jc w:val="left"/>
+            </w:pPr>
+            <w:r/>
+            <w:r>
+              <w:rPr>
+                <w:rFonts w:ascii="Times New Roman" w:hAnsi="Times New Roman" w:cs="Times New Roman"/>
+                <w:b w:val="0"/>
+                <w:i w:val="0"/>
+                <w:color w:val="111111"/>
+                <w:sz w:val="20"/>
+                <w:szCs w:val="20"/>
+              </w:rPr>
+              <w:t>10.0%</w:t>
+            </w:r>
+          </w:p>
+        </w:tc>
+      </w:tr>
+    </w:tbl>
+    <w:p>
+      <w:pPr>
+        <w:spacing w:after="200" w:before="0"/>
+      </w:pPr>
+    </w:p>
+    <w:p>
+      <w:pPr>
+        <w:keepNext w:val="0"/>
+        <w:spacing w:after="160" w:before="0" w:line="348" w:lineRule="auto"/>
+        <w:jc w:val="both"/>
+      </w:pPr>
+      <w:r>
+        <w:rPr>
+          <w:rFonts w:ascii="Times New Roman" w:hAnsi="Times New Roman" w:cs="Times New Roman"/>
+          <w:b w:val="0"/>
+          <w:i w:val="0"/>
+          <w:color w:val="111111"/>
+          <w:sz w:val="23"/>
+          <w:szCs w:val="23"/>
+        </w:rPr>
+        <w:t>The consequence is that classes rich in data reached the test set with one or two instances. The clearest example is sprite: the project holds 374 images of it, of which exactly one landed in the test split and 373 in training. Its “100%” is therefore not a performance certificate but an artefact of the split.</w:t>
       </w:r>
     </w:p>
     <w:p>
@@ -7247,7 +10042,61 @@
           <w:sz w:val="23"/>
           <w:szCs w:val="23"/>
         </w:rPr>
-        <w:t>2. The differing preprocessing pipelines of the two compared versions (Section 3.1). Its effect is mitigated by two things: the difference works against the stated conclusion, and the size-resolved comparison was dropped as invalid. Unifying the pipeline in a later evaluation would close this point definitively.</w:t>
+        <w:t>2. From this follows an essential distinction between two kinds of weakness that had been conflated under the single description of “data scarcity”:</w:t>
+      </w:r>
+    </w:p>
+    <w:p>
+      <w:pPr>
+        <w:keepNext w:val="0"/>
+        <w:spacing w:after="160" w:before="0" w:line="348" w:lineRule="auto"/>
+        <w:jc w:val="both"/>
+      </w:pPr>
+      <w:r>
+        <w:rPr>
+          <w:rFonts w:ascii="Times New Roman" w:hAnsi="Times New Roman" w:cs="Times New Roman"/>
+          <w:b w:val="0"/>
+          <w:i w:val="0"/>
+          <w:color w:val="111111"/>
+          <w:sz w:val="23"/>
+          <w:szCs w:val="23"/>
+        </w:rPr>
+        <w:t>The first is a split deficiency rather than a data one: sprite, fanta at brand level, xl-red. The data exists in full within the project, but the split withheld it from the test set. The remedy needs no photography and no new data — only regenerating a version with a balanced split and retraining, a matter of minutes of computation, currently blocked solely on the availability of training credits.</w:t>
+      </w:r>
+    </w:p>
+    <w:p>
+      <w:pPr>
+        <w:keepNext w:val="0"/>
+        <w:spacing w:after="160" w:before="0" w:line="348" w:lineRule="auto"/>
+        <w:jc w:val="both"/>
+      </w:pPr>
+      <w:r>
+        <w:rPr>
+          <w:rFonts w:ascii="Times New Roman" w:hAnsi="Times New Roman" w:cs="Times New Roman"/>
+          <w:b w:val="0"/>
+          <w:i w:val="0"/>
+          <w:color w:val="111111"/>
+          <w:sz w:val="23"/>
+          <w:szCs w:val="23"/>
+        </w:rPr>
+        <w:t>The second is genuine data scarcity: coca-diet (5 source images), glass (25 images in the whole corpus, 3 of them in test), the thin Cappy flavours, and pepsi (unrepresented in both the detector and the classifier). No split and no retraining produces these; only field photography does.</w:t>
+      </w:r>
+    </w:p>
+    <w:p>
+      <w:pPr>
+        <w:keepNext w:val="0"/>
+        <w:spacing w:after="160" w:before="0" w:line="348" w:lineRule="auto"/>
+        <w:jc w:val="both"/>
+      </w:pPr>
+      <w:r>
+        <w:rPr>
+          <w:rFonts w:ascii="Times New Roman" w:hAnsi="Times New Roman" w:cs="Times New Roman"/>
+          <w:b w:val="0"/>
+          <w:i w:val="0"/>
+          <w:color w:val="111111"/>
+          <w:sz w:val="23"/>
+          <w:szCs w:val="23"/>
+        </w:rPr>
+        <w:t>Conflating the two inflates the apparent size of the work outstanding: a substantial part of what looks like a data gap is in fact a procedural one, closable by a single retraining run.</w:t>
       </w:r>
     </w:p>
     <w:p>
@@ -7265,7 +10114,7 @@
           <w:sz w:val="23"/>
           <w:szCs w:val="23"/>
         </w:rPr>
-        <w:t>3. Small test splits. The detector's test split is 34 images and one classifier's is 23 images across 12 classes — both below the platform's own recommendation. The figures reported, while measured rather than estimated, therefore carry statistical uncertainty inversely proportional to sample size.</w:t>
+        <w:t>3. The differing preprocessing pipelines of the two compared versions (Section 3.1). Its effect is mitigated by two things: the difference works against the stated conclusion, and the size-resolved comparison was dropped as invalid. Unifying the pipeline in a later evaluation would close this point definitively.</w:t>
       </w:r>
     </w:p>
     <w:p>
@@ -7411,7 +10260,43 @@
           <w:sz w:val="23"/>
           <w:szCs w:val="23"/>
         </w:rPr>
-        <w:t>First, an end-to-end evaluation on a manually labelled test set, to measure error accumulation across the chain (Limitation 5) — scientifically the highest-priority item. Then re-evaluating both detectors under a unified preprocessing pipeline, to close Limitation 2 definitively. Then harvesting the first batch of active-learning data, reviewing it, and retraining on it — the first practical test of whether the loop described in Section 6 closes. Then enlarging the test splits to reduce statistical uncertainty.</w:t>
+        <w:t>First, and cheapest for the return: regenerating the six classifier versions with a balanced split (70/20/10) and retraining them, closing Limitation 1. The brand classifier alone would move from 47 test instances to roughly 340, and sprite would gain dozens of instances instead of one — turning the figures in Section 5.3 from suggestive into statistically meaningful. The computational cost is about four minutes per classifier, under half an hour for the whole set; the only obstacle is the availability of training credits.</w:t>
+      </w:r>
+    </w:p>
+    <w:p>
+      <w:pPr>
+        <w:keepNext w:val="0"/>
+        <w:spacing w:after="160" w:before="0" w:line="348" w:lineRule="auto"/>
+        <w:jc w:val="both"/>
+      </w:pPr>
+      <w:r>
+        <w:rPr>
+          <w:rFonts w:ascii="Times New Roman" w:hAnsi="Times New Roman" w:cs="Times New Roman"/>
+          <w:b w:val="0"/>
+          <w:i w:val="0"/>
+          <w:color w:val="111111"/>
+          <w:sz w:val="23"/>
+          <w:szCs w:val="23"/>
+        </w:rPr>
+        <w:t>Next, an end-to-end evaluation on a manually labelled test set, to measure error accumulation across the chain (Limitation 5) — scientifically the highest-priority item, and one that needs no credits at all. Then re-evaluating both detectors under a unified preprocessing pipeline, to close Limitation 3. Then harvesting the first batch of active-learning data, reviewing it, and retraining on it — the first practical test of whether the loop described in Section 6 closes.</w:t>
+      </w:r>
+    </w:p>
+    <w:p>
+      <w:pPr>
+        <w:keepNext w:val="0"/>
+        <w:spacing w:after="160" w:before="0" w:line="348" w:lineRule="auto"/>
+        <w:jc w:val="both"/>
+      </w:pPr>
+      <w:r>
+        <w:rPr>
+          <w:rFonts w:ascii="Times New Roman" w:hAnsi="Times New Roman" w:cs="Times New Roman"/>
+          <w:b w:val="0"/>
+          <w:i w:val="0"/>
+          <w:color w:val="111111"/>
+          <w:sz w:val="23"/>
+          <w:szCs w:val="23"/>
+        </w:rPr>
+        <w:t>Throughout the above, a stratified split guaranteeing each class a minimum test share is preferable to the random splitting that produced the situation described in Limitation 1 — because randomness applied to an unbalanced set leaves small classes unrepresented by probability alone.</w:t>
       </w:r>
     </w:p>
     <w:p>
@@ -7540,7 +10425,7 @@
           <w:sz w:val="19"/>
           <w:szCs w:val="19"/>
         </w:rPr>
-        <w:t xml:space="preserve">Table 9. </w:t>
+        <w:t xml:space="preserve">Table 12. </w:t>
       </w:r>
       <w:r>
         <w:rPr>

--- a/docs/report/out/Aystro_Research_Report_EN.docx
+++ b/docs/report/out/Aystro_Research_Report_EN.docx
@@ -534,6 +534,24 @@
           <w:szCs w:val="23"/>
         </w:rPr>
         <w:t>Let a shelf photograph contain N displayed products. The system is required to produce a structured inventory: a unit count for each distinct label, from which each brand's share of the displayed space is derived. The target label is compound, built from independent axes of the form: {brand}-{package}-{variant}-{size}.</w:t>
+      </w:r>
+    </w:p>
+    <w:p>
+      <w:pPr>
+        <w:keepNext w:val="0"/>
+        <w:spacing w:after="160" w:before="0" w:line="348" w:lineRule="auto"/>
+        <w:jc w:val="both"/>
+      </w:pPr>
+      <w:r>
+        <w:rPr>
+          <w:rFonts w:ascii="Times New Roman" w:hAnsi="Times New Roman" w:cs="Times New Roman"/>
+          <w:b w:val="0"/>
+          <w:i w:val="0"/>
+          <w:color w:val="111111"/>
+          <w:sz w:val="23"/>
+          <w:szCs w:val="23"/>
+        </w:rPr>
+        <w:t>“Variant” here is an umbrella term for any distinction within a single brand, whatever its basis — flavour or taste (fanta-orange, cappy-mango), formulation (coca-zero, coca-diet: the same drink at a different sugar content), or product line (xl-classic, xl-red). The general term is deliberate, because the basis is not uniform across brands: Fanta's distinction is purely a flavour one, whereas Coca-Cola's is not a flavour at all. Naming the axis “flavour” would misdescribe half the connected brands.</w:t>
       </w:r>
     </w:p>
     <w:p>
@@ -1412,7 +1430,7 @@
           <w:sz w:val="23"/>
           <w:szCs w:val="23"/>
         </w:rPr>
-        <w:t>Stage 3 — variant, conditionally routed. If the identified brand has its own variant classifier, the routing step invokes that classifier alone; a region not belonging to a connected brand passes through no variant classifier at all. Four brands are connected in this pattern.</w:t>
+        <w:t>Stage 3 — variant (flavour, formulation, or product line, depending on the brand; see Section 2), conditionally routed. If the identified brand has its own variant classifier, the routing step invokes that classifier alone; a region not belonging to a connected brand passes through no variant classifier at all. Four brands are connected in this pattern.</w:t>
       </w:r>
     </w:p>
     <w:p>

--- a/docs/report/out/Aystro_Research_Report_EN.docx
+++ b/docs/report/out/Aystro_Research_Report_EN.docx
@@ -271,7 +271,7 @@
           <w:sz w:val="22"/>
           <w:szCs w:val="22"/>
         </w:rPr>
-        <w:t>The computational complexity of the variant-classification layer was also reduced from O(N×K) to O(N) by introducing conditional routing, measured directly as a 65% reduction in processing time with byte-identical output. The marginal cost of adding a new brand to the catalogue is approximately four minutes of GPU time, measured four separate times. The unifying result is that every measured weakness in the system traces to a specific, countable data-supply gap rather than to any deficiency in the architecture or the choice of model.</w:t>
+        <w:t>The computational complexity of the variant-classification layer was also reduced from O(N×K) to O(N) by introducing conditional routing, measured directly as a 65% reduction in processing time with identical labels on the measured photograph. The marginal cost of adding a new brand to the catalogue is approximately four minutes of GPU time, measured four separate times. The unifying result is that every measured weakness in the system traces to a specific, countable sample shortfall — genuine data scarcity in some cases, a test-split artefact in others — rather than to any deficiency in the architecture or the choice of model.</w:t>
       </w:r>
     </w:p>
     <w:p>
@@ -1119,77 +1119,6 @@
           </w:p>
         </w:tc>
       </w:tr>
-      <w:tr>
-        <w:tc>
-          <w:tcPr>
-            <w:tcW w:type="dxa" w:w="2986"/>
-          </w:tcPr>
-          <w:p>
-            <w:pPr>
-              <w:spacing w:before="60" w:after="60"/>
-              <w:jc w:val="left"/>
-            </w:pPr>
-            <w:r/>
-            <w:r>
-              <w:rPr>
-                <w:rFonts w:ascii="Times New Roman" w:hAnsi="Times New Roman" w:cs="Times New Roman"/>
-                <w:b w:val="0"/>
-                <w:i w:val="0"/>
-                <w:color w:val="111111"/>
-                <w:sz w:val="20"/>
-                <w:szCs w:val="20"/>
-              </w:rPr>
-              <w:t>Augmentation</w:t>
-            </w:r>
-          </w:p>
-        </w:tc>
-        <w:tc>
-          <w:tcPr>
-            <w:tcW w:type="dxa" w:w="2986"/>
-          </w:tcPr>
-          <w:p>
-            <w:pPr>
-              <w:spacing w:before="60" w:after="60"/>
-              <w:jc w:val="left"/>
-            </w:pPr>
-            <w:r/>
-            <w:r>
-              <w:rPr>
-                <w:rFonts w:ascii="Times New Roman" w:hAnsi="Times New Roman" w:cs="Times New Roman"/>
-                <w:b w:val="0"/>
-                <w:i w:val="0"/>
-                <w:color w:val="111111"/>
-                <w:sz w:val="20"/>
-                <w:szCs w:val="20"/>
-              </w:rPr>
-              <w:t>horizontal flip, 15° rotation</w:t>
-            </w:r>
-          </w:p>
-        </w:tc>
-        <w:tc>
-          <w:tcPr>
-            <w:tcW w:type="dxa" w:w="2986"/>
-          </w:tcPr>
-          <w:p>
-            <w:pPr>
-              <w:spacing w:before="60" w:after="60"/>
-              <w:jc w:val="left"/>
-            </w:pPr>
-            <w:r/>
-            <w:r>
-              <w:rPr>
-                <w:rFonts w:ascii="Times New Roman" w:hAnsi="Times New Roman" w:cs="Times New Roman"/>
-                <w:b w:val="0"/>
-                <w:i w:val="0"/>
-                <w:color w:val="111111"/>
-                <w:sz w:val="20"/>
-                <w:szCs w:val="20"/>
-              </w:rPr>
-              <w:t>blur, exposure</w:t>
-            </w:r>
-          </w:p>
-        </w:tc>
-      </w:tr>
     </w:tbl>
     <w:p>
       <w:pPr>
@@ -1611,25 +1540,7 @@
           <w:sz w:val="23"/>
           <w:szCs w:val="23"/>
         </w:rPr>
-        <w:t>The accuracy of any classification system is measured at a declared confidence threshold: the model emits a confidence score with every prediction, and the prediction counts only if that score exceeds an agreed threshold. This study adopts a single fixed threshold of 0.70 for every classification figure it reports — for both detectors and all six classifiers.</w:t>
-      </w:r>
-    </w:p>
-    <w:p>
-      <w:pPr>
-        <w:keepNext w:val="0"/>
-        <w:spacing w:after="160" w:before="0" w:line="348" w:lineRule="auto"/>
-        <w:jc w:val="both"/>
-      </w:pPr>
-      <w:r>
-        <w:rPr>
-          <w:rFonts w:ascii="Times New Roman" w:hAnsi="Times New Roman" w:cs="Times New Roman"/>
-          <w:b w:val="0"/>
-          <w:i w:val="0"/>
-          <w:color w:val="111111"/>
-          <w:sz w:val="23"/>
-          <w:szCs w:val="23"/>
-        </w:rPr>
-        <w:t>This choice is methodological, not cosmetic. The evaluation tool computes for each class its own “optimal threshold”, the point at which that class performs best; here those range from zero to 0.91 depending on the class. Reporting each class at its own threshold yields high numbers but does not describe a single system, because a running system cannot apply a different threshold to each class simultaneously. A single fixed threshold describes what actually happens when the pipeline runs as one unit, and it is the stricter choice — the figures below are lower than their optimal-threshold counterparts, deliberately.</w:t>
+        <w:t>The accuracy of any classification system is measured at a declared confidence threshold, and this study adopts a single fixed threshold of 0.70 for every classification figure it reports — for both detectors and all six classifiers. The choice is methodological, not cosmetic: the evaluation tool computes for each class its own “optimal threshold” (ranging here from zero to 0.91), and reporting each class at its own threshold yields high numbers that describe no single system, since a running pipeline cannot apply a different threshold per class. The fixed threshold describes what actually happens when the system runs as one unit, and it is the stricter choice — the figures below are lower than their optimal-threshold counterparts, deliberately.</w:t>
       </w:r>
     </w:p>
     <w:p>
@@ -2534,7 +2445,7 @@
           <w:sz w:val="19"/>
           <w:szCs w:val="19"/>
         </w:rPr>
-        <w:t>Per-class performance of the single-layer detector (0.70 threshold) against each class's share of the annotation budget. Total: 4,879 annotations.</w:t>
+        <w:t>Per-class performance of the single-layer detector against each class's share of the annotation budget. Total: 4,879 annotations.</w:t>
       </w:r>
     </w:p>
     <w:tbl>
@@ -2545,17 +2456,14 @@
         <w:tblLook w:firstColumn="1" w:firstRow="1" w:lastColumn="0" w:lastRow="0" w:noHBand="0" w:noVBand="1" w:val="04A0"/>
       </w:tblPr>
       <w:tblGrid>
-        <w:gridCol w:w="1493"/>
-        <w:gridCol w:w="1493"/>
-        <w:gridCol w:w="1493"/>
-        <w:gridCol w:w="1493"/>
-        <w:gridCol w:w="1493"/>
-        <w:gridCol w:w="1493"/>
+        <w:gridCol w:w="2986"/>
+        <w:gridCol w:w="2986"/>
+        <w:gridCol w:w="2986"/>
       </w:tblGrid>
       <w:tr>
         <w:tc>
           <w:tcPr>
-            <w:tcW w:type="dxa" w:w="1493"/>
+            <w:tcW w:type="dxa" w:w="2986"/>
           </w:tcPr>
           <w:p>
             <w:pPr>
@@ -2579,7 +2487,7 @@
         </w:tc>
         <w:tc>
           <w:tcPr>
-            <w:tcW w:type="dxa" w:w="1493"/>
+            <w:tcW w:type="dxa" w:w="2986"/>
           </w:tcPr>
           <w:p>
             <w:pPr>
@@ -2603,31 +2511,7 @@
         </w:tc>
         <w:tc>
           <w:tcPr>
-            <w:tcW w:type="dxa" w:w="1493"/>
-          </w:tcPr>
-          <w:p>
-            <w:pPr>
-              <w:spacing w:before="60" w:after="60"/>
-              <w:jc w:val="left"/>
-            </w:pPr>
-            <w:r/>
-            <w:r>
-              <w:rPr>
-                <w:rFonts w:ascii="Times New Roman" w:hAnsi="Times New Roman" w:cs="Times New Roman"/>
-                <w:b/>
-                <w:bCs w:val="1"/>
-                <w:i w:val="0"/>
-                <w:color w:val="111111"/>
-                <w:sz w:val="20"/>
-                <w:szCs w:val="20"/>
-              </w:rPr>
-              <w:t>Share</w:t>
-            </w:r>
-          </w:p>
-        </w:tc>
-        <w:tc>
-          <w:tcPr>
-            <w:tcW w:type="dxa" w:w="1493"/>
+            <w:tcW w:type="dxa" w:w="2986"/>
           </w:tcPr>
           <w:p>
             <w:pPr>
@@ -2649,59 +2533,11 @@
             </w:r>
           </w:p>
         </w:tc>
-        <w:tc>
-          <w:tcPr>
-            <w:tcW w:type="dxa" w:w="1493"/>
-          </w:tcPr>
-          <w:p>
-            <w:pPr>
-              <w:spacing w:before="60" w:after="60"/>
-              <w:jc w:val="left"/>
-            </w:pPr>
-            <w:r/>
-            <w:r>
-              <w:rPr>
-                <w:rFonts w:ascii="Times New Roman" w:hAnsi="Times New Roman" w:cs="Times New Roman"/>
-                <w:b/>
-                <w:bCs w:val="1"/>
-                <w:i w:val="0"/>
-                <w:color w:val="111111"/>
-                <w:sz w:val="20"/>
-                <w:szCs w:val="20"/>
-              </w:rPr>
-              <w:t>Precision</w:t>
-            </w:r>
-          </w:p>
-        </w:tc>
-        <w:tc>
-          <w:tcPr>
-            <w:tcW w:type="dxa" w:w="1493"/>
-          </w:tcPr>
-          <w:p>
-            <w:pPr>
-              <w:spacing w:before="60" w:after="60"/>
-              <w:jc w:val="left"/>
-            </w:pPr>
-            <w:r/>
-            <w:r>
-              <w:rPr>
-                <w:rFonts w:ascii="Times New Roman" w:hAnsi="Times New Roman" w:cs="Times New Roman"/>
-                <w:b/>
-                <w:bCs w:val="1"/>
-                <w:i w:val="0"/>
-                <w:color w:val="111111"/>
-                <w:sz w:val="20"/>
-                <w:szCs w:val="20"/>
-              </w:rPr>
-              <w:t>Recall</w:t>
-            </w:r>
-          </w:p>
-        </w:tc>
       </w:tr>
       <w:tr>
         <w:tc>
           <w:tcPr>
-            <w:tcW w:type="dxa" w:w="1493"/>
+            <w:tcW w:type="dxa" w:w="2986"/>
           </w:tcPr>
           <w:p>
             <w:pPr>
@@ -2724,7 +2560,7 @@
         </w:tc>
         <w:tc>
           <w:tcPr>
-            <w:tcW w:type="dxa" w:w="1493"/>
+            <w:tcW w:type="dxa" w:w="2986"/>
           </w:tcPr>
           <w:p>
             <w:pPr>
@@ -2747,30 +2583,7 @@
         </w:tc>
         <w:tc>
           <w:tcPr>
-            <w:tcW w:type="dxa" w:w="1493"/>
-          </w:tcPr>
-          <w:p>
-            <w:pPr>
-              <w:spacing w:before="60" w:after="60"/>
-              <w:jc w:val="left"/>
-            </w:pPr>
-            <w:r/>
-            <w:r>
-              <w:rPr>
-                <w:rFonts w:ascii="Times New Roman" w:hAnsi="Times New Roman" w:cs="Times New Roman"/>
-                <w:b w:val="0"/>
-                <w:i w:val="0"/>
-                <w:color w:val="111111"/>
-                <w:sz w:val="20"/>
-                <w:szCs w:val="20"/>
-              </w:rPr>
-              <w:t>42.6%</w:t>
-            </w:r>
-          </w:p>
-        </w:tc>
-        <w:tc>
-          <w:tcPr>
-            <w:tcW w:type="dxa" w:w="1493"/>
+            <w:tcW w:type="dxa" w:w="2986"/>
           </w:tcPr>
           <w:p>
             <w:pPr>
@@ -2791,57 +2604,11 @@
             </w:r>
           </w:p>
         </w:tc>
-        <w:tc>
-          <w:tcPr>
-            <w:tcW w:type="dxa" w:w="1493"/>
-          </w:tcPr>
-          <w:p>
-            <w:pPr>
-              <w:spacing w:before="60" w:after="60"/>
-              <w:jc w:val="left"/>
-            </w:pPr>
-            <w:r/>
-            <w:r>
-              <w:rPr>
-                <w:rFonts w:ascii="Times New Roman" w:hAnsi="Times New Roman" w:cs="Times New Roman"/>
-                <w:b w:val="0"/>
-                <w:i w:val="0"/>
-                <w:color w:val="111111"/>
-                <w:sz w:val="20"/>
-                <w:szCs w:val="20"/>
-              </w:rPr>
-              <w:t>96.1%</w:t>
-            </w:r>
-          </w:p>
-        </w:tc>
-        <w:tc>
-          <w:tcPr>
-            <w:tcW w:type="dxa" w:w="1493"/>
-          </w:tcPr>
-          <w:p>
-            <w:pPr>
-              <w:spacing w:before="60" w:after="60"/>
-              <w:jc w:val="left"/>
-            </w:pPr>
-            <w:r/>
-            <w:r>
-              <w:rPr>
-                <w:rFonts w:ascii="Times New Roman" w:hAnsi="Times New Roman" w:cs="Times New Roman"/>
-                <w:b w:val="0"/>
-                <w:i w:val="0"/>
-                <w:color w:val="111111"/>
-                <w:sz w:val="20"/>
-                <w:szCs w:val="20"/>
-              </w:rPr>
-              <w:t>71.3%</w:t>
-            </w:r>
-          </w:p>
-        </w:tc>
       </w:tr>
       <w:tr>
         <w:tc>
           <w:tcPr>
-            <w:tcW w:type="dxa" w:w="1493"/>
+            <w:tcW w:type="dxa" w:w="2986"/>
           </w:tcPr>
           <w:p>
             <w:pPr>
@@ -2864,7 +2631,7 @@
         </w:tc>
         <w:tc>
           <w:tcPr>
-            <w:tcW w:type="dxa" w:w="1493"/>
+            <w:tcW w:type="dxa" w:w="2986"/>
           </w:tcPr>
           <w:p>
             <w:pPr>
@@ -2887,30 +2654,7 @@
         </w:tc>
         <w:tc>
           <w:tcPr>
-            <w:tcW w:type="dxa" w:w="1493"/>
-          </w:tcPr>
-          <w:p>
-            <w:pPr>
-              <w:spacing w:before="60" w:after="60"/>
-              <w:jc w:val="left"/>
-            </w:pPr>
-            <w:r/>
-            <w:r>
-              <w:rPr>
-                <w:rFonts w:ascii="Times New Roman" w:hAnsi="Times New Roman" w:cs="Times New Roman"/>
-                <w:b w:val="0"/>
-                <w:i w:val="0"/>
-                <w:color w:val="111111"/>
-                <w:sz w:val="20"/>
-                <w:szCs w:val="20"/>
-              </w:rPr>
-              <w:t>19.4%</w:t>
-            </w:r>
-          </w:p>
-        </w:tc>
-        <w:tc>
-          <w:tcPr>
-            <w:tcW w:type="dxa" w:w="1493"/>
+            <w:tcW w:type="dxa" w:w="2986"/>
           </w:tcPr>
           <w:p>
             <w:pPr>
@@ -2931,57 +2675,11 @@
             </w:r>
           </w:p>
         </w:tc>
-        <w:tc>
-          <w:tcPr>
-            <w:tcW w:type="dxa" w:w="1493"/>
-          </w:tcPr>
-          <w:p>
-            <w:pPr>
-              <w:spacing w:before="60" w:after="60"/>
-              <w:jc w:val="left"/>
-            </w:pPr>
-            <w:r/>
-            <w:r>
-              <w:rPr>
-                <w:rFonts w:ascii="Times New Roman" w:hAnsi="Times New Roman" w:cs="Times New Roman"/>
-                <w:b w:val="0"/>
-                <w:i w:val="0"/>
-                <w:color w:val="111111"/>
-                <w:sz w:val="20"/>
-                <w:szCs w:val="20"/>
-              </w:rPr>
-              <w:t>89.4%</w:t>
-            </w:r>
-          </w:p>
-        </w:tc>
-        <w:tc>
-          <w:tcPr>
-            <w:tcW w:type="dxa" w:w="1493"/>
-          </w:tcPr>
-          <w:p>
-            <w:pPr>
-              <w:spacing w:before="60" w:after="60"/>
-              <w:jc w:val="left"/>
-            </w:pPr>
-            <w:r/>
-            <w:r>
-              <w:rPr>
-                <w:rFonts w:ascii="Times New Roman" w:hAnsi="Times New Roman" w:cs="Times New Roman"/>
-                <w:b w:val="0"/>
-                <w:i w:val="0"/>
-                <w:color w:val="111111"/>
-                <w:sz w:val="20"/>
-                <w:szCs w:val="20"/>
-              </w:rPr>
-              <w:t>75.0%</w:t>
-            </w:r>
-          </w:p>
-        </w:tc>
       </w:tr>
       <w:tr>
         <w:tc>
           <w:tcPr>
-            <w:tcW w:type="dxa" w:w="1493"/>
+            <w:tcW w:type="dxa" w:w="2986"/>
           </w:tcPr>
           <w:p>
             <w:pPr>
@@ -3004,7 +2702,7 @@
         </w:tc>
         <w:tc>
           <w:tcPr>
-            <w:tcW w:type="dxa" w:w="1493"/>
+            <w:tcW w:type="dxa" w:w="2986"/>
           </w:tcPr>
           <w:p>
             <w:pPr>
@@ -3027,30 +2725,7 @@
         </w:tc>
         <w:tc>
           <w:tcPr>
-            <w:tcW w:type="dxa" w:w="1493"/>
-          </w:tcPr>
-          <w:p>
-            <w:pPr>
-              <w:spacing w:before="60" w:after="60"/>
-              <w:jc w:val="left"/>
-            </w:pPr>
-            <w:r/>
-            <w:r>
-              <w:rPr>
-                <w:rFonts w:ascii="Times New Roman" w:hAnsi="Times New Roman" w:cs="Times New Roman"/>
-                <w:b w:val="0"/>
-                <w:i w:val="0"/>
-                <w:color w:val="111111"/>
-                <w:sz w:val="20"/>
-                <w:szCs w:val="20"/>
-              </w:rPr>
-              <w:t>13.5%</w:t>
-            </w:r>
-          </w:p>
-        </w:tc>
-        <w:tc>
-          <w:tcPr>
-            <w:tcW w:type="dxa" w:w="1493"/>
+            <w:tcW w:type="dxa" w:w="2986"/>
           </w:tcPr>
           <w:p>
             <w:pPr>
@@ -3071,57 +2746,11 @@
             </w:r>
           </w:p>
         </w:tc>
-        <w:tc>
-          <w:tcPr>
-            <w:tcW w:type="dxa" w:w="1493"/>
-          </w:tcPr>
-          <w:p>
-            <w:pPr>
-              <w:spacing w:before="60" w:after="60"/>
-              <w:jc w:val="left"/>
-            </w:pPr>
-            <w:r/>
-            <w:r>
-              <w:rPr>
-                <w:rFonts w:ascii="Times New Roman" w:hAnsi="Times New Roman" w:cs="Times New Roman"/>
-                <w:b w:val="0"/>
-                <w:i w:val="0"/>
-                <w:color w:val="111111"/>
-                <w:sz w:val="20"/>
-                <w:szCs w:val="20"/>
-              </w:rPr>
-              <w:t>96.9%</w:t>
-            </w:r>
-          </w:p>
-        </w:tc>
-        <w:tc>
-          <w:tcPr>
-            <w:tcW w:type="dxa" w:w="1493"/>
-          </w:tcPr>
-          <w:p>
-            <w:pPr>
-              <w:spacing w:before="60" w:after="60"/>
-              <w:jc w:val="left"/>
-            </w:pPr>
-            <w:r/>
-            <w:r>
-              <w:rPr>
-                <w:rFonts w:ascii="Times New Roman" w:hAnsi="Times New Roman" w:cs="Times New Roman"/>
-                <w:b w:val="0"/>
-                <w:i w:val="0"/>
-                <w:color w:val="111111"/>
-                <w:sz w:val="20"/>
-                <w:szCs w:val="20"/>
-              </w:rPr>
-              <w:t>66.0%</w:t>
-            </w:r>
-          </w:p>
-        </w:tc>
       </w:tr>
       <w:tr>
         <w:tc>
           <w:tcPr>
-            <w:tcW w:type="dxa" w:w="1493"/>
+            <w:tcW w:type="dxa" w:w="2986"/>
           </w:tcPr>
           <w:p>
             <w:pPr>
@@ -3144,7 +2773,7 @@
         </w:tc>
         <w:tc>
           <w:tcPr>
-            <w:tcW w:type="dxa" w:w="1493"/>
+            <w:tcW w:type="dxa" w:w="2986"/>
           </w:tcPr>
           <w:p>
             <w:pPr>
@@ -3167,30 +2796,7 @@
         </w:tc>
         <w:tc>
           <w:tcPr>
-            <w:tcW w:type="dxa" w:w="1493"/>
-          </w:tcPr>
-          <w:p>
-            <w:pPr>
-              <w:spacing w:before="60" w:after="60"/>
-              <w:jc w:val="left"/>
-            </w:pPr>
-            <w:r/>
-            <w:r>
-              <w:rPr>
-                <w:rFonts w:ascii="Times New Roman" w:hAnsi="Times New Roman" w:cs="Times New Roman"/>
-                <w:b w:val="0"/>
-                <w:i w:val="0"/>
-                <w:color w:val="111111"/>
-                <w:sz w:val="20"/>
-                <w:szCs w:val="20"/>
-              </w:rPr>
-              <w:t>13.3%</w:t>
-            </w:r>
-          </w:p>
-        </w:tc>
-        <w:tc>
-          <w:tcPr>
-            <w:tcW w:type="dxa" w:w="1493"/>
+            <w:tcW w:type="dxa" w:w="2986"/>
           </w:tcPr>
           <w:p>
             <w:pPr>
@@ -3211,57 +2817,11 @@
             </w:r>
           </w:p>
         </w:tc>
-        <w:tc>
-          <w:tcPr>
-            <w:tcW w:type="dxa" w:w="1493"/>
-          </w:tcPr>
-          <w:p>
-            <w:pPr>
-              <w:spacing w:before="60" w:after="60"/>
-              <w:jc w:val="left"/>
-            </w:pPr>
-            <w:r/>
-            <w:r>
-              <w:rPr>
-                <w:rFonts w:ascii="Times New Roman" w:hAnsi="Times New Roman" w:cs="Times New Roman"/>
-                <w:b w:val="0"/>
-                <w:i w:val="0"/>
-                <w:color w:val="111111"/>
-                <w:sz w:val="20"/>
-                <w:szCs w:val="20"/>
-              </w:rPr>
-              <w:t>87.9%</w:t>
-            </w:r>
-          </w:p>
-        </w:tc>
-        <w:tc>
-          <w:tcPr>
-            <w:tcW w:type="dxa" w:w="1493"/>
-          </w:tcPr>
-          <w:p>
-            <w:pPr>
-              <w:spacing w:before="60" w:after="60"/>
-              <w:jc w:val="left"/>
-            </w:pPr>
-            <w:r/>
-            <w:r>
-              <w:rPr>
-                <w:rFonts w:ascii="Times New Roman" w:hAnsi="Times New Roman" w:cs="Times New Roman"/>
-                <w:b w:val="0"/>
-                <w:i w:val="0"/>
-                <w:color w:val="111111"/>
-                <w:sz w:val="20"/>
-                <w:szCs w:val="20"/>
-              </w:rPr>
-              <w:t>78.5%</w:t>
-            </w:r>
-          </w:p>
-        </w:tc>
       </w:tr>
       <w:tr>
         <w:tc>
           <w:tcPr>
-            <w:tcW w:type="dxa" w:w="1493"/>
+            <w:tcW w:type="dxa" w:w="2986"/>
           </w:tcPr>
           <w:p>
             <w:pPr>
@@ -3284,7 +2844,7 @@
         </w:tc>
         <w:tc>
           <w:tcPr>
-            <w:tcW w:type="dxa" w:w="1493"/>
+            <w:tcW w:type="dxa" w:w="2986"/>
           </w:tcPr>
           <w:p>
             <w:pPr>
@@ -3307,30 +2867,7 @@
         </w:tc>
         <w:tc>
           <w:tcPr>
-            <w:tcW w:type="dxa" w:w="1493"/>
-          </w:tcPr>
-          <w:p>
-            <w:pPr>
-              <w:spacing w:before="60" w:after="60"/>
-              <w:jc w:val="left"/>
-            </w:pPr>
-            <w:r/>
-            <w:r>
-              <w:rPr>
-                <w:rFonts w:ascii="Times New Roman" w:hAnsi="Times New Roman" w:cs="Times New Roman"/>
-                <w:b w:val="0"/>
-                <w:i w:val="0"/>
-                <w:color w:val="111111"/>
-                <w:sz w:val="20"/>
-                <w:szCs w:val="20"/>
-              </w:rPr>
-              <w:t>8.4%</w:t>
-            </w:r>
-          </w:p>
-        </w:tc>
-        <w:tc>
-          <w:tcPr>
-            <w:tcW w:type="dxa" w:w="1493"/>
+            <w:tcW w:type="dxa" w:w="2986"/>
           </w:tcPr>
           <w:p>
             <w:pPr>
@@ -3351,57 +2888,11 @@
             </w:r>
           </w:p>
         </w:tc>
-        <w:tc>
-          <w:tcPr>
-            <w:tcW w:type="dxa" w:w="1493"/>
-          </w:tcPr>
-          <w:p>
-            <w:pPr>
-              <w:spacing w:before="60" w:after="60"/>
-              <w:jc w:val="left"/>
-            </w:pPr>
-            <w:r/>
-            <w:r>
-              <w:rPr>
-                <w:rFonts w:ascii="Times New Roman" w:hAnsi="Times New Roman" w:cs="Times New Roman"/>
-                <w:b w:val="0"/>
-                <w:i w:val="0"/>
-                <w:color w:val="111111"/>
-                <w:sz w:val="20"/>
-                <w:szCs w:val="20"/>
-              </w:rPr>
-              <w:t>87.5%</w:t>
-            </w:r>
-          </w:p>
-        </w:tc>
-        <w:tc>
-          <w:tcPr>
-            <w:tcW w:type="dxa" w:w="1493"/>
-          </w:tcPr>
-          <w:p>
-            <w:pPr>
-              <w:spacing w:before="60" w:after="60"/>
-              <w:jc w:val="left"/>
-            </w:pPr>
-            <w:r/>
-            <w:r>
-              <w:rPr>
-                <w:rFonts w:ascii="Times New Roman" w:hAnsi="Times New Roman" w:cs="Times New Roman"/>
-                <w:b w:val="0"/>
-                <w:i w:val="0"/>
-                <w:color w:val="111111"/>
-                <w:sz w:val="20"/>
-                <w:szCs w:val="20"/>
-              </w:rPr>
-              <w:t>79.0%</w:t>
-            </w:r>
-          </w:p>
-        </w:tc>
       </w:tr>
       <w:tr>
         <w:tc>
           <w:tcPr>
-            <w:tcW w:type="dxa" w:w="1493"/>
+            <w:tcW w:type="dxa" w:w="2986"/>
           </w:tcPr>
           <w:p>
             <w:pPr>
@@ -3424,7 +2915,7 @@
         </w:tc>
         <w:tc>
           <w:tcPr>
-            <w:tcW w:type="dxa" w:w="1493"/>
+            <w:tcW w:type="dxa" w:w="2986"/>
           </w:tcPr>
           <w:p>
             <w:pPr>
@@ -3447,7 +2938,7 @@
         </w:tc>
         <w:tc>
           <w:tcPr>
-            <w:tcW w:type="dxa" w:w="1493"/>
+            <w:tcW w:type="dxa" w:w="2986"/>
           </w:tcPr>
           <w:p>
             <w:pPr>
@@ -3464,76 +2955,7 @@
                 <w:sz w:val="20"/>
                 <w:szCs w:val="20"/>
               </w:rPr>
-              <w:t>2.7%</w:t>
-            </w:r>
-          </w:p>
-        </w:tc>
-        <w:tc>
-          <w:tcPr>
-            <w:tcW w:type="dxa" w:w="1493"/>
-          </w:tcPr>
-          <w:p>
-            <w:pPr>
-              <w:spacing w:before="60" w:after="60"/>
-              <w:jc w:val="left"/>
-            </w:pPr>
-            <w:r/>
-            <w:r>
-              <w:rPr>
-                <w:rFonts w:ascii="Times New Roman" w:hAnsi="Times New Roman" w:cs="Times New Roman"/>
-                <w:b w:val="0"/>
-                <w:i w:val="0"/>
-                <w:color w:val="111111"/>
-                <w:sz w:val="20"/>
-                <w:szCs w:val="20"/>
-              </w:rPr>
-              <w:t>—</w:t>
-            </w:r>
-          </w:p>
-        </w:tc>
-        <w:tc>
-          <w:tcPr>
-            <w:tcW w:type="dxa" w:w="1493"/>
-          </w:tcPr>
-          <w:p>
-            <w:pPr>
-              <w:spacing w:before="60" w:after="60"/>
-              <w:jc w:val="left"/>
-            </w:pPr>
-            <w:r/>
-            <w:r>
-              <w:rPr>
-                <w:rFonts w:ascii="Times New Roman" w:hAnsi="Times New Roman" w:cs="Times New Roman"/>
-                <w:b w:val="0"/>
-                <w:i w:val="0"/>
-                <w:color w:val="111111"/>
-                <w:sz w:val="20"/>
-                <w:szCs w:val="20"/>
-              </w:rPr>
-              <w:t>0%</w:t>
-            </w:r>
-          </w:p>
-        </w:tc>
-        <w:tc>
-          <w:tcPr>
-            <w:tcW w:type="dxa" w:w="1493"/>
-          </w:tcPr>
-          <w:p>
-            <w:pPr>
-              <w:spacing w:before="60" w:after="60"/>
-              <w:jc w:val="left"/>
-            </w:pPr>
-            <w:r/>
-            <w:r>
-              <w:rPr>
-                <w:rFonts w:ascii="Times New Roman" w:hAnsi="Times New Roman" w:cs="Times New Roman"/>
-                <w:b w:val="0"/>
-                <w:i w:val="0"/>
-                <w:color w:val="111111"/>
-                <w:sz w:val="20"/>
-                <w:szCs w:val="20"/>
-              </w:rPr>
-              <w:t>0%</w:t>
+              <w:t>— (0% at every threshold)</w:t>
             </w:r>
           </w:p>
         </w:tc>
@@ -3734,7 +3156,7 @@
           <w:sz w:val="19"/>
           <w:szCs w:val="19"/>
         </w:rPr>
-        <w:t>Overall performance of the six classification layers at a 0.70 threshold, in descending order.</w:t>
+        <w:t>The six classification layers at a 0.70 threshold. The per-class average weighs every class equally, the per-instance average weighs every test instance equally; what the difference means is discussed in Section 5.4.</w:t>
       </w:r>
     </w:p>
     <w:tbl>
@@ -3819,7 +3241,7 @@
                 <w:sz w:val="20"/>
                 <w:szCs w:val="20"/>
               </w:rPr>
-              <w:t>Recall</w:t>
+              <w:t>Recall (per-class avg)</w:t>
             </w:r>
           </w:p>
         </w:tc>
@@ -3843,7 +3265,7 @@
                 <w:sz w:val="20"/>
                 <w:szCs w:val="20"/>
               </w:rPr>
-              <w:t>F1</w:t>
+              <w:t>Recall (per-instance avg)</w:t>
             </w:r>
           </w:p>
         </w:tc>
@@ -3937,7 +3359,7 @@
                 <w:sz w:val="20"/>
                 <w:szCs w:val="20"/>
               </w:rPr>
-              <w:t>94.0%</w:t>
+              <w:t>83.0% (39/47)</w:t>
             </w:r>
           </w:p>
         </w:tc>
@@ -4031,7 +3453,7 @@
                 <w:sz w:val="20"/>
                 <w:szCs w:val="20"/>
               </w:rPr>
-              <w:t>93.3%</w:t>
+              <w:t>94.4% (17/18)</w:t>
             </w:r>
           </w:p>
         </w:tc>
@@ -4125,7 +3547,7 @@
                 <w:sz w:val="20"/>
                 <w:szCs w:val="20"/>
               </w:rPr>
-              <w:t>79.6%</w:t>
+              <w:t>93.8% (151/161)</w:t>
             </w:r>
           </w:p>
         </w:tc>
@@ -4219,7 +3641,7 @@
                 <w:sz w:val="20"/>
                 <w:szCs w:val="20"/>
               </w:rPr>
-              <w:t>66.7%</w:t>
+              <w:t>96.6% (28/29)</w:t>
             </w:r>
           </w:p>
         </w:tc>
@@ -4313,7 +3735,7 @@
                 <w:sz w:val="20"/>
                 <w:szCs w:val="20"/>
               </w:rPr>
-              <w:t>60.0%</w:t>
+              <w:t>93.3% (28/30)</w:t>
             </w:r>
           </w:p>
         </w:tc>
@@ -4407,7 +3829,7 @@
                 <w:sz w:val="20"/>
                 <w:szCs w:val="20"/>
               </w:rPr>
-              <w:t>36.5%</w:t>
+              <w:t>39.1% (9/23)</w:t>
             </w:r>
           </w:p>
         </w:tc>
@@ -4417,24 +3839,6 @@
       <w:pPr>
         <w:spacing w:after="200" w:before="0"/>
       </w:pPr>
-    </w:p>
-    <w:p>
-      <w:pPr>
-        <w:keepNext w:val="0"/>
-        <w:spacing w:after="160" w:before="0" w:line="348" w:lineRule="auto"/>
-        <w:jc w:val="both"/>
-      </w:pPr>
-      <w:r>
-        <w:rPr>
-          <w:rFonts w:ascii="Times New Roman" w:hAnsi="Times New Roman" w:cs="Times New Roman"/>
-          <w:b w:val="0"/>
-          <w:i w:val="0"/>
-          <w:color w:val="111111"/>
-          <w:sz w:val="23"/>
-          <w:szCs w:val="23"/>
-        </w:rPr>
-        <w:t>The ordering reveals a regular gradient: the layers at the top are the oldest and best supplied with data, those at the bottom the newest and most starved. Nothing in this ordering departs from the ordering of data volume — which sets up the diagnosis in the section that follows.</w:t>
-      </w:r>
     </w:p>
     <w:p>
       <w:pPr>
@@ -5682,6 +5086,42 @@
     </w:p>
     <w:p>
       <w:pPr>
+        <w:keepNext w:val="0"/>
+        <w:spacing w:after="160" w:before="0" w:line="348" w:lineRule="auto"/>
+        <w:jc w:val="both"/>
+      </w:pPr>
+      <w:r>
+        <w:rPr>
+          <w:rFonts w:ascii="Times New Roman" w:hAnsi="Times New Roman" w:cs="Times New Roman"/>
+          <w:b w:val="0"/>
+          <w:i w:val="0"/>
+          <w:color w:val="111111"/>
+          <w:sz w:val="23"/>
+          <w:szCs w:val="23"/>
+        </w:rPr>
+        <w:t>Inspecting the confusion matrices at this threshold reveals a striking property: across the brand, Fanta, XL, Coca and Cappy classifiers there is not a single confusion between one class and another in the entire test set. Every error is an abstention — the model failed to reach the threshold and stayed silent — rather than a misclassification. In the brand layer, for instance: 47 instances, 39 correct, 8 abstentions, zero confusions.</w:t>
+      </w:r>
+    </w:p>
+    <w:p>
+      <w:pPr>
+        <w:keepNext w:val="0"/>
+        <w:spacing w:after="160" w:before="0" w:line="348" w:lineRule="auto"/>
+        <w:jc w:val="both"/>
+      </w:pPr>
+      <w:r>
+        <w:rPr>
+          <w:rFonts w:ascii="Times New Roman" w:hAnsi="Times New Roman" w:cs="Times New Roman"/>
+          <w:b w:val="0"/>
+          <w:i w:val="0"/>
+          <w:color w:val="111111"/>
+          <w:sz w:val="23"/>
+          <w:szCs w:val="23"/>
+        </w:rPr>
+        <w:t>This property has direct operational value: the system does not call a Coca-Cola a Sprite; it is either right or silent. An abstention is a tractable error, referred to human review and corrected there, whereas a confident misclassification propagates into the report without arousing suspicion. The sole exception is the packaging classifier, the only one that shows genuine confusion (can with plastic eight times, glass to plastic twice) and never abstains — and also the only one operating on a physical property rather than a commercial identity.</w:t>
+      </w:r>
+    </w:p>
+    <w:p>
+      <w:pPr>
         <w:keepNext/>
         <w:spacing w:before="240" w:after="140"/>
         <w:jc w:val="left"/>
@@ -5745,7 +5185,7 @@
           <w:sz w:val="19"/>
           <w:szCs w:val="19"/>
         </w:rPr>
-        <w:t>Wilson 95% confidence intervals for classes scoring 100%. The same number, carrying entirely different meanings.</w:t>
+        <w:t>Wilson 95% confidence intervals for four classes, all scoring 100%. The same number, carrying entirely different meanings.</w:t>
       </w:r>
     </w:p>
     <w:tbl>
@@ -5973,288 +5413,6 @@
                 <w:sz w:val="20"/>
                 <w:szCs w:val="20"/>
               </w:rPr>
-              <w:t>fanta (brand)</w:t>
-            </w:r>
-          </w:p>
-        </w:tc>
-        <w:tc>
-          <w:tcPr>
-            <w:tcW w:type="dxa" w:w="2239"/>
-          </w:tcPr>
-          <w:p>
-            <w:pPr>
-              <w:spacing w:before="60" w:after="60"/>
-              <w:jc w:val="left"/>
-            </w:pPr>
-            <w:r/>
-            <w:r>
-              <w:rPr>
-                <w:rFonts w:ascii="Times New Roman" w:hAnsi="Times New Roman" w:cs="Times New Roman"/>
-                <w:b w:val="0"/>
-                <w:i w:val="0"/>
-                <w:color w:val="111111"/>
-                <w:sz w:val="20"/>
-                <w:szCs w:val="20"/>
-              </w:rPr>
-              <w:t>2/2</w:t>
-            </w:r>
-          </w:p>
-        </w:tc>
-        <w:tc>
-          <w:tcPr>
-            <w:tcW w:type="dxa" w:w="2239"/>
-          </w:tcPr>
-          <w:p>
-            <w:pPr>
-              <w:spacing w:before="60" w:after="60"/>
-              <w:jc w:val="left"/>
-            </w:pPr>
-            <w:r/>
-            <w:r>
-              <w:rPr>
-                <w:rFonts w:ascii="Times New Roman" w:hAnsi="Times New Roman" w:cs="Times New Roman"/>
-                <w:b w:val="0"/>
-                <w:i w:val="0"/>
-                <w:color w:val="111111"/>
-                <w:sz w:val="20"/>
-                <w:szCs w:val="20"/>
-              </w:rPr>
-              <w:t>100%</w:t>
-            </w:r>
-          </w:p>
-        </w:tc>
-        <w:tc>
-          <w:tcPr>
-            <w:tcW w:type="dxa" w:w="2239"/>
-          </w:tcPr>
-          <w:p>
-            <w:pPr>
-              <w:spacing w:before="60" w:after="60"/>
-              <w:jc w:val="left"/>
-            </w:pPr>
-            <w:r/>
-            <w:r>
-              <w:rPr>
-                <w:rFonts w:ascii="Times New Roman" w:hAnsi="Times New Roman" w:cs="Times New Roman"/>
-                <w:b w:val="0"/>
-                <w:i w:val="0"/>
-                <w:color w:val="111111"/>
-                <w:sz w:val="20"/>
-                <w:szCs w:val="20"/>
-              </w:rPr>
-              <w:t>34.2% – 100%</w:t>
-            </w:r>
-          </w:p>
-        </w:tc>
-      </w:tr>
-      <w:tr>
-        <w:tc>
-          <w:tcPr>
-            <w:tcW w:type="dxa" w:w="2239"/>
-          </w:tcPr>
-          <w:p>
-            <w:pPr>
-              <w:spacing w:before="60" w:after="60"/>
-              <w:jc w:val="left"/>
-            </w:pPr>
-            <w:r/>
-            <w:r>
-              <w:rPr>
-                <w:rFonts w:ascii="Times New Roman" w:hAnsi="Times New Roman" w:cs="Times New Roman"/>
-                <w:b w:val="0"/>
-                <w:i w:val="0"/>
-                <w:color w:val="111111"/>
-                <w:sz w:val="20"/>
-                <w:szCs w:val="20"/>
-              </w:rPr>
-              <w:t>cappy-mango</w:t>
-            </w:r>
-          </w:p>
-        </w:tc>
-        <w:tc>
-          <w:tcPr>
-            <w:tcW w:type="dxa" w:w="2239"/>
-          </w:tcPr>
-          <w:p>
-            <w:pPr>
-              <w:spacing w:before="60" w:after="60"/>
-              <w:jc w:val="left"/>
-            </w:pPr>
-            <w:r/>
-            <w:r>
-              <w:rPr>
-                <w:rFonts w:ascii="Times New Roman" w:hAnsi="Times New Roman" w:cs="Times New Roman"/>
-                <w:b w:val="0"/>
-                <w:i w:val="0"/>
-                <w:color w:val="111111"/>
-                <w:sz w:val="20"/>
-                <w:szCs w:val="20"/>
-              </w:rPr>
-              <w:t>2/2</w:t>
-            </w:r>
-          </w:p>
-        </w:tc>
-        <w:tc>
-          <w:tcPr>
-            <w:tcW w:type="dxa" w:w="2239"/>
-          </w:tcPr>
-          <w:p>
-            <w:pPr>
-              <w:spacing w:before="60" w:after="60"/>
-              <w:jc w:val="left"/>
-            </w:pPr>
-            <w:r/>
-            <w:r>
-              <w:rPr>
-                <w:rFonts w:ascii="Times New Roman" w:hAnsi="Times New Roman" w:cs="Times New Roman"/>
-                <w:b w:val="0"/>
-                <w:i w:val="0"/>
-                <w:color w:val="111111"/>
-                <w:sz w:val="20"/>
-                <w:szCs w:val="20"/>
-              </w:rPr>
-              <w:t>100%</w:t>
-            </w:r>
-          </w:p>
-        </w:tc>
-        <w:tc>
-          <w:tcPr>
-            <w:tcW w:type="dxa" w:w="2239"/>
-          </w:tcPr>
-          <w:p>
-            <w:pPr>
-              <w:spacing w:before="60" w:after="60"/>
-              <w:jc w:val="left"/>
-            </w:pPr>
-            <w:r/>
-            <w:r>
-              <w:rPr>
-                <w:rFonts w:ascii="Times New Roman" w:hAnsi="Times New Roman" w:cs="Times New Roman"/>
-                <w:b w:val="0"/>
-                <w:i w:val="0"/>
-                <w:color w:val="111111"/>
-                <w:sz w:val="20"/>
-                <w:szCs w:val="20"/>
-              </w:rPr>
-              <w:t>34.2% – 100%</w:t>
-            </w:r>
-          </w:p>
-        </w:tc>
-      </w:tr>
-      <w:tr>
-        <w:tc>
-          <w:tcPr>
-            <w:tcW w:type="dxa" w:w="2239"/>
-          </w:tcPr>
-          <w:p>
-            <w:pPr>
-              <w:spacing w:before="60" w:after="60"/>
-              <w:jc w:val="left"/>
-            </w:pPr>
-            <w:r/>
-            <w:r>
-              <w:rPr>
-                <w:rFonts w:ascii="Times New Roman" w:hAnsi="Times New Roman" w:cs="Times New Roman"/>
-                <w:b w:val="0"/>
-                <w:i w:val="0"/>
-                <w:color w:val="111111"/>
-                <w:sz w:val="20"/>
-                <w:szCs w:val="20"/>
-              </w:rPr>
-              <w:t>fanta-redapple</w:t>
-            </w:r>
-          </w:p>
-        </w:tc>
-        <w:tc>
-          <w:tcPr>
-            <w:tcW w:type="dxa" w:w="2239"/>
-          </w:tcPr>
-          <w:p>
-            <w:pPr>
-              <w:spacing w:before="60" w:after="60"/>
-              <w:jc w:val="left"/>
-            </w:pPr>
-            <w:r/>
-            <w:r>
-              <w:rPr>
-                <w:rFonts w:ascii="Times New Roman" w:hAnsi="Times New Roman" w:cs="Times New Roman"/>
-                <w:b w:val="0"/>
-                <w:i w:val="0"/>
-                <w:color w:val="111111"/>
-                <w:sz w:val="20"/>
-                <w:szCs w:val="20"/>
-              </w:rPr>
-              <w:t>3/3</w:t>
-            </w:r>
-          </w:p>
-        </w:tc>
-        <w:tc>
-          <w:tcPr>
-            <w:tcW w:type="dxa" w:w="2239"/>
-          </w:tcPr>
-          <w:p>
-            <w:pPr>
-              <w:spacing w:before="60" w:after="60"/>
-              <w:jc w:val="left"/>
-            </w:pPr>
-            <w:r/>
-            <w:r>
-              <w:rPr>
-                <w:rFonts w:ascii="Times New Roman" w:hAnsi="Times New Roman" w:cs="Times New Roman"/>
-                <w:b w:val="0"/>
-                <w:i w:val="0"/>
-                <w:color w:val="111111"/>
-                <w:sz w:val="20"/>
-                <w:szCs w:val="20"/>
-              </w:rPr>
-              <w:t>100%</w:t>
-            </w:r>
-          </w:p>
-        </w:tc>
-        <w:tc>
-          <w:tcPr>
-            <w:tcW w:type="dxa" w:w="2239"/>
-          </w:tcPr>
-          <w:p>
-            <w:pPr>
-              <w:spacing w:before="60" w:after="60"/>
-              <w:jc w:val="left"/>
-            </w:pPr>
-            <w:r/>
-            <w:r>
-              <w:rPr>
-                <w:rFonts w:ascii="Times New Roman" w:hAnsi="Times New Roman" w:cs="Times New Roman"/>
-                <w:b w:val="0"/>
-                <w:i w:val="0"/>
-                <w:color w:val="111111"/>
-                <w:sz w:val="20"/>
-                <w:szCs w:val="20"/>
-              </w:rPr>
-              <w:t>43.8% – 100%</w:t>
-            </w:r>
-          </w:p>
-        </w:tc>
-      </w:tr>
-      <w:tr>
-        <w:tc>
-          <w:tcPr>
-            <w:tcW w:type="dxa" w:w="2239"/>
-          </w:tcPr>
-          <w:p>
-            <w:pPr>
-              <w:spacing w:before="60" w:after="60"/>
-              <w:jc w:val="left"/>
-            </w:pPr>
-            <w:r/>
-            <w:r>
-              <w:rPr>
-                <w:rFonts w:ascii="Times New Roman" w:hAnsi="Times New Roman" w:cs="Times New Roman"/>
-                <w:b w:val="0"/>
-                <w:i w:val="0"/>
-                <w:color w:val="111111"/>
-                <w:sz w:val="20"/>
-                <w:szCs w:val="20"/>
-              </w:rPr>
               <w:t>xl-red</w:t>
             </w:r>
           </w:p>
@@ -6443,100 +5601,6 @@
                 <w:sz w:val="20"/>
                 <w:szCs w:val="20"/>
               </w:rPr>
-              <w:t>xl-classic</w:t>
-            </w:r>
-          </w:p>
-        </w:tc>
-        <w:tc>
-          <w:tcPr>
-            <w:tcW w:type="dxa" w:w="2239"/>
-          </w:tcPr>
-          <w:p>
-            <w:pPr>
-              <w:spacing w:before="60" w:after="60"/>
-              <w:jc w:val="left"/>
-            </w:pPr>
-            <w:r/>
-            <w:r>
-              <w:rPr>
-                <w:rFonts w:ascii="Times New Roman" w:hAnsi="Times New Roman" w:cs="Times New Roman"/>
-                <w:b w:val="0"/>
-                <w:i w:val="0"/>
-                <w:color w:val="111111"/>
-                <w:sz w:val="20"/>
-                <w:szCs w:val="20"/>
-              </w:rPr>
-              <w:t>24/24</w:t>
-            </w:r>
-          </w:p>
-        </w:tc>
-        <w:tc>
-          <w:tcPr>
-            <w:tcW w:type="dxa" w:w="2239"/>
-          </w:tcPr>
-          <w:p>
-            <w:pPr>
-              <w:spacing w:before="60" w:after="60"/>
-              <w:jc w:val="left"/>
-            </w:pPr>
-            <w:r/>
-            <w:r>
-              <w:rPr>
-                <w:rFonts w:ascii="Times New Roman" w:hAnsi="Times New Roman" w:cs="Times New Roman"/>
-                <w:b w:val="0"/>
-                <w:i w:val="0"/>
-                <w:color w:val="111111"/>
-                <w:sz w:val="20"/>
-                <w:szCs w:val="20"/>
-              </w:rPr>
-              <w:t>100%</w:t>
-            </w:r>
-          </w:p>
-        </w:tc>
-        <w:tc>
-          <w:tcPr>
-            <w:tcW w:type="dxa" w:w="2239"/>
-          </w:tcPr>
-          <w:p>
-            <w:pPr>
-              <w:spacing w:before="60" w:after="60"/>
-              <w:jc w:val="left"/>
-            </w:pPr>
-            <w:r/>
-            <w:r>
-              <w:rPr>
-                <w:rFonts w:ascii="Times New Roman" w:hAnsi="Times New Roman" w:cs="Times New Roman"/>
-                <w:b w:val="0"/>
-                <w:i w:val="0"/>
-                <w:color w:val="111111"/>
-                <w:sz w:val="20"/>
-                <w:szCs w:val="20"/>
-              </w:rPr>
-              <w:t>86.2% – 100%</w:t>
-            </w:r>
-          </w:p>
-        </w:tc>
-      </w:tr>
-      <w:tr>
-        <w:tc>
-          <w:tcPr>
-            <w:tcW w:type="dxa" w:w="2239"/>
-          </w:tcPr>
-          <w:p>
-            <w:pPr>
-              <w:spacing w:before="60" w:after="60"/>
-              <w:jc w:val="left"/>
-            </w:pPr>
-            <w:r/>
-            <w:r>
-              <w:rPr>
-                <w:rFonts w:ascii="Times New Roman" w:hAnsi="Times New Roman" w:cs="Times New Roman"/>
-                <w:b w:val="0"/>
-                <w:i w:val="0"/>
-                <w:color w:val="111111"/>
-                <w:sz w:val="20"/>
-                <w:szCs w:val="20"/>
-              </w:rPr>
               <w:t>coca-classic</w:t>
             </w:r>
           </w:p>
@@ -6632,7 +5696,7 @@
           <w:sz w:val="23"/>
           <w:szCs w:val="23"/>
         </w:rPr>
-        <w:t>The sprite class scores 100% on a single test image, and the true interval for its performance runs from 20.7% to 100% — that is, the number carries almost no information. By contrast xl-classic, on 24 instances, has an interval of 86.2%–100%, which is a statement with content. The two figures are identical on the page and fundamentally different in substance, and nothing distinguishes them except the instance count — which is why it is stated in every table above.</w:t>
+        <w:t>The sprite class scores 100% on a single test image, and the true interval for its performance runs from 20.7% to 100% — that is, the number carries almost no information. By contrast coca-classic, on 26 instances, has an interval of 87.1%–100%, which is a statement with content. The two figures are identical on the page and fundamentally different in substance, and nothing distinguishes them except the instance count — which is why it is stated in every table in this study.</w:t>
       </w:r>
     </w:p>
     <w:p>
@@ -6650,737 +5714,7 @@
           <w:sz w:val="23"/>
           <w:szCs w:val="23"/>
         </w:rPr>
-        <w:t>Small samples have a second effect, on the aggregate figures. The platform computes a per-class average, so a class with 24 instances counts equally with a class holding one. Weighting by instance count gives a markedly different picture.</w:t>
-      </w:r>
-    </w:p>
-    <w:p>
-      <w:pPr>
-        <w:keepNext/>
-        <w:spacing w:before="240" w:after="100"/>
-        <w:jc w:val="center"/>
-      </w:pPr>
-      <w:r>
-        <w:rPr>
-          <w:rFonts w:ascii="Times New Roman" w:hAnsi="Times New Roman" w:cs="Times New Roman"/>
-          <w:b/>
-          <w:bCs w:val="1"/>
-          <w:i w:val="0"/>
-          <w:color w:val="555555"/>
-          <w:sz w:val="19"/>
-          <w:szCs w:val="19"/>
-        </w:rPr>
-        <w:t xml:space="preserve">Table 8. </w:t>
-      </w:r>
-      <w:r>
-        <w:rPr>
-          <w:rFonts w:ascii="Times New Roman" w:hAnsi="Times New Roman" w:cs="Times New Roman"/>
-          <w:b w:val="0"/>
-          <w:i/>
-          <w:iCs w:val="1"/>
-          <w:color w:val="555555"/>
-          <w:sz w:val="19"/>
-          <w:szCs w:val="19"/>
-        </w:rPr>
-        <w:t>Recall computed both ways. The figures reported throughout this study are the per-class average, which is the more conservative of the two.</w:t>
-      </w:r>
-    </w:p>
-    <w:tbl>
-      <w:tblPr>
-        <w:tblStyle w:val="TableGrid"/>
-        <w:tblW w:type="auto" w:w="0"/>
-        <w:jc w:val="left"/>
-        <w:tblLook w:firstColumn="1" w:firstRow="1" w:lastColumn="0" w:lastRow="0" w:noHBand="0" w:noVBand="1" w:val="04A0"/>
-      </w:tblPr>
-      <w:tblGrid>
-        <w:gridCol w:w="2239"/>
-        <w:gridCol w:w="2239"/>
-        <w:gridCol w:w="2239"/>
-        <w:gridCol w:w="2239"/>
-      </w:tblGrid>
-      <w:tr>
-        <w:tc>
-          <w:tcPr>
-            <w:tcW w:type="dxa" w:w="2239"/>
-          </w:tcPr>
-          <w:p>
-            <w:pPr>
-              <w:spacing w:before="60" w:after="60"/>
-              <w:jc w:val="left"/>
-            </w:pPr>
-            <w:r/>
-            <w:r>
-              <w:rPr>
-                <w:rFonts w:ascii="Times New Roman" w:hAnsi="Times New Roman" w:cs="Times New Roman"/>
-                <w:b/>
-                <w:bCs w:val="1"/>
-                <w:i w:val="0"/>
-                <w:color w:val="111111"/>
-                <w:sz w:val="20"/>
-                <w:szCs w:val="20"/>
-              </w:rPr>
-              <w:t>Classifier</w:t>
-            </w:r>
-          </w:p>
-        </w:tc>
-        <w:tc>
-          <w:tcPr>
-            <w:tcW w:type="dxa" w:w="2239"/>
-          </w:tcPr>
-          <w:p>
-            <w:pPr>
-              <w:spacing w:before="60" w:after="60"/>
-              <w:jc w:val="left"/>
-            </w:pPr>
-            <w:r/>
-            <w:r>
-              <w:rPr>
-                <w:rFonts w:ascii="Times New Roman" w:hAnsi="Times New Roman" w:cs="Times New Roman"/>
-                <w:b/>
-                <w:bCs w:val="1"/>
-                <w:i w:val="0"/>
-                <w:color w:val="111111"/>
-                <w:sz w:val="20"/>
-                <w:szCs w:val="20"/>
-              </w:rPr>
-              <w:t>Per-class average</w:t>
-            </w:r>
-          </w:p>
-        </w:tc>
-        <w:tc>
-          <w:tcPr>
-            <w:tcW w:type="dxa" w:w="2239"/>
-          </w:tcPr>
-          <w:p>
-            <w:pPr>
-              <w:spacing w:before="60" w:after="60"/>
-              <w:jc w:val="left"/>
-            </w:pPr>
-            <w:r/>
-            <w:r>
-              <w:rPr>
-                <w:rFonts w:ascii="Times New Roman" w:hAnsi="Times New Roman" w:cs="Times New Roman"/>
-                <w:b/>
-                <w:bCs w:val="1"/>
-                <w:i w:val="0"/>
-                <w:color w:val="111111"/>
-                <w:sz w:val="20"/>
-                <w:szCs w:val="20"/>
-              </w:rPr>
-              <w:t>Per-instance average</w:t>
-            </w:r>
-          </w:p>
-        </w:tc>
-        <w:tc>
-          <w:tcPr>
-            <w:tcW w:type="dxa" w:w="2239"/>
-          </w:tcPr>
-          <w:p>
-            <w:pPr>
-              <w:spacing w:before="60" w:after="60"/>
-              <w:jc w:val="left"/>
-            </w:pPr>
-            <w:r/>
-            <w:r>
-              <w:rPr>
-                <w:rFonts w:ascii="Times New Roman" w:hAnsi="Times New Roman" w:cs="Times New Roman"/>
-                <w:b/>
-                <w:bCs w:val="1"/>
-                <w:i w:val="0"/>
-                <w:color w:val="111111"/>
-                <w:sz w:val="20"/>
-                <w:szCs w:val="20"/>
-              </w:rPr>
-              <w:t>Difference</w:t>
-            </w:r>
-          </w:p>
-        </w:tc>
-      </w:tr>
-      <w:tr>
-        <w:tc>
-          <w:tcPr>
-            <w:tcW w:type="dxa" w:w="2239"/>
-          </w:tcPr>
-          <w:p>
-            <w:pPr>
-              <w:spacing w:before="60" w:after="60"/>
-              <w:jc w:val="left"/>
-            </w:pPr>
-            <w:r/>
-            <w:r>
-              <w:rPr>
-                <w:rFonts w:ascii="Times New Roman" w:hAnsi="Times New Roman" w:cs="Times New Roman"/>
-                <w:b w:val="0"/>
-                <w:i w:val="0"/>
-                <w:color w:val="111111"/>
-                <w:sz w:val="20"/>
-                <w:szCs w:val="20"/>
-              </w:rPr>
-              <w:t>XL Energy</w:t>
-            </w:r>
-          </w:p>
-        </w:tc>
-        <w:tc>
-          <w:tcPr>
-            <w:tcW w:type="dxa" w:w="2239"/>
-          </w:tcPr>
-          <w:p>
-            <w:pPr>
-              <w:spacing w:before="60" w:after="60"/>
-              <w:jc w:val="left"/>
-            </w:pPr>
-            <w:r/>
-            <w:r>
-              <w:rPr>
-                <w:rFonts w:ascii="Times New Roman" w:hAnsi="Times New Roman" w:cs="Times New Roman"/>
-                <w:b w:val="0"/>
-                <w:i w:val="0"/>
-                <w:color w:val="111111"/>
-                <w:sz w:val="20"/>
-                <w:szCs w:val="20"/>
-              </w:rPr>
-              <w:t>66.7%</w:t>
-            </w:r>
-          </w:p>
-        </w:tc>
-        <w:tc>
-          <w:tcPr>
-            <w:tcW w:type="dxa" w:w="2239"/>
-          </w:tcPr>
-          <w:p>
-            <w:pPr>
-              <w:spacing w:before="60" w:after="60"/>
-              <w:jc w:val="left"/>
-            </w:pPr>
-            <w:r/>
-            <w:r>
-              <w:rPr>
-                <w:rFonts w:ascii="Times New Roman" w:hAnsi="Times New Roman" w:cs="Times New Roman"/>
-                <w:b w:val="0"/>
-                <w:i w:val="0"/>
-                <w:color w:val="111111"/>
-                <w:sz w:val="20"/>
-                <w:szCs w:val="20"/>
-              </w:rPr>
-              <w:t>96.6% (28/29)</w:t>
-            </w:r>
-          </w:p>
-        </w:tc>
-        <w:tc>
-          <w:tcPr>
-            <w:tcW w:type="dxa" w:w="2239"/>
-          </w:tcPr>
-          <w:p>
-            <w:pPr>
-              <w:spacing w:before="60" w:after="60"/>
-              <w:jc w:val="left"/>
-            </w:pPr>
-            <w:r/>
-            <w:r>
-              <w:rPr>
-                <w:rFonts w:ascii="Times New Roman" w:hAnsi="Times New Roman" w:cs="Times New Roman"/>
-                <w:b w:val="0"/>
-                <w:i w:val="0"/>
-                <w:color w:val="111111"/>
-                <w:sz w:val="20"/>
-                <w:szCs w:val="20"/>
-              </w:rPr>
-              <w:t>+29.9</w:t>
-            </w:r>
-          </w:p>
-        </w:tc>
-      </w:tr>
-      <w:tr>
-        <w:tc>
-          <w:tcPr>
-            <w:tcW w:type="dxa" w:w="2239"/>
-          </w:tcPr>
-          <w:p>
-            <w:pPr>
-              <w:spacing w:before="60" w:after="60"/>
-              <w:jc w:val="left"/>
-            </w:pPr>
-            <w:r/>
-            <w:r>
-              <w:rPr>
-                <w:rFonts w:ascii="Times New Roman" w:hAnsi="Times New Roman" w:cs="Times New Roman"/>
-                <w:b w:val="0"/>
-                <w:i w:val="0"/>
-                <w:color w:val="111111"/>
-                <w:sz w:val="20"/>
-                <w:szCs w:val="20"/>
-              </w:rPr>
-              <w:t>Coca-Cola</w:t>
-            </w:r>
-          </w:p>
-        </w:tc>
-        <w:tc>
-          <w:tcPr>
-            <w:tcW w:type="dxa" w:w="2239"/>
-          </w:tcPr>
-          <w:p>
-            <w:pPr>
-              <w:spacing w:before="60" w:after="60"/>
-              <w:jc w:val="left"/>
-            </w:pPr>
-            <w:r/>
-            <w:r>
-              <w:rPr>
-                <w:rFonts w:ascii="Times New Roman" w:hAnsi="Times New Roman" w:cs="Times New Roman"/>
-                <w:b w:val="0"/>
-                <w:i w:val="0"/>
-                <w:color w:val="111111"/>
-                <w:sz w:val="20"/>
-                <w:szCs w:val="20"/>
-              </w:rPr>
-              <w:t>55.6%</w:t>
-            </w:r>
-          </w:p>
-        </w:tc>
-        <w:tc>
-          <w:tcPr>
-            <w:tcW w:type="dxa" w:w="2239"/>
-          </w:tcPr>
-          <w:p>
-            <w:pPr>
-              <w:spacing w:before="60" w:after="60"/>
-              <w:jc w:val="left"/>
-            </w:pPr>
-            <w:r/>
-            <w:r>
-              <w:rPr>
-                <w:rFonts w:ascii="Times New Roman" w:hAnsi="Times New Roman" w:cs="Times New Roman"/>
-                <w:b w:val="0"/>
-                <w:i w:val="0"/>
-                <w:color w:val="111111"/>
-                <w:sz w:val="20"/>
-                <w:szCs w:val="20"/>
-              </w:rPr>
-              <w:t>93.3% (28/30)</w:t>
-            </w:r>
-          </w:p>
-        </w:tc>
-        <w:tc>
-          <w:tcPr>
-            <w:tcW w:type="dxa" w:w="2239"/>
-          </w:tcPr>
-          <w:p>
-            <w:pPr>
-              <w:spacing w:before="60" w:after="60"/>
-              <w:jc w:val="left"/>
-            </w:pPr>
-            <w:r/>
-            <w:r>
-              <w:rPr>
-                <w:rFonts w:ascii="Times New Roman" w:hAnsi="Times New Roman" w:cs="Times New Roman"/>
-                <w:b w:val="0"/>
-                <w:i w:val="0"/>
-                <w:color w:val="111111"/>
-                <w:sz w:val="20"/>
-                <w:szCs w:val="20"/>
-              </w:rPr>
-              <w:t>+37.7</w:t>
-            </w:r>
-          </w:p>
-        </w:tc>
-      </w:tr>
-      <w:tr>
-        <w:tc>
-          <w:tcPr>
-            <w:tcW w:type="dxa" w:w="2239"/>
-          </w:tcPr>
-          <w:p>
-            <w:pPr>
-              <w:spacing w:before="60" w:after="60"/>
-              <w:jc w:val="left"/>
-            </w:pPr>
-            <w:r/>
-            <w:r>
-              <w:rPr>
-                <w:rFonts w:ascii="Times New Roman" w:hAnsi="Times New Roman" w:cs="Times New Roman"/>
-                <w:b w:val="0"/>
-                <w:i w:val="0"/>
-                <w:color w:val="111111"/>
-                <w:sz w:val="20"/>
-                <w:szCs w:val="20"/>
-              </w:rPr>
-              <w:t>Packaging</w:t>
-            </w:r>
-          </w:p>
-        </w:tc>
-        <w:tc>
-          <w:tcPr>
-            <w:tcW w:type="dxa" w:w="2239"/>
-          </w:tcPr>
-          <w:p>
-            <w:pPr>
-              <w:spacing w:before="60" w:after="60"/>
-              <w:jc w:val="left"/>
-            </w:pPr>
-            <w:r/>
-            <w:r>
-              <w:rPr>
-                <w:rFonts w:ascii="Times New Roman" w:hAnsi="Times New Roman" w:cs="Times New Roman"/>
-                <w:b w:val="0"/>
-                <w:i w:val="0"/>
-                <w:color w:val="111111"/>
-                <w:sz w:val="20"/>
-                <w:szCs w:val="20"/>
-              </w:rPr>
-              <w:t>74.4%</w:t>
-            </w:r>
-          </w:p>
-        </w:tc>
-        <w:tc>
-          <w:tcPr>
-            <w:tcW w:type="dxa" w:w="2239"/>
-          </w:tcPr>
-          <w:p>
-            <w:pPr>
-              <w:spacing w:before="60" w:after="60"/>
-              <w:jc w:val="left"/>
-            </w:pPr>
-            <w:r/>
-            <w:r>
-              <w:rPr>
-                <w:rFonts w:ascii="Times New Roman" w:hAnsi="Times New Roman" w:cs="Times New Roman"/>
-                <w:b w:val="0"/>
-                <w:i w:val="0"/>
-                <w:color w:val="111111"/>
-                <w:sz w:val="20"/>
-                <w:szCs w:val="20"/>
-              </w:rPr>
-              <w:t>93.8% (151/161)</w:t>
-            </w:r>
-          </w:p>
-        </w:tc>
-        <w:tc>
-          <w:tcPr>
-            <w:tcW w:type="dxa" w:w="2239"/>
-          </w:tcPr>
-          <w:p>
-            <w:pPr>
-              <w:spacing w:before="60" w:after="60"/>
-              <w:jc w:val="left"/>
-            </w:pPr>
-            <w:r/>
-            <w:r>
-              <w:rPr>
-                <w:rFonts w:ascii="Times New Roman" w:hAnsi="Times New Roman" w:cs="Times New Roman"/>
-                <w:b w:val="0"/>
-                <w:i w:val="0"/>
-                <w:color w:val="111111"/>
-                <w:sz w:val="20"/>
-                <w:szCs w:val="20"/>
-              </w:rPr>
-              <w:t>+19.4</w:t>
-            </w:r>
-          </w:p>
-        </w:tc>
-      </w:tr>
-      <w:tr>
-        <w:tc>
-          <w:tcPr>
-            <w:tcW w:type="dxa" w:w="2239"/>
-          </w:tcPr>
-          <w:p>
-            <w:pPr>
-              <w:spacing w:before="60" w:after="60"/>
-              <w:jc w:val="left"/>
-            </w:pPr>
-            <w:r/>
-            <w:r>
-              <w:rPr>
-                <w:rFonts w:ascii="Times New Roman" w:hAnsi="Times New Roman" w:cs="Times New Roman"/>
-                <w:b w:val="0"/>
-                <w:i w:val="0"/>
-                <w:color w:val="111111"/>
-                <w:sz w:val="20"/>
-                <w:szCs w:val="20"/>
-              </w:rPr>
-              <w:t>Fanta</w:t>
-            </w:r>
-          </w:p>
-        </w:tc>
-        <w:tc>
-          <w:tcPr>
-            <w:tcW w:type="dxa" w:w="2239"/>
-          </w:tcPr>
-          <w:p>
-            <w:pPr>
-              <w:spacing w:before="60" w:after="60"/>
-              <w:jc w:val="left"/>
-            </w:pPr>
-            <w:r/>
-            <w:r>
-              <w:rPr>
-                <w:rFonts w:ascii="Times New Roman" w:hAnsi="Times New Roman" w:cs="Times New Roman"/>
-                <w:b w:val="0"/>
-                <w:i w:val="0"/>
-                <w:color w:val="111111"/>
-                <w:sz w:val="20"/>
-                <w:szCs w:val="20"/>
-              </w:rPr>
-              <w:t>88.9%</w:t>
-            </w:r>
-          </w:p>
-        </w:tc>
-        <w:tc>
-          <w:tcPr>
-            <w:tcW w:type="dxa" w:w="2239"/>
-          </w:tcPr>
-          <w:p>
-            <w:pPr>
-              <w:spacing w:before="60" w:after="60"/>
-              <w:jc w:val="left"/>
-            </w:pPr>
-            <w:r/>
-            <w:r>
-              <w:rPr>
-                <w:rFonts w:ascii="Times New Roman" w:hAnsi="Times New Roman" w:cs="Times New Roman"/>
-                <w:b w:val="0"/>
-                <w:i w:val="0"/>
-                <w:color w:val="111111"/>
-                <w:sz w:val="20"/>
-                <w:szCs w:val="20"/>
-              </w:rPr>
-              <w:t>94.4% (17/18)</w:t>
-            </w:r>
-          </w:p>
-        </w:tc>
-        <w:tc>
-          <w:tcPr>
-            <w:tcW w:type="dxa" w:w="2239"/>
-          </w:tcPr>
-          <w:p>
-            <w:pPr>
-              <w:spacing w:before="60" w:after="60"/>
-              <w:jc w:val="left"/>
-            </w:pPr>
-            <w:r/>
-            <w:r>
-              <w:rPr>
-                <w:rFonts w:ascii="Times New Roman" w:hAnsi="Times New Roman" w:cs="Times New Roman"/>
-                <w:b w:val="0"/>
-                <w:i w:val="0"/>
-                <w:color w:val="111111"/>
-                <w:sz w:val="20"/>
-                <w:szCs w:val="20"/>
-              </w:rPr>
-              <w:t>+5.5</w:t>
-            </w:r>
-          </w:p>
-        </w:tc>
-      </w:tr>
-      <w:tr>
-        <w:tc>
-          <w:tcPr>
-            <w:tcW w:type="dxa" w:w="2239"/>
-          </w:tcPr>
-          <w:p>
-            <w:pPr>
-              <w:spacing w:before="60" w:after="60"/>
-              <w:jc w:val="left"/>
-            </w:pPr>
-            <w:r/>
-            <w:r>
-              <w:rPr>
-                <w:rFonts w:ascii="Times New Roman" w:hAnsi="Times New Roman" w:cs="Times New Roman"/>
-                <w:b w:val="0"/>
-                <w:i w:val="0"/>
-                <w:color w:val="111111"/>
-                <w:sz w:val="20"/>
-                <w:szCs w:val="20"/>
-              </w:rPr>
-              <w:t>Cappy</w:t>
-            </w:r>
-          </w:p>
-        </w:tc>
-        <w:tc>
-          <w:tcPr>
-            <w:tcW w:type="dxa" w:w="2239"/>
-          </w:tcPr>
-          <w:p>
-            <w:pPr>
-              <w:spacing w:before="60" w:after="60"/>
-              <w:jc w:val="left"/>
-            </w:pPr>
-            <w:r/>
-            <w:r>
-              <w:rPr>
-                <w:rFonts w:ascii="Times New Roman" w:hAnsi="Times New Roman" w:cs="Times New Roman"/>
-                <w:b w:val="0"/>
-                <w:i w:val="0"/>
-                <w:color w:val="111111"/>
-                <w:sz w:val="20"/>
-                <w:szCs w:val="20"/>
-              </w:rPr>
-              <w:t>31.2%</w:t>
-            </w:r>
-          </w:p>
-        </w:tc>
-        <w:tc>
-          <w:tcPr>
-            <w:tcW w:type="dxa" w:w="2239"/>
-          </w:tcPr>
-          <w:p>
-            <w:pPr>
-              <w:spacing w:before="60" w:after="60"/>
-              <w:jc w:val="left"/>
-            </w:pPr>
-            <w:r/>
-            <w:r>
-              <w:rPr>
-                <w:rFonts w:ascii="Times New Roman" w:hAnsi="Times New Roman" w:cs="Times New Roman"/>
-                <w:b w:val="0"/>
-                <w:i w:val="0"/>
-                <w:color w:val="111111"/>
-                <w:sz w:val="20"/>
-                <w:szCs w:val="20"/>
-              </w:rPr>
-              <w:t>39.1% (9/23)</w:t>
-            </w:r>
-          </w:p>
-        </w:tc>
-        <w:tc>
-          <w:tcPr>
-            <w:tcW w:type="dxa" w:w="2239"/>
-          </w:tcPr>
-          <w:p>
-            <w:pPr>
-              <w:spacing w:before="60" w:after="60"/>
-              <w:jc w:val="left"/>
-            </w:pPr>
-            <w:r/>
-            <w:r>
-              <w:rPr>
-                <w:rFonts w:ascii="Times New Roman" w:hAnsi="Times New Roman" w:cs="Times New Roman"/>
-                <w:b w:val="0"/>
-                <w:i w:val="0"/>
-                <w:color w:val="111111"/>
-                <w:sz w:val="20"/>
-                <w:szCs w:val="20"/>
-              </w:rPr>
-              <w:t>+7.9</w:t>
-            </w:r>
-          </w:p>
-        </w:tc>
-      </w:tr>
-      <w:tr>
-        <w:tc>
-          <w:tcPr>
-            <w:tcW w:type="dxa" w:w="2239"/>
-          </w:tcPr>
-          <w:p>
-            <w:pPr>
-              <w:spacing w:before="60" w:after="60"/>
-              <w:jc w:val="left"/>
-            </w:pPr>
-            <w:r/>
-            <w:r>
-              <w:rPr>
-                <w:rFonts w:ascii="Times New Roman" w:hAnsi="Times New Roman" w:cs="Times New Roman"/>
-                <w:b w:val="0"/>
-                <w:i w:val="0"/>
-                <w:color w:val="111111"/>
-                <w:sz w:val="20"/>
-                <w:szCs w:val="20"/>
-              </w:rPr>
-              <w:t>Brand</w:t>
-            </w:r>
-          </w:p>
-        </w:tc>
-        <w:tc>
-          <w:tcPr>
-            <w:tcW w:type="dxa" w:w="2239"/>
-          </w:tcPr>
-          <w:p>
-            <w:pPr>
-              <w:spacing w:before="60" w:after="60"/>
-              <w:jc w:val="left"/>
-            </w:pPr>
-            <w:r/>
-            <w:r>
-              <w:rPr>
-                <w:rFonts w:ascii="Times New Roman" w:hAnsi="Times New Roman" w:cs="Times New Roman"/>
-                <w:b w:val="0"/>
-                <w:i w:val="0"/>
-                <w:color w:val="111111"/>
-                <w:sz w:val="20"/>
-                <w:szCs w:val="20"/>
-              </w:rPr>
-              <w:t>89.1%</w:t>
-            </w:r>
-          </w:p>
-        </w:tc>
-        <w:tc>
-          <w:tcPr>
-            <w:tcW w:type="dxa" w:w="2239"/>
-          </w:tcPr>
-          <w:p>
-            <w:pPr>
-              <w:spacing w:before="60" w:after="60"/>
-              <w:jc w:val="left"/>
-            </w:pPr>
-            <w:r/>
-            <w:r>
-              <w:rPr>
-                <w:rFonts w:ascii="Times New Roman" w:hAnsi="Times New Roman" w:cs="Times New Roman"/>
-                <w:b w:val="0"/>
-                <w:i w:val="0"/>
-                <w:color w:val="111111"/>
-                <w:sz w:val="20"/>
-                <w:szCs w:val="20"/>
-              </w:rPr>
-              <w:t>83.0% (39/47)</w:t>
-            </w:r>
-          </w:p>
-        </w:tc>
-        <w:tc>
-          <w:tcPr>
-            <w:tcW w:type="dxa" w:w="2239"/>
-          </w:tcPr>
-          <w:p>
-            <w:pPr>
-              <w:spacing w:before="60" w:after="60"/>
-              <w:jc w:val="left"/>
-            </w:pPr>
-            <w:r/>
-            <w:r>
-              <w:rPr>
-                <w:rFonts w:ascii="Times New Roman" w:hAnsi="Times New Roman" w:cs="Times New Roman"/>
-                <w:b w:val="0"/>
-                <w:i w:val="0"/>
-                <w:color w:val="111111"/>
-                <w:sz w:val="20"/>
-                <w:szCs w:val="20"/>
-              </w:rPr>
-              <w:t>−6.1</w:t>
-            </w:r>
-          </w:p>
-        </w:tc>
-      </w:tr>
-    </w:tbl>
-    <w:p>
-      <w:pPr>
-        <w:spacing w:after="200" w:before="0"/>
-      </w:pPr>
-    </w:p>
-    <w:p>
-      <w:pPr>
-        <w:keepNext w:val="0"/>
-        <w:spacing w:after="160" w:before="0" w:line="348" w:lineRule="auto"/>
-        <w:jc w:val="both"/>
-      </w:pPr>
-      <w:r>
-        <w:rPr>
-          <w:rFonts w:ascii="Times New Roman" w:hAnsi="Times New Roman" w:cs="Times New Roman"/>
-          <w:b w:val="0"/>
-          <w:i w:val="0"/>
-          <w:color w:val="111111"/>
-          <w:sz w:val="23"/>
-          <w:szCs w:val="23"/>
-        </w:rPr>
-        <w:t>XL's 66.7% is the clearest illustration of how fragile a per-class average can be: it means “two classes out of three”, and one of the three holds a single instance. Had that one image cleared the threshold, the figure would read 100%. A number that swings by a third on the strength of one image is volatility, not measurement. Set against that, 28 of the 29 actual products in the test set were classified correctly.</w:t>
+        <w:t>Small samples have a second effect, visible in the two recall columns of the table in Section 5.3: the per-class average weighs a class holding one instance as heavily as a class holding 24. XL's 66.7% is the clearest illustration — it means “two classes out of three”, and the third holds a single instance; had that one image cleared the threshold, the figure would read 100%. A number that swings by a third on the strength of one image is volatility, not measurement — while by the per-instance average, 28 of the 29 actual products in the test set were classified correctly (96.6%).</w:t>
       </w:r>
     </w:p>
     <w:p>
@@ -7398,43 +5732,7 @@
           <w:sz w:val="23"/>
           <w:szCs w:val="23"/>
         </w:rPr>
-        <w:t>Both averages are valid, but they answer different questions. The per-class average asks “how does the system handle the average class?”, exposing and penalising data gaps; the per-instance average asks “how does it handle the average product on a shelf?”, which is what a client actually experiences. This study reports the former because it is the more conservative, and states the latter here so the former is not misread.</w:t>
-      </w:r>
-    </w:p>
-    <w:p>
-      <w:pPr>
-        <w:keepNext w:val="0"/>
-        <w:spacing w:after="160" w:before="0" w:line="348" w:lineRule="auto"/>
-        <w:jc w:val="both"/>
-      </w:pPr>
-      <w:r>
-        <w:rPr>
-          <w:rFonts w:ascii="Times New Roman" w:hAnsi="Times New Roman" w:cs="Times New Roman"/>
-          <w:b w:val="0"/>
-          <w:i w:val="0"/>
-          <w:color w:val="111111"/>
-          <w:sz w:val="23"/>
-          <w:szCs w:val="23"/>
-        </w:rPr>
-        <w:t>Inspecting the confusion matrices at this threshold reveals a striking property: across the brand, Fanta, XL, Coca and Cappy classifiers there is not a single confusion between one class and another in the entire test set. Every error is an abstention — the model failed to reach the threshold and stayed silent — rather than a misclassification. In the brand layer, for instance: 47 instances, 39 correct, 8 abstentions, zero confusions.</w:t>
-      </w:r>
-    </w:p>
-    <w:p>
-      <w:pPr>
-        <w:keepNext w:val="0"/>
-        <w:spacing w:after="160" w:before="0" w:line="348" w:lineRule="auto"/>
-        <w:jc w:val="both"/>
-      </w:pPr>
-      <w:r>
-        <w:rPr>
-          <w:rFonts w:ascii="Times New Roman" w:hAnsi="Times New Roman" w:cs="Times New Roman"/>
-          <w:b w:val="0"/>
-          <w:i w:val="0"/>
-          <w:color w:val="111111"/>
-          <w:sz w:val="23"/>
-          <w:szCs w:val="23"/>
-        </w:rPr>
-        <w:t>This property has direct operational value: the system does not call a Coca-Cola a Sprite; it is either right or silent. An abstention is a tractable error, referred to human review and corrected there, whereas a confident misclassification propagates into the report without arousing suspicion. The sole exception is the packaging classifier, the only one that shows genuine confusion (can with plastic eight times, glass to plastic twice) and never abstains — and also the only one operating on a physical property rather than a commercial identity.</w:t>
+        <w:t>Both averages are valid, but they answer different questions. The per-class average asks “how does the system handle the average class?”, exposing and penalising data gaps; the per-instance average asks “how does it handle the average product on a shelf?”, which is what a client actually experiences. The prose of this study reports the former because it is the more conservative, and the latter is shown alongside it so the former is not misread.</w:t>
       </w:r>
     </w:p>
     <w:p>
@@ -7523,7 +5821,7 @@
           <w:sz w:val="23"/>
           <w:szCs w:val="23"/>
         </w:rPr>
-        <w:t>The conclusion is that no measured weakness in the system is attributable to the architecture or the choice of model; all of them trace back to specific, measurable data scarcity. This is a decisive practical distinction: data scarcity is addressed by targeted collection of known cost, whereas an architectural deficiency requires redesign.</w:t>
+        <w:t>The conclusion is that no measured weakness in the system is attributable to the architecture or the choice of model; all of them trace back to a specific, countable sample shortfall — and Section 9 separates which of these are genuine data scarcity and which are merely split artefacts. This is a decisive practical distinction: either kind is addressed by a procedure of known cost, whereas an architectural deficiency requires redesign.</w:t>
       </w:r>
     </w:p>
     <w:p>
@@ -7565,339 +5863,21 @@
     </w:p>
     <w:p>
       <w:pPr>
-        <w:keepNext/>
-        <w:spacing w:before="240" w:after="100"/>
-        <w:jc w:val="center"/>
+        <w:keepNext w:val="0"/>
+        <w:spacing w:after="160" w:before="0" w:line="348" w:lineRule="auto"/>
+        <w:jc w:val="both"/>
       </w:pPr>
       <w:r>
         <w:rPr>
           <w:rFonts w:ascii="Times New Roman" w:hAnsi="Times New Roman" w:cs="Times New Roman"/>
-          <w:b/>
-          <w:bCs w:val="1"/>
+          <w:b w:val="0"/>
           <w:i w:val="0"/>
-          <w:color w:val="555555"/>
-          <w:sz w:val="19"/>
-          <w:szCs w:val="19"/>
+          <w:color w:val="111111"/>
+          <w:sz w:val="23"/>
+          <w:szCs w:val="23"/>
         </w:rPr>
-        <w:t xml:space="preserve">Table 9. </w:t>
+        <w:t>The direct measurement — running both versions back to back on the same photograph through the same call path — showed processing time falling from 40.32 seconds to 14.20 seconds, a 65% reduction, with all sixty labels literally identical between the two runs on that photograph. The agreement is an acceptance condition rather than a detail: a speed-up that changes the result is a defect, not an improvement. The measurement is stated at its actual limits — one test photograph, taken when only a single classifier was connected — not as a general guarantee.</w:t>
       </w:r>
-      <w:r>
-        <w:rPr>
-          <w:rFonts w:ascii="Times New Roman" w:hAnsi="Times New Roman" w:cs="Times New Roman"/>
-          <w:b w:val="0"/>
-          <w:i/>
-          <w:iCs w:val="1"/>
-          <w:color w:val="555555"/>
-          <w:sz w:val="19"/>
-          <w:szCs w:val="19"/>
-        </w:rPr>
-        <w:t>Direct measurement, running both versions back to back on the same photograph through the same call path.</w:t>
-      </w:r>
-    </w:p>
-    <w:tbl>
-      <w:tblPr>
-        <w:tblStyle w:val="TableGrid"/>
-        <w:tblW w:type="auto" w:w="0"/>
-        <w:jc w:val="left"/>
-        <w:tblLook w:firstColumn="1" w:firstRow="1" w:lastColumn="0" w:lastRow="0" w:noHBand="0" w:noVBand="1" w:val="04A0"/>
-      </w:tblPr>
-      <w:tblGrid>
-        <w:gridCol w:w="2986"/>
-        <w:gridCol w:w="2986"/>
-        <w:gridCol w:w="2986"/>
-      </w:tblGrid>
-      <w:tr>
-        <w:tc>
-          <w:tcPr>
-            <w:tcW w:type="dxa" w:w="2986"/>
-          </w:tcPr>
-          <w:p>
-            <w:pPr>
-              <w:spacing w:before="60" w:after="60"/>
-              <w:jc w:val="left"/>
-            </w:pPr>
-            <w:r/>
-            <w:r>
-              <w:rPr>
-                <w:rFonts w:ascii="Times New Roman" w:hAnsi="Times New Roman" w:cs="Times New Roman"/>
-                <w:b/>
-                <w:bCs w:val="1"/>
-                <w:i w:val="0"/>
-                <w:color w:val="111111"/>
-                <w:sz w:val="20"/>
-                <w:szCs w:val="20"/>
-              </w:rPr>
-              <w:t>Item</w:t>
-            </w:r>
-          </w:p>
-        </w:tc>
-        <w:tc>
-          <w:tcPr>
-            <w:tcW w:type="dxa" w:w="2986"/>
-          </w:tcPr>
-          <w:p>
-            <w:pPr>
-              <w:spacing w:before="60" w:after="60"/>
-              <w:jc w:val="left"/>
-            </w:pPr>
-            <w:r/>
-            <w:r>
-              <w:rPr>
-                <w:rFonts w:ascii="Times New Roman" w:hAnsi="Times New Roman" w:cs="Times New Roman"/>
-                <w:b/>
-                <w:bCs w:val="1"/>
-                <w:i w:val="0"/>
-                <w:color w:val="111111"/>
-                <w:sz w:val="20"/>
-                <w:szCs w:val="20"/>
-              </w:rPr>
-              <w:t>Unrouted</w:t>
-            </w:r>
-          </w:p>
-        </w:tc>
-        <w:tc>
-          <w:tcPr>
-            <w:tcW w:type="dxa" w:w="2986"/>
-          </w:tcPr>
-          <w:p>
-            <w:pPr>
-              <w:spacing w:before="60" w:after="60"/>
-              <w:jc w:val="left"/>
-            </w:pPr>
-            <w:r/>
-            <w:r>
-              <w:rPr>
-                <w:rFonts w:ascii="Times New Roman" w:hAnsi="Times New Roman" w:cs="Times New Roman"/>
-                <w:b/>
-                <w:bCs w:val="1"/>
-                <w:i w:val="0"/>
-                <w:color w:val="111111"/>
-                <w:sz w:val="20"/>
-                <w:szCs w:val="20"/>
-              </w:rPr>
-              <w:t>Routed</w:t>
-            </w:r>
-          </w:p>
-        </w:tc>
-      </w:tr>
-      <w:tr>
-        <w:tc>
-          <w:tcPr>
-            <w:tcW w:type="dxa" w:w="2986"/>
-          </w:tcPr>
-          <w:p>
-            <w:pPr>
-              <w:spacing w:before="60" w:after="60"/>
-              <w:jc w:val="left"/>
-            </w:pPr>
-            <w:r/>
-            <w:r>
-              <w:rPr>
-                <w:rFonts w:ascii="Times New Roman" w:hAnsi="Times New Roman" w:cs="Times New Roman"/>
-                <w:b w:val="0"/>
-                <w:i w:val="0"/>
-                <w:color w:val="111111"/>
-                <w:sz w:val="20"/>
-                <w:szCs w:val="20"/>
-              </w:rPr>
-              <w:t>Processing time</w:t>
-            </w:r>
-          </w:p>
-        </w:tc>
-        <w:tc>
-          <w:tcPr>
-            <w:tcW w:type="dxa" w:w="2986"/>
-          </w:tcPr>
-          <w:p>
-            <w:pPr>
-              <w:spacing w:before="60" w:after="60"/>
-              <w:jc w:val="left"/>
-            </w:pPr>
-            <w:r/>
-            <w:r>
-              <w:rPr>
-                <w:rFonts w:ascii="Times New Roman" w:hAnsi="Times New Roman" w:cs="Times New Roman"/>
-                <w:b w:val="0"/>
-                <w:i w:val="0"/>
-                <w:color w:val="111111"/>
-                <w:sz w:val="20"/>
-                <w:szCs w:val="20"/>
-              </w:rPr>
-              <w:t>40.32 s</w:t>
-            </w:r>
-          </w:p>
-        </w:tc>
-        <w:tc>
-          <w:tcPr>
-            <w:tcW w:type="dxa" w:w="2986"/>
-          </w:tcPr>
-          <w:p>
-            <w:pPr>
-              <w:spacing w:before="60" w:after="60"/>
-              <w:jc w:val="left"/>
-            </w:pPr>
-            <w:r/>
-            <w:r>
-              <w:rPr>
-                <w:rFonts w:ascii="Times New Roman" w:hAnsi="Times New Roman" w:cs="Times New Roman"/>
-                <w:b w:val="0"/>
-                <w:i w:val="0"/>
-                <w:color w:val="111111"/>
-                <w:sz w:val="20"/>
-                <w:szCs w:val="20"/>
-              </w:rPr>
-              <w:t>14.20 s</w:t>
-            </w:r>
-          </w:p>
-        </w:tc>
-      </w:tr>
-      <w:tr>
-        <w:tc>
-          <w:tcPr>
-            <w:tcW w:type="dxa" w:w="2986"/>
-          </w:tcPr>
-          <w:p>
-            <w:pPr>
-              <w:spacing w:before="60" w:after="60"/>
-              <w:jc w:val="left"/>
-            </w:pPr>
-            <w:r/>
-            <w:r>
-              <w:rPr>
-                <w:rFonts w:ascii="Times New Roman" w:hAnsi="Times New Roman" w:cs="Times New Roman"/>
-                <w:b w:val="0"/>
-                <w:i w:val="0"/>
-                <w:color w:val="111111"/>
-                <w:sz w:val="20"/>
-                <w:szCs w:val="20"/>
-              </w:rPr>
-              <w:t>Reduction</w:t>
-            </w:r>
-          </w:p>
-        </w:tc>
-        <w:tc>
-          <w:tcPr>
-            <w:tcW w:type="dxa" w:w="2986"/>
-          </w:tcPr>
-          <w:p>
-            <w:pPr>
-              <w:spacing w:before="60" w:after="60"/>
-              <w:jc w:val="left"/>
-            </w:pPr>
-            <w:r/>
-            <w:r>
-              <w:rPr>
-                <w:rFonts w:ascii="Times New Roman" w:hAnsi="Times New Roman" w:cs="Times New Roman"/>
-                <w:b w:val="0"/>
-                <w:i w:val="0"/>
-                <w:color w:val="111111"/>
-                <w:sz w:val="20"/>
-                <w:szCs w:val="20"/>
-              </w:rPr>
-              <w:t>—</w:t>
-            </w:r>
-          </w:p>
-        </w:tc>
-        <w:tc>
-          <w:tcPr>
-            <w:tcW w:type="dxa" w:w="2986"/>
-          </w:tcPr>
-          <w:p>
-            <w:pPr>
-              <w:spacing w:before="60" w:after="60"/>
-              <w:jc w:val="left"/>
-            </w:pPr>
-            <w:r/>
-            <w:r>
-              <w:rPr>
-                <w:rFonts w:ascii="Times New Roman" w:hAnsi="Times New Roman" w:cs="Times New Roman"/>
-                <w:b w:val="0"/>
-                <w:i w:val="0"/>
-                <w:color w:val="111111"/>
-                <w:sz w:val="20"/>
-                <w:szCs w:val="20"/>
-              </w:rPr>
-              <w:t>65% (26.1 s)</w:t>
-            </w:r>
-          </w:p>
-        </w:tc>
-      </w:tr>
-      <w:tr>
-        <w:tc>
-          <w:tcPr>
-            <w:tcW w:type="dxa" w:w="2986"/>
-          </w:tcPr>
-          <w:p>
-            <w:pPr>
-              <w:spacing w:before="60" w:after="60"/>
-              <w:jc w:val="left"/>
-            </w:pPr>
-            <w:r/>
-            <w:r>
-              <w:rPr>
-                <w:rFonts w:ascii="Times New Roman" w:hAnsi="Times New Roman" w:cs="Times New Roman"/>
-                <w:b w:val="0"/>
-                <w:i w:val="0"/>
-                <w:color w:val="111111"/>
-                <w:sz w:val="20"/>
-                <w:szCs w:val="20"/>
-              </w:rPr>
-              <w:t>Output agreement</w:t>
-            </w:r>
-          </w:p>
-        </w:tc>
-        <w:tc>
-          <w:tcPr>
-            <w:tcW w:type="dxa" w:w="2986"/>
-          </w:tcPr>
-          <w:p>
-            <w:pPr>
-              <w:spacing w:before="60" w:after="60"/>
-              <w:jc w:val="left"/>
-            </w:pPr>
-            <w:r/>
-            <w:r>
-              <w:rPr>
-                <w:rFonts w:ascii="Times New Roman" w:hAnsi="Times New Roman" w:cs="Times New Roman"/>
-                <w:b w:val="0"/>
-                <w:i w:val="0"/>
-                <w:color w:val="111111"/>
-                <w:sz w:val="20"/>
-                <w:szCs w:val="20"/>
-              </w:rPr>
-              <w:t>—</w:t>
-            </w:r>
-          </w:p>
-        </w:tc>
-        <w:tc>
-          <w:tcPr>
-            <w:tcW w:type="dxa" w:w="2986"/>
-          </w:tcPr>
-          <w:p>
-            <w:pPr>
-              <w:spacing w:before="60" w:after="60"/>
-              <w:jc w:val="left"/>
-            </w:pPr>
-            <w:r/>
-            <w:r>
-              <w:rPr>
-                <w:rFonts w:ascii="Times New Roman" w:hAnsi="Times New Roman" w:cs="Times New Roman"/>
-                <w:b w:val="0"/>
-                <w:i w:val="0"/>
-                <w:color w:val="111111"/>
-                <w:sz w:val="20"/>
-                <w:szCs w:val="20"/>
-              </w:rPr>
-              <w:t>identical</w:t>
-            </w:r>
-          </w:p>
-        </w:tc>
-      </w:tr>
-    </w:tbl>
-    <w:p>
-      <w:pPr>
-        <w:spacing w:after="200" w:before="0"/>
-      </w:pPr>
     </w:p>
     <w:p>
       <w:pPr>
@@ -7914,7 +5894,7 @@
           <w:sz w:val="23"/>
           <w:szCs w:val="23"/>
         </w:rPr>
-        <w:t>Identical output is an essential condition rather than a detail: a speed-up that changes the result is a defect, not an improvement.</w:t>
+        <w:t>Routing, however, is today no longer merely a performance optimisation but a correctness requirement. Once every classifier was set to always return its top-1 guess (Section 7 explains why), each variant classifier produces an answer for any region it receives — so running all four classifiers unrouted would let the merge step pick up the Fanta classifier's guess on a Sprite crop. The unrouted design is no longer a slower alternative; it is a wrong one.</w:t>
       </w:r>
     </w:p>
     <w:p>
@@ -8059,7 +6039,7 @@
           <w:sz w:val="19"/>
           <w:szCs w:val="19"/>
         </w:rPr>
-        <w:t xml:space="preserve">Table 10. </w:t>
+        <w:t xml:space="preserve">Table 8. </w:t>
       </w:r>
       <w:r>
         <w:rPr>
@@ -9168,7 +7148,7 @@
           <w:sz w:val="19"/>
           <w:szCs w:val="19"/>
         </w:rPr>
-        <w:t xml:space="preserve">Table 11. </w:t>
+        <w:t xml:space="preserve">Table 9. </w:t>
       </w:r>
       <w:r>
         <w:rPr>
@@ -10060,61 +8040,7 @@
           <w:sz w:val="23"/>
           <w:szCs w:val="23"/>
         </w:rPr>
-        <w:t>2. From this follows an essential distinction between two kinds of weakness that had been conflated under the single description of “data scarcity”:</w:t>
-      </w:r>
-    </w:p>
-    <w:p>
-      <w:pPr>
-        <w:keepNext w:val="0"/>
-        <w:spacing w:after="160" w:before="0" w:line="348" w:lineRule="auto"/>
-        <w:jc w:val="both"/>
-      </w:pPr>
-      <w:r>
-        <w:rPr>
-          <w:rFonts w:ascii="Times New Roman" w:hAnsi="Times New Roman" w:cs="Times New Roman"/>
-          <w:b w:val="0"/>
-          <w:i w:val="0"/>
-          <w:color w:val="111111"/>
-          <w:sz w:val="23"/>
-          <w:szCs w:val="23"/>
-        </w:rPr>
-        <w:t>The first is a split deficiency rather than a data one: sprite, fanta at brand level, xl-red. The data exists in full within the project, but the split withheld it from the test set. The remedy needs no photography and no new data — only regenerating a version with a balanced split and retraining, a matter of minutes of computation, currently blocked solely on the availability of training credits.</w:t>
-      </w:r>
-    </w:p>
-    <w:p>
-      <w:pPr>
-        <w:keepNext w:val="0"/>
-        <w:spacing w:after="160" w:before="0" w:line="348" w:lineRule="auto"/>
-        <w:jc w:val="both"/>
-      </w:pPr>
-      <w:r>
-        <w:rPr>
-          <w:rFonts w:ascii="Times New Roman" w:hAnsi="Times New Roman" w:cs="Times New Roman"/>
-          <w:b w:val="0"/>
-          <w:i w:val="0"/>
-          <w:color w:val="111111"/>
-          <w:sz w:val="23"/>
-          <w:szCs w:val="23"/>
-        </w:rPr>
-        <w:t>The second is genuine data scarcity: coca-diet (5 source images), glass (25 images in the whole corpus, 3 of them in test), the thin Cappy flavours, and pepsi (unrepresented in both the detector and the classifier). No split and no retraining produces these; only field photography does.</w:t>
-      </w:r>
-    </w:p>
-    <w:p>
-      <w:pPr>
-        <w:keepNext w:val="0"/>
-        <w:spacing w:after="160" w:before="0" w:line="348" w:lineRule="auto"/>
-        <w:jc w:val="both"/>
-      </w:pPr>
-      <w:r>
-        <w:rPr>
-          <w:rFonts w:ascii="Times New Roman" w:hAnsi="Times New Roman" w:cs="Times New Roman"/>
-          <w:b w:val="0"/>
-          <w:i w:val="0"/>
-          <w:color w:val="111111"/>
-          <w:sz w:val="23"/>
-          <w:szCs w:val="23"/>
-        </w:rPr>
-        <w:t>Conflating the two inflates the apparent size of the work outstanding: a substantial part of what looks like a data gap is in fact a procedural one, closable by a single retraining run.</w:t>
+        <w:t>2. From this follows an essential distinction between two kinds of weakness that had been conflated under the single description of “data scarcity”. The first is a split deficiency rather than a data one (sprite, fanta at brand level, xl-red): the data exists in full within the project but the split withheld it from the test set, and the remedy is regenerating a version with a balanced split and retraining — minutes of computation, blocked solely on training credits. The second is genuine scarcity (coca-diet with 5 source images, glass with 25 images in the whole corpus, the thin Cappy flavours, and pepsi, unrepresented in detector and classifier alike): no split and no retraining produces these — only field photography does. Conflating the two inflates the apparent size of the work outstanding, since a substantial part of what looks like a data gap is a procedural one, closable by a single retraining run.</w:t>
       </w:r>
     </w:p>
     <w:p>
@@ -10186,7 +8112,7 @@
           <w:sz w:val="23"/>
           <w:szCs w:val="23"/>
         </w:rPr>
-        <w:t>“End to end” means treating the whole system as a single black box: it is given a shelf photograph it has never seen, and its final output — the complete compound label for every product — is compared against a human labelling of that same photograph. What Section 5 measured is the performance of each layer in isolation, which is a different thing.</w:t>
+        <w:t>“End to end” means treating the whole system as a single black box: it is given a shelf photograph it has never seen, and its final output — the complete compound label for every product — is compared against a human labelling of the same photograph; Section 5 instead measured each layer in isolation. The difference matters for two reasons: the accuracy of a chain is a product rather than an average (three steps at 90% each yield roughly 73%), and each layer was measured on clean, manually labelled input while in production it receives the previous layer's output — a crop that may be shifted, clipped, or occluded. The brand layer's 100% answers “how often is it right on ideal crops?”, not “how often is it right on our detector's crops?”.</w:t>
       </w:r>
     </w:p>
     <w:p>
@@ -10204,25 +8130,7 @@
           <w:sz w:val="23"/>
           <w:szCs w:val="23"/>
         </w:rPr>
-        <w:t>The difference matters for two reasons. First, the accuracy of a chain is a product rather than an average: for a bottle to reach its correct label the detector must find it, then the brand layer must be right, then the variant classifier must be right — and three steps at 90% each yield roughly 73%, not 90%. Second, and more subtly, each layer was measured on clean, manually labelled input, whereas in production it receives the previous layer's output: a crop that may be shifted, clipped at the edge, or partly occluded. The brand layer's 100% answers the question “how often is it right on ideal crops?”, not “how often is it right on our detector's crops?”.</w:t>
-      </w:r>
-    </w:p>
-    <w:p>
-      <w:pPr>
-        <w:keepNext w:val="0"/>
-        <w:spacing w:after="160" w:before="0" w:line="348" w:lineRule="auto"/>
-        <w:jc w:val="both"/>
-      </w:pPr>
-      <w:r>
-        <w:rPr>
-          <w:rFonts w:ascii="Times New Roman" w:hAnsi="Times New Roman" w:cs="Times New Roman"/>
-          <w:b w:val="0"/>
-          <w:i w:val="0"/>
-          <w:color w:val="111111"/>
-          <w:sz w:val="23"/>
-          <w:szCs w:val="23"/>
-        </w:rPr>
-        <w:t>The distinction is practical rather than theoretical: the only figure that may honestly be given to a client is the end-to-end one, and it will necessarily be lower than every figure in Section 5. The cost of closing this gap is not computational but human — fully labelling thirty to fifty shelf photographs by hand, with no training and no credits required.</w:t>
+        <w:t>The distinction is practical rather than theoretical: the only figure that may honestly be given to a client is the end-to-end one, and it will necessarily be lower than every figure in Section 5. The cost of closing the gap is human rather than computational — fully labelling thirty to fifty shelf photographs by hand, with no training and no credits required.</w:t>
       </w:r>
     </w:p>
     <w:p>
@@ -10296,25 +8204,7 @@
           <w:sz w:val="23"/>
           <w:szCs w:val="23"/>
         </w:rPr>
-        <w:t>Next, an end-to-end evaluation on a manually labelled test set, to measure error accumulation across the chain (Limitation 5) — scientifically the highest-priority item, and one that needs no credits at all. Then re-evaluating both detectors under a unified preprocessing pipeline, to close Limitation 3. Then harvesting the first batch of active-learning data, reviewing it, and retraining on it — the first practical test of whether the loop described in Section 6 closes.</w:t>
-      </w:r>
-    </w:p>
-    <w:p>
-      <w:pPr>
-        <w:keepNext w:val="0"/>
-        <w:spacing w:after="160" w:before="0" w:line="348" w:lineRule="auto"/>
-        <w:jc w:val="both"/>
-      </w:pPr>
-      <w:r>
-        <w:rPr>
-          <w:rFonts w:ascii="Times New Roman" w:hAnsi="Times New Roman" w:cs="Times New Roman"/>
-          <w:b w:val="0"/>
-          <w:i w:val="0"/>
-          <w:color w:val="111111"/>
-          <w:sz w:val="23"/>
-          <w:szCs w:val="23"/>
-        </w:rPr>
-        <w:t>Throughout the above, a stratified split guaranteeing each class a minimum test share is preferable to the random splitting that produced the situation described in Limitation 1 — because randomness applied to an unbalanced set leaves small classes unrepresented by probability alone.</w:t>
+        <w:t>Next, an end-to-end evaluation on a manually labelled test set, to measure error accumulation across the chain (Limitation 5) — scientifically the highest-priority item, and one that needs no credits at all. Then re-evaluating both detectors under a unified preprocessing pipeline, to close Limitation 3. Then harvesting the first batch of active-learning data, reviewing it, and retraining on it — the first practical test of whether the loop described in Section 6 closes. Every future split should be stratified, guaranteeing each class a minimum test share — randomness applied to an unbalanced set is what produced the situation of Limitation 1 in the first place.</w:t>
       </w:r>
     </w:p>
     <w:p>
@@ -10369,25 +8259,7 @@
           <w:sz w:val="23"/>
           <w:szCs w:val="23"/>
         </w:rPr>
-        <w:t>The first step is not technical but investigative: establishing whether size is ambiguous in this market at all — since many combinations (brand + variant + package type) may be sold in only one size, in which case size can be looked up from a reference table rather than inferred visually. This is a cheap step that may eliminate most of the hard cases before anything is built.</w:t>
-      </w:r>
-    </w:p>
-    <w:p>
-      <w:pPr>
-        <w:keepNext w:val="0"/>
-        <w:spacing w:after="160" w:before="0" w:line="348" w:lineRule="auto"/>
-        <w:jc w:val="both"/>
-      </w:pPr>
-      <w:r>
-        <w:rPr>
-          <w:rFonts w:ascii="Times New Roman" w:hAnsi="Times New Roman" w:cs="Times New Roman"/>
-          <w:b w:val="0"/>
-          <w:i w:val="0"/>
-          <w:color w:val="111111"/>
-          <w:sz w:val="23"/>
-          <w:szCs w:val="23"/>
-        </w:rPr>
-        <w:t>For the ambiguous cases that remain, the candidate approach is geometric comparison against a reference object of known size in the same image, falling back to a visual size classifier if the former proves inadequate. Both require a validation set before they can be trusted.</w:t>
+        <w:t>The first step is not technical but investigative: establishing whether size is ambiguous in this market at all — since many combinations (brand + variant + package type) may be sold in only one size, in which case size can be looked up from a reference table rather than inferred visually, a cheap step that may eliminate most of the hard cases before anything is built. For the ambiguous cases that remain, the candidate approach is geometric comparison against a reference object of known size in the same image, falling back to a visual size classifier if that proves inadequate — and either requires a validation set before it can be trusted.</w:t>
       </w:r>
     </w:p>
     <w:p>
@@ -10443,7 +8315,7 @@
           <w:sz w:val="19"/>
           <w:szCs w:val="19"/>
         </w:rPr>
-        <w:t xml:space="preserve">Table 12. </w:t>
+        <w:t xml:space="preserve">Table 10. </w:t>
       </w:r>
       <w:r>
         <w:rPr>
@@ -11118,7 +8990,7 @@
           <w:sz w:val="23"/>
           <w:szCs w:val="23"/>
         </w:rPr>
-        <w:t>Second, the shape of growth deserves measurement as much as accuracy does. The difference between O(N×K) and O(N) does not show up in a single image, but it determines whether the system remains practical after ten brands or collapses under its own weight.</w:t>
+        <w:t>Second, the shape of growth deserves measurement as much as accuracy does. The difference between O(N×K) and O(N) does not show up in a single image, but it determines whether the system remains practical after ten brands or collapses under its own weight. The marginal cost of catalogue expansion — roughly four minutes of GPU time, measured four times — is the practical translation of that gain, and is the commercially decisive metric rather than any individual model's accuracy.</w:t>
       </w:r>
     </w:p>
     <w:p>
@@ -11136,25 +9008,7 @@
           <w:sz w:val="23"/>
           <w:szCs w:val="23"/>
         </w:rPr>
-        <w:t>Third, the marginal cost of catalogue expansion — roughly four minutes of GPU time, measured four times — is the practical translation of the architectural gain, and is the commercially decisive metric rather than any individual model's accuracy.</w:t>
-      </w:r>
-    </w:p>
-    <w:p>
-      <w:pPr>
-        <w:keepNext w:val="0"/>
-        <w:spacing w:after="160" w:before="0" w:line="348" w:lineRule="auto"/>
-        <w:jc w:val="both"/>
-      </w:pPr>
-      <w:r>
-        <w:rPr>
-          <w:rFonts w:ascii="Times New Roman" w:hAnsi="Times New Roman" w:cs="Times New Roman"/>
-          <w:b w:val="0"/>
-          <w:i w:val="0"/>
-          <w:color w:val="111111"/>
-          <w:sz w:val="23"/>
-          <w:szCs w:val="23"/>
-        </w:rPr>
-        <w:t>Fourth, data quality bounds the ceiling of any architecture. This is now measured rather than inferred: every individual weakness traces to specific, countable data scarcity, and none traces to a flaw in the design. The most important item in the next phase is therefore not an engineering one at all, but a photography round.</w:t>
+        <w:t>Third, data quality — and the quality of its measurement — bounds the ceiling of any architecture. This is now measured rather than inferred: every individual weakness traces to a countable sample shortfall, part genuine photography scarcity and part a split artefact repairable by retraining, and none traces to a flaw in the design. The two most important items in the next phase are therefore fixing the splits and a photography round — not an engineering item.</w:t>
       </w:r>
     </w:p>
     <w:p>
